--- a/ЛР2УПОС.docx
+++ b/ЛР2УПОС.docx
@@ -295,13 +295,8 @@
         <w:t>Преподаватель:</w:t>
       </w:r>
       <w:r>
-        <w:t xml:space="preserve"> Фролов </w:t>
-      </w:r>
-      <w:proofErr w:type="gramStart"/>
-      <w:r>
-        <w:t>Д.А.</w:t>
-      </w:r>
-      <w:proofErr w:type="gramEnd"/>
+        <w:t xml:space="preserve"> Фролов Д.А.</w:t>
+      </w:r>
     </w:p>
     <w:p>
       <w:pPr>
@@ -397,12 +392,16 @@
         <w:rPr>
           <w:b/>
           <w:bCs/>
+          <w:sz w:val="28"/>
+          <w:szCs w:val="28"/>
         </w:rPr>
       </w:pPr>
       <w:r>
         <w:rPr>
           <w:b/>
           <w:bCs/>
+          <w:sz w:val="28"/>
+          <w:szCs w:val="28"/>
         </w:rPr>
         <w:lastRenderedPageBreak/>
         <w:t>ЦЕЛЬ РАБОТЫ</w:t>
@@ -672,24 +671,14 @@
       <w:r>
         <w:t xml:space="preserve">Рисунок </w:t>
       </w:r>
-      <w:r>
-        <w:fldChar w:fldCharType="begin"/>
-      </w:r>
-      <w:r>
-        <w:instrText xml:space="preserve"> SEQ Рисунок \* ARABIC </w:instrText>
-      </w:r>
-      <w:r>
-        <w:fldChar w:fldCharType="separate"/>
-      </w:r>
-      <w:r>
-        <w:rPr>
-          <w:noProof/>
-        </w:rPr>
-        <w:t>1</w:t>
-      </w:r>
-      <w:r>
-        <w:fldChar w:fldCharType="end"/>
-      </w:r>
+      <w:fldSimple w:instr=" SEQ Рисунок \* ARABIC ">
+        <w:r>
+          <w:rPr>
+            <w:noProof/>
+          </w:rPr>
+          <w:t>1</w:t>
+        </w:r>
+      </w:fldSimple>
       <w:r>
         <w:t xml:space="preserve"> – Система </w:t>
       </w:r>
@@ -1363,24 +1352,14 @@
       <w:r>
         <w:t xml:space="preserve">Рисунок </w:t>
       </w:r>
-      <w:r>
-        <w:fldChar w:fldCharType="begin"/>
-      </w:r>
-      <w:r>
-        <w:instrText xml:space="preserve"> SEQ Рисунок \* ARABIC </w:instrText>
-      </w:r>
-      <w:r>
-        <w:fldChar w:fldCharType="separate"/>
-      </w:r>
-      <w:r>
-        <w:rPr>
-          <w:noProof/>
-        </w:rPr>
-        <w:t>2</w:t>
-      </w:r>
-      <w:r>
-        <w:fldChar w:fldCharType="end"/>
-      </w:r>
+      <w:fldSimple w:instr=" SEQ Рисунок \* ARABIC ">
+        <w:r>
+          <w:rPr>
+            <w:noProof/>
+          </w:rPr>
+          <w:t>2</w:t>
+        </w:r>
+      </w:fldSimple>
       <w:r>
         <w:t xml:space="preserve"> </w:t>
       </w:r>
@@ -1542,14 +1521,7 @@
                   <w:rFonts w:ascii="Cambria Math" w:hAnsi="Cambria Math"/>
                   <w:lang w:val="en-US"/>
                 </w:rPr>
-                <m:t>=</m:t>
-              </m:r>
-              <m:r>
-                <w:rPr>
-                  <w:rFonts w:ascii="Cambria Math" w:hAnsi="Cambria Math"/>
-                  <w:lang w:val="en-US"/>
-                </w:rPr>
-                <m:t>10</m:t>
+                <m:t>=10</m:t>
               </m:r>
             </m:e>
             <m:sup>
@@ -2488,14 +2460,7 @@
                   <w:rFonts w:ascii="Cambria Math" w:hAnsi="Cambria Math"/>
                   <w:lang w:val="en-US"/>
                 </w:rPr>
-                <m:t>150.48</m:t>
-              </m:r>
-              <m:r>
-                <w:rPr>
-                  <w:rFonts w:ascii="Cambria Math" w:hAnsi="Cambria Math"/>
-                  <w:lang w:val="en-US"/>
-                </w:rPr>
-                <m:t>∙50</m:t>
+                <m:t>150.48∙50</m:t>
               </m:r>
               <m:ctrlPr>
                 <w:rPr>
@@ -2518,14 +2483,7 @@
                   <w:rFonts w:ascii="Cambria Math" w:eastAsiaTheme="minorEastAsia" w:hAnsi="Cambria Math"/>
                   <w:lang w:val="en-US"/>
                 </w:rPr>
-                <m:t>+</m:t>
-              </m:r>
-              <m:r>
-                <w:rPr>
-                  <w:rFonts w:ascii="Cambria Math" w:eastAsiaTheme="minorEastAsia" w:hAnsi="Cambria Math"/>
-                  <w:lang w:val="en-US"/>
-                </w:rPr>
-                <m:t>50</m:t>
+                <m:t>+50</m:t>
               </m:r>
             </m:den>
           </m:f>
@@ -2550,7 +2508,6 @@
         <w:ind w:firstLine="708"/>
         <w:rPr>
           <w:rFonts w:eastAsiaTheme="minorEastAsia"/>
-          <w:lang w:val="en-US"/>
         </w:rPr>
       </w:pPr>
       <w:r>
@@ -3145,21 +3102,7 @@
           <w:rFonts w:eastAsiaTheme="minorEastAsia"/>
           <w:iCs/>
         </w:rPr>
-        <w:t xml:space="preserve"> Ом</w:t>
-      </w:r>
-      <w:r>
-        <w:rPr>
-          <w:rFonts w:eastAsiaTheme="minorEastAsia"/>
-          <w:iCs/>
-        </w:rPr>
-        <w:t xml:space="preserve">, </w:t>
-      </w:r>
-      <w:r>
-        <w:rPr>
-          <w:rFonts w:eastAsiaTheme="minorEastAsia"/>
-          <w:iCs/>
-        </w:rPr>
-        <w:t>для начала рассчитаем входное сопротивление П-образного аттенюатора:</w:t>
+        <w:t xml:space="preserve"> Ом, для начала рассчитаем входное сопротивление П-образного аттенюатора:</w:t>
       </w:r>
     </w:p>
     <w:p>
@@ -3402,14 +3345,7 @@
                   <w:rFonts w:ascii="Cambria Math" w:hAnsi="Cambria Math"/>
                   <w:lang w:val="en-US"/>
                 </w:rPr>
-                <m:t>150.48∙</m:t>
-              </m:r>
-              <m:r>
-                <w:rPr>
-                  <w:rFonts w:ascii="Cambria Math" w:hAnsi="Cambria Math"/>
-                  <w:lang w:val="en-US"/>
-                </w:rPr>
-                <m:t>25</m:t>
+                <m:t>150.48∙25</m:t>
               </m:r>
               <m:ctrlPr>
                 <w:rPr>
@@ -3432,14 +3368,7 @@
                   <w:rFonts w:ascii="Cambria Math" w:eastAsiaTheme="minorEastAsia" w:hAnsi="Cambria Math"/>
                   <w:lang w:val="en-US"/>
                 </w:rPr>
-                <m:t>+</m:t>
-              </m:r>
-              <m:r>
-                <w:rPr>
-                  <w:rFonts w:ascii="Cambria Math" w:eastAsiaTheme="minorEastAsia" w:hAnsi="Cambria Math"/>
-                  <w:lang w:val="en-US"/>
-                </w:rPr>
-                <m:t>25</m:t>
+                <m:t>+25</m:t>
               </m:r>
             </m:den>
           </m:f>
@@ -3448,35 +3377,7 @@
               <w:rFonts w:ascii="Cambria Math" w:eastAsiaTheme="minorEastAsia" w:hAnsi="Cambria Math"/>
               <w:lang w:val="en-US"/>
             </w:rPr>
-            <m:t>=</m:t>
-          </m:r>
-          <m:r>
-            <w:rPr>
-              <w:rFonts w:ascii="Cambria Math" w:eastAsiaTheme="minorEastAsia" w:hAnsi="Cambria Math"/>
-              <w:lang w:val="en-US"/>
-            </w:rPr>
-            <m:t>21</m:t>
-          </m:r>
-          <m:r>
-            <w:rPr>
-              <w:rFonts w:ascii="Cambria Math" w:eastAsiaTheme="minorEastAsia" w:hAnsi="Cambria Math"/>
-              <w:lang w:val="en-US"/>
-            </w:rPr>
-            <m:t>.</m:t>
-          </m:r>
-          <m:r>
-            <w:rPr>
-              <w:rFonts w:ascii="Cambria Math" w:eastAsiaTheme="minorEastAsia" w:hAnsi="Cambria Math"/>
-              <w:lang w:val="en-US"/>
-            </w:rPr>
-            <m:t>44</m:t>
-          </m:r>
-          <m:r>
-            <w:rPr>
-              <w:rFonts w:ascii="Cambria Math" w:eastAsiaTheme="minorEastAsia" w:hAnsi="Cambria Math"/>
-              <w:lang w:val="en-US"/>
-            </w:rPr>
-            <m:t xml:space="preserve"> </m:t>
+            <m:t xml:space="preserve">=21.44 </m:t>
           </m:r>
           <m:r>
             <w:rPr>
@@ -3678,13 +3579,7 @@
             <w:rPr>
               <w:rFonts w:ascii="Cambria Math" w:eastAsiaTheme="minorEastAsia" w:hAnsi="Cambria Math"/>
             </w:rPr>
-            <m:t>=</m:t>
-          </m:r>
-          <m:r>
-            <w:rPr>
-              <w:rFonts w:ascii="Cambria Math" w:eastAsiaTheme="minorEastAsia" w:hAnsi="Cambria Math"/>
-            </w:rPr>
-            <m:t>5</m:t>
+            <m:t>=5</m:t>
           </m:r>
           <m:r>
             <w:rPr>
@@ -3839,21 +3734,7 @@
               <w:rFonts w:ascii="Cambria Math" w:eastAsiaTheme="minorEastAsia" w:hAnsi="Cambria Math"/>
               <w:lang w:val="en-US"/>
             </w:rPr>
-            <m:t>=</m:t>
-          </m:r>
-          <m:r>
-            <w:rPr>
-              <w:rFonts w:ascii="Cambria Math" w:eastAsiaTheme="minorEastAsia" w:hAnsi="Cambria Math"/>
-              <w:lang w:val="en-US"/>
-            </w:rPr>
-            <m:t>42.27</m:t>
-          </m:r>
-          <m:r>
-            <w:rPr>
-              <w:rFonts w:ascii="Cambria Math" w:eastAsiaTheme="minorEastAsia" w:hAnsi="Cambria Math"/>
-              <w:lang w:val="en-US"/>
-            </w:rPr>
-            <m:t xml:space="preserve"> </m:t>
+            <m:t xml:space="preserve">=42.27 </m:t>
           </m:r>
           <m:r>
             <w:rPr>
@@ -4093,14 +3974,7 @@
               <w:rFonts w:ascii="Cambria Math" w:hAnsi="Cambria Math"/>
               <w:lang w:val="en-US"/>
             </w:rPr>
-            <m:t>=</m:t>
-          </m:r>
-          <m:r>
-            <w:rPr>
-              <w:rFonts w:ascii="Cambria Math" w:hAnsi="Cambria Math"/>
-              <w:lang w:val="en-US"/>
-            </w:rPr>
-            <m:t>-0.08373</m:t>
+            <m:t>=-0.08373</m:t>
           </m:r>
         </m:oMath>
       </m:oMathPara>
@@ -4126,6 +4000,9 @@
         <w:pStyle w:val="af0"/>
       </w:pPr>
       <w:r>
+        <w:rPr>
+          <w:noProof/>
+        </w:rPr>
         <w:drawing>
           <wp:inline distT="0" distB="0" distL="0" distR="0" wp14:anchorId="23E6E7CB" wp14:editId="3CC10A34">
             <wp:extent cx="5144494" cy="2453529"/>
@@ -4174,28 +4051,15 @@
       <w:r>
         <w:t xml:space="preserve">Рисунок </w:t>
       </w:r>
-      <w:r>
-        <w:fldChar w:fldCharType="begin"/>
-      </w:r>
-      <w:r>
-        <w:instrText xml:space="preserve"> SEQ Рисунок \* ARABIC </w:instrText>
-      </w:r>
-      <w:r>
-        <w:fldChar w:fldCharType="separate"/>
-      </w:r>
-      <w:r>
-        <w:rPr>
-          <w:noProof/>
-        </w:rPr>
-        <w:t>3</w:t>
-      </w:r>
-      <w:r>
-        <w:fldChar w:fldCharType="end"/>
-      </w:r>
-      <w:r>
-        <w:rPr>
-          <w:lang w:val="en-US"/>
-        </w:rPr>
+      <w:fldSimple w:instr=" SEQ Рисунок \* ARABIC ">
+        <w:r>
+          <w:rPr>
+            <w:noProof/>
+          </w:rPr>
+          <w:t>3</w:t>
+        </w:r>
+      </w:fldSimple>
+      <w:r>
         <w:t xml:space="preserve"> - </w:t>
       </w:r>
       <w:r>
@@ -4495,21 +4359,7 @@
                   <w:rFonts w:ascii="Cambria Math" w:hAnsi="Cambria Math"/>
                   <w:lang w:val="en-US"/>
                 </w:rPr>
-                <m:t>K</m:t>
-              </m:r>
-              <m:r>
-                <w:rPr>
-                  <w:rFonts w:ascii="Cambria Math" w:hAnsi="Cambria Math"/>
-                  <w:lang w:val="en-US"/>
-                </w:rPr>
-                <m:t>-</m:t>
-              </m:r>
-              <m:r>
-                <w:rPr>
-                  <w:rFonts w:ascii="Cambria Math" w:hAnsi="Cambria Math"/>
-                  <w:lang w:val="en-US"/>
-                </w:rPr>
-                <m:t>1</m:t>
+                <m:t>K-1</m:t>
               </m:r>
             </m:num>
             <m:den>
@@ -4518,21 +4368,7 @@
                   <w:rFonts w:ascii="Cambria Math" w:hAnsi="Cambria Math"/>
                   <w:lang w:val="en-US"/>
                 </w:rPr>
-                <m:t>K</m:t>
-              </m:r>
-              <m:r>
-                <w:rPr>
-                  <w:rFonts w:ascii="Cambria Math" w:hAnsi="Cambria Math"/>
-                  <w:lang w:val="en-US"/>
-                </w:rPr>
-                <m:t>+</m:t>
-              </m:r>
-              <m:r>
-                <w:rPr>
-                  <w:rFonts w:ascii="Cambria Math" w:hAnsi="Cambria Math"/>
-                  <w:lang w:val="en-US"/>
-                </w:rPr>
-                <m:t>1</m:t>
+                <m:t>K+1</m:t>
               </m:r>
             </m:den>
           </m:f>
@@ -4559,21 +4395,7 @@
                   <w:rFonts w:ascii="Cambria Math" w:hAnsi="Cambria Math"/>
                   <w:lang w:val="en-US"/>
                 </w:rPr>
-                <m:t>1.995</m:t>
-              </m:r>
-              <m:r>
-                <w:rPr>
-                  <w:rFonts w:ascii="Cambria Math" w:hAnsi="Cambria Math"/>
-                  <w:lang w:val="en-US"/>
-                </w:rPr>
-                <m:t>-</m:t>
-              </m:r>
-              <m:r>
-                <w:rPr>
-                  <w:rFonts w:ascii="Cambria Math" w:hAnsi="Cambria Math"/>
-                  <w:lang w:val="en-US"/>
-                </w:rPr>
-                <m:t>1</m:t>
+                <m:t>1.995-1</m:t>
               </m:r>
             </m:num>
             <m:den>
@@ -4582,21 +4404,7 @@
                   <w:rFonts w:ascii="Cambria Math" w:hAnsi="Cambria Math"/>
                   <w:lang w:val="en-US"/>
                 </w:rPr>
-                <m:t>1.995</m:t>
-              </m:r>
-              <m:r>
-                <w:rPr>
-                  <w:rFonts w:ascii="Cambria Math" w:hAnsi="Cambria Math"/>
-                  <w:lang w:val="en-US"/>
-                </w:rPr>
-                <m:t>+</m:t>
-              </m:r>
-              <m:r>
-                <w:rPr>
-                  <w:rFonts w:ascii="Cambria Math" w:hAnsi="Cambria Math"/>
-                  <w:lang w:val="en-US"/>
-                </w:rPr>
-                <m:t>1</m:t>
+                <m:t>1.995+1</m:t>
               </m:r>
             </m:den>
           </m:f>
@@ -4605,14 +4413,7 @@
               <w:rFonts w:ascii="Cambria Math" w:hAnsi="Cambria Math"/>
               <w:lang w:val="en-US"/>
             </w:rPr>
-            <m:t>=</m:t>
-          </m:r>
-          <m:r>
-            <w:rPr>
-              <w:rFonts w:ascii="Cambria Math" w:hAnsi="Cambria Math"/>
-              <w:lang w:val="en-US"/>
-            </w:rPr>
-            <m:t>1</m:t>
+            <m:t>=1</m:t>
           </m:r>
           <m:r>
             <w:rPr>
@@ -4805,14 +4606,7 @@
                   <w:rFonts w:ascii="Cambria Math" w:hAnsi="Cambria Math"/>
                   <w:lang w:val="en-US"/>
                 </w:rPr>
-                <m:t>0∙</m:t>
-              </m:r>
-              <m:r>
-                <w:rPr>
-                  <w:rFonts w:ascii="Cambria Math" w:hAnsi="Cambria Math"/>
-                  <w:lang w:val="en-US"/>
-                </w:rPr>
-                <m:t>1.995</m:t>
+                <m:t>0∙1.995</m:t>
               </m:r>
             </m:num>
             <m:den>
@@ -4871,28 +4665,7 @@
               <w:rFonts w:ascii="Cambria Math" w:hAnsi="Cambria Math"/>
               <w:lang w:val="en-US"/>
             </w:rPr>
-            <m:t>66</m:t>
-          </m:r>
-          <m:r>
-            <w:rPr>
-              <w:rFonts w:ascii="Cambria Math" w:hAnsi="Cambria Math"/>
-              <w:lang w:val="en-US"/>
-            </w:rPr>
-            <m:t>.</m:t>
-          </m:r>
-          <m:r>
-            <w:rPr>
-              <w:rFonts w:ascii="Cambria Math" w:hAnsi="Cambria Math"/>
-              <w:lang w:val="en-US"/>
-            </w:rPr>
-            <m:t>93</m:t>
-          </m:r>
-          <m:r>
-            <w:rPr>
-              <w:rFonts w:ascii="Cambria Math" w:hAnsi="Cambria Math"/>
-              <w:lang w:val="en-US"/>
-            </w:rPr>
-            <m:t xml:space="preserve"> </m:t>
+            <m:t xml:space="preserve">66.93 </m:t>
           </m:r>
           <m:r>
             <w:rPr>
@@ -4916,21 +4689,7 @@
           <w:rFonts w:eastAsiaTheme="minorEastAsia"/>
           <w:iCs/>
         </w:rPr>
-        <w:t xml:space="preserve">Рассчитаем коэффициент отражения с нагрузкой в 50 Ом, для начала рассчитаем входное сопротивление </w:t>
-      </w:r>
-      <w:r>
-        <w:rPr>
-          <w:rFonts w:eastAsiaTheme="minorEastAsia"/>
-          <w:iCs/>
-        </w:rPr>
-        <w:t>Т</w:t>
-      </w:r>
-      <w:r>
-        <w:rPr>
-          <w:rFonts w:eastAsiaTheme="minorEastAsia"/>
-          <w:iCs/>
-        </w:rPr>
-        <w:t>-образного аттенюатора:</w:t>
+        <w:t>Рассчитаем коэффициент отражения с нагрузкой в 50 Ом, для начала рассчитаем входное сопротивление Т-образного аттенюатора:</w:t>
       </w:r>
     </w:p>
     <w:p>
@@ -5166,13 +4925,7 @@
                 <w:rPr>
                   <w:rFonts w:ascii="Cambria Math" w:eastAsiaTheme="minorEastAsia" w:hAnsi="Cambria Math"/>
                 </w:rPr>
-                <m:t>66.93</m:t>
-              </m:r>
-              <m:r>
-                <w:rPr>
-                  <w:rFonts w:ascii="Cambria Math" w:eastAsiaTheme="minorEastAsia" w:hAnsi="Cambria Math"/>
-                </w:rPr>
-                <m:t>+</m:t>
+                <m:t>66.93+</m:t>
               </m:r>
               <m:r>
                 <w:rPr>
@@ -5572,21 +5325,7 @@
           <w:rFonts w:eastAsiaTheme="minorEastAsia"/>
           <w:iCs/>
         </w:rPr>
-        <w:t xml:space="preserve">Рассчитаем коэффициент отражения с нагрузкой в </w:t>
-      </w:r>
-      <w:r>
-        <w:rPr>
-          <w:rFonts w:eastAsiaTheme="minorEastAsia"/>
-          <w:iCs/>
-        </w:rPr>
-        <w:t>25</w:t>
-      </w:r>
-      <w:r>
-        <w:rPr>
-          <w:rFonts w:eastAsiaTheme="minorEastAsia"/>
-          <w:iCs/>
-        </w:rPr>
-        <w:t xml:space="preserve"> Ом, для начала рассчитаем входное сопротивление Т-образного аттенюатора:</w:t>
+        <w:t>Рассчитаем коэффициент отражения с нагрузкой в 25 Ом, для начала рассчитаем входное сопротивление Т-образного аттенюатора:</w:t>
       </w:r>
     </w:p>
     <w:p>
@@ -5726,31 +5465,7 @@
             <w:rPr>
               <w:rFonts w:ascii="Cambria Math" w:eastAsiaTheme="minorEastAsia" w:hAnsi="Cambria Math"/>
             </w:rPr>
-            <m:t>16.61+</m:t>
-          </m:r>
-          <m:r>
-            <w:rPr>
-              <w:rFonts w:ascii="Cambria Math" w:eastAsiaTheme="minorEastAsia" w:hAnsi="Cambria Math"/>
-            </w:rPr>
-            <m:t>25</m:t>
-          </m:r>
-          <m:r>
-            <w:rPr>
-              <w:rFonts w:ascii="Cambria Math" w:eastAsiaTheme="minorEastAsia" w:hAnsi="Cambria Math"/>
-            </w:rPr>
-            <m:t>=</m:t>
-          </m:r>
-          <m:r>
-            <w:rPr>
-              <w:rFonts w:ascii="Cambria Math" w:eastAsiaTheme="minorEastAsia" w:hAnsi="Cambria Math"/>
-            </w:rPr>
-            <m:t>41</m:t>
-          </m:r>
-          <m:r>
-            <w:rPr>
-              <w:rFonts w:ascii="Cambria Math" w:eastAsiaTheme="minorEastAsia" w:hAnsi="Cambria Math"/>
-            </w:rPr>
-            <m:t>.61 Ом</m:t>
+            <m:t>16.61+25=41.61 Ом</m:t>
           </m:r>
         </m:oMath>
       </m:oMathPara>
@@ -5888,34 +5603,20 @@
               <w:rFonts w:ascii="Cambria Math" w:eastAsiaTheme="minorEastAsia" w:hAnsi="Cambria Math"/>
               <w:lang w:val="en-US"/>
             </w:rPr>
-            <m:t>=</m:t>
+            <m:t>=2</m:t>
+          </m:r>
+          <m:r>
+            <w:rPr>
+              <w:rFonts w:ascii="Cambria Math" w:eastAsiaTheme="minorEastAsia" w:hAnsi="Cambria Math"/>
+            </w:rPr>
+            <m:t>5</m:t>
           </m:r>
           <m:r>
             <w:rPr>
               <w:rFonts w:ascii="Cambria Math" w:eastAsiaTheme="minorEastAsia" w:hAnsi="Cambria Math"/>
               <w:lang w:val="en-US"/>
             </w:rPr>
-            <m:t>2</m:t>
-          </m:r>
-          <m:r>
-            <w:rPr>
-              <w:rFonts w:ascii="Cambria Math" w:eastAsiaTheme="minorEastAsia" w:hAnsi="Cambria Math"/>
-            </w:rPr>
-            <m:t>5</m:t>
-          </m:r>
-          <m:r>
-            <w:rPr>
-              <w:rFonts w:ascii="Cambria Math" w:eastAsiaTheme="minorEastAsia" w:hAnsi="Cambria Math"/>
-              <w:lang w:val="en-US"/>
-            </w:rPr>
-            <m:t>.</m:t>
-          </m:r>
-          <m:r>
-            <w:rPr>
-              <w:rFonts w:ascii="Cambria Math" w:eastAsiaTheme="minorEastAsia" w:hAnsi="Cambria Math"/>
-              <w:lang w:val="en-US"/>
-            </w:rPr>
-            <m:t>6</m:t>
+            <m:t>.6</m:t>
           </m:r>
           <m:r>
             <w:rPr>
@@ -6068,43 +5769,7 @@
             <w:rPr>
               <w:rFonts w:ascii="Cambria Math" w:hAnsi="Cambria Math"/>
             </w:rPr>
-            <m:t>16.61+</m:t>
-          </m:r>
-          <m:r>
-            <w:rPr>
-              <w:rFonts w:ascii="Cambria Math" w:hAnsi="Cambria Math"/>
-            </w:rPr>
-            <m:t>25</m:t>
-          </m:r>
-          <m:r>
-            <w:rPr>
-              <w:rFonts w:ascii="Cambria Math" w:hAnsi="Cambria Math"/>
-            </w:rPr>
-            <m:t>.</m:t>
-          </m:r>
-          <m:r>
-            <w:rPr>
-              <w:rFonts w:ascii="Cambria Math" w:hAnsi="Cambria Math"/>
-            </w:rPr>
-            <m:t>66</m:t>
-          </m:r>
-          <m:r>
-            <w:rPr>
-              <w:rFonts w:ascii="Cambria Math" w:hAnsi="Cambria Math"/>
-            </w:rPr>
-            <m:t>=</m:t>
-          </m:r>
-          <m:r>
-            <w:rPr>
-              <w:rFonts w:ascii="Cambria Math" w:hAnsi="Cambria Math"/>
-            </w:rPr>
-            <m:t>42.27</m:t>
-          </m:r>
-          <m:r>
-            <w:rPr>
-              <w:rFonts w:ascii="Cambria Math" w:hAnsi="Cambria Math"/>
-            </w:rPr>
-            <m:t xml:space="preserve"> Ом</m:t>
+            <m:t>16.61+25.66=42.27 Ом</m:t>
           </m:r>
         </m:oMath>
       </m:oMathPara>
@@ -6120,13 +5785,7 @@
         <w:rPr>
           <w:rFonts w:eastAsiaTheme="minorEastAsia"/>
         </w:rPr>
-        <w:t>К</w:t>
-      </w:r>
-      <w:r>
-        <w:rPr>
-          <w:rFonts w:eastAsiaTheme="minorEastAsia"/>
-        </w:rPr>
-        <w:t>оэффициент отражения:</w:t>
+        <w:t>Коэффициент отражения:</w:t>
       </w:r>
     </w:p>
     <w:p>
@@ -6432,24 +6091,14 @@
       <w:r>
         <w:t xml:space="preserve">Рисунок </w:t>
       </w:r>
-      <w:r>
-        <w:fldChar w:fldCharType="begin"/>
-      </w:r>
-      <w:r>
-        <w:instrText xml:space="preserve"> SEQ Рисунок \* ARABIC </w:instrText>
-      </w:r>
-      <w:r>
-        <w:fldChar w:fldCharType="separate"/>
-      </w:r>
-      <w:r>
-        <w:rPr>
-          <w:noProof/>
-        </w:rPr>
-        <w:t>4</w:t>
-      </w:r>
-      <w:r>
-        <w:fldChar w:fldCharType="end"/>
-      </w:r>
+      <w:fldSimple w:instr=" SEQ Рисунок \* ARABIC ">
+        <w:r>
+          <w:rPr>
+            <w:noProof/>
+          </w:rPr>
+          <w:t>4</w:t>
+        </w:r>
+      </w:fldSimple>
       <w:r>
         <w:t xml:space="preserve"> - Резистивный делитель 1:2</w:t>
       </w:r>
@@ -6698,35 +6347,7 @@
           <w:rFonts w:eastAsiaTheme="minorEastAsia"/>
           <w:iCs/>
         </w:rPr>
-        <w:t xml:space="preserve">Рассчитаем коэффициент отражения с нагрузкой в </w:t>
-      </w:r>
-      <w:r>
-        <w:rPr>
-          <w:rFonts w:eastAsiaTheme="minorEastAsia"/>
-          <w:iCs/>
-        </w:rPr>
-        <w:t>50</w:t>
-      </w:r>
-      <w:r>
-        <w:rPr>
-          <w:rFonts w:eastAsiaTheme="minorEastAsia"/>
-          <w:iCs/>
-        </w:rPr>
-        <w:t xml:space="preserve"> Ом</w:t>
-      </w:r>
-      <w:r>
-        <w:rPr>
-          <w:rFonts w:eastAsiaTheme="minorEastAsia"/>
-          <w:iCs/>
-        </w:rPr>
-        <w:t xml:space="preserve"> на обоих выходах</w:t>
-      </w:r>
-      <w:r>
-        <w:rPr>
-          <w:rFonts w:eastAsiaTheme="minorEastAsia"/>
-          <w:iCs/>
-        </w:rPr>
-        <w:t>, для начала рассчитаем входное сопротивление:</w:t>
+        <w:t>Рассчитаем коэффициент отражения с нагрузкой в 50 Ом на обоих выходах, для начала рассчитаем входное сопротивление:</w:t>
       </w:r>
     </w:p>
     <w:p>
@@ -6943,19 +6564,7 @@
                 <w:rPr>
                   <w:rFonts w:ascii="Cambria Math" w:eastAsiaTheme="minorEastAsia" w:hAnsi="Cambria Math"/>
                 </w:rPr>
-                <m:t>66.67</m:t>
-              </m:r>
-              <m:r>
-                <w:rPr>
-                  <w:rFonts w:ascii="Cambria Math" w:eastAsiaTheme="minorEastAsia" w:hAnsi="Cambria Math"/>
-                </w:rPr>
-                <m:t>∙</m:t>
-              </m:r>
-              <m:r>
-                <w:rPr>
-                  <w:rFonts w:ascii="Cambria Math" w:eastAsiaTheme="minorEastAsia" w:hAnsi="Cambria Math"/>
-                </w:rPr>
-                <m:t>66.67</m:t>
+                <m:t>66.67∙66.67</m:t>
               </m:r>
             </m:num>
             <m:den>
@@ -6963,19 +6572,7 @@
                 <w:rPr>
                   <w:rFonts w:ascii="Cambria Math" w:eastAsiaTheme="minorEastAsia" w:hAnsi="Cambria Math"/>
                 </w:rPr>
-                <m:t>66.67</m:t>
-              </m:r>
-              <m:r>
-                <w:rPr>
-                  <w:rFonts w:ascii="Cambria Math" w:eastAsiaTheme="minorEastAsia" w:hAnsi="Cambria Math"/>
-                </w:rPr>
-                <m:t>+</m:t>
-              </m:r>
-              <m:r>
-                <w:rPr>
-                  <w:rFonts w:ascii="Cambria Math" w:eastAsiaTheme="minorEastAsia" w:hAnsi="Cambria Math"/>
-                </w:rPr>
-                <m:t>66.67</m:t>
+                <m:t>66.67+66.67</m:t>
               </m:r>
             </m:den>
           </m:f>
@@ -7385,49 +6982,7 @@
           <w:rFonts w:eastAsiaTheme="minorEastAsia"/>
           <w:iCs/>
         </w:rPr>
-        <w:t xml:space="preserve">Рассчитаем коэффициент отражения с нагрузкой в </w:t>
-      </w:r>
-      <w:r>
-        <w:rPr>
-          <w:rFonts w:eastAsiaTheme="minorEastAsia"/>
-          <w:iCs/>
-        </w:rPr>
-        <w:t>25</w:t>
-      </w:r>
-      <w:r>
-        <w:rPr>
-          <w:rFonts w:eastAsiaTheme="minorEastAsia"/>
-          <w:iCs/>
-        </w:rPr>
-        <w:t xml:space="preserve"> Ом на </w:t>
-      </w:r>
-      <w:r>
-        <w:rPr>
-          <w:rFonts w:eastAsiaTheme="minorEastAsia"/>
-          <w:iCs/>
-        </w:rPr>
-        <w:t>первом</w:t>
-      </w:r>
-      <w:r>
-        <w:rPr>
-          <w:rFonts w:eastAsiaTheme="minorEastAsia"/>
-          <w:iCs/>
-        </w:rPr>
-        <w:t xml:space="preserve"> выход</w:t>
-      </w:r>
-      <w:r>
-        <w:rPr>
-          <w:rFonts w:eastAsiaTheme="minorEastAsia"/>
-          <w:iCs/>
-        </w:rPr>
-        <w:t>е, а другой выход нагружен на 50 Ом</w:t>
-      </w:r>
-      <w:r>
-        <w:rPr>
-          <w:rFonts w:eastAsiaTheme="minorEastAsia"/>
-          <w:iCs/>
-        </w:rPr>
-        <w:t>, для начала рассчитаем входное сопротивление:</w:t>
+        <w:t>Рассчитаем коэффициент отражения с нагрузкой в 25 Ом на первом выходе, а другой выход нагружен на 50 Ом, для начала рассчитаем входное сопротивление:</w:t>
       </w:r>
     </w:p>
     <w:p>
@@ -7607,13 +7162,7 @@
                 <w:rPr>
                   <w:rFonts w:ascii="Cambria Math" w:eastAsiaTheme="minorEastAsia" w:hAnsi="Cambria Math"/>
                 </w:rPr>
-                <m:t>посл</m:t>
-              </m:r>
-              <m:r>
-                <w:rPr>
-                  <w:rFonts w:ascii="Cambria Math" w:eastAsiaTheme="minorEastAsia" w:hAnsi="Cambria Math"/>
-                </w:rPr>
-                <m:t>2</m:t>
+                <m:t>посл2</m:t>
               </m:r>
             </m:sub>
           </m:sSub>
@@ -7701,31 +7250,7 @@
             <w:rPr>
               <w:rFonts w:ascii="Cambria Math" w:eastAsiaTheme="minorEastAsia" w:hAnsi="Cambria Math"/>
             </w:rPr>
-            <m:t>16.67+</m:t>
-          </m:r>
-          <m:r>
-            <w:rPr>
-              <w:rFonts w:ascii="Cambria Math" w:eastAsiaTheme="minorEastAsia" w:hAnsi="Cambria Math"/>
-            </w:rPr>
-            <m:t>25</m:t>
-          </m:r>
-          <m:r>
-            <w:rPr>
-              <w:rFonts w:ascii="Cambria Math" w:eastAsiaTheme="minorEastAsia" w:hAnsi="Cambria Math"/>
-            </w:rPr>
-            <m:t>=</m:t>
-          </m:r>
-          <m:r>
-            <w:rPr>
-              <w:rFonts w:ascii="Cambria Math" w:eastAsiaTheme="minorEastAsia" w:hAnsi="Cambria Math"/>
-            </w:rPr>
-            <m:t>41</m:t>
-          </m:r>
-          <m:r>
-            <w:rPr>
-              <w:rFonts w:ascii="Cambria Math" w:eastAsiaTheme="minorEastAsia" w:hAnsi="Cambria Math"/>
-            </w:rPr>
-            <m:t>.67 Ом</m:t>
+            <m:t>16.67+25=41.67 Ом</m:t>
           </m:r>
         </m:oMath>
       </m:oMathPara>
@@ -7809,13 +7334,7 @@
                 <w:rPr>
                   <w:rFonts w:ascii="Cambria Math" w:eastAsiaTheme="minorEastAsia" w:hAnsi="Cambria Math"/>
                 </w:rPr>
-                <m:t>41</m:t>
-              </m:r>
-              <m:r>
-                <w:rPr>
-                  <w:rFonts w:ascii="Cambria Math" w:eastAsiaTheme="minorEastAsia" w:hAnsi="Cambria Math"/>
-                </w:rPr>
-                <m:t>.67∙66.67</m:t>
+                <m:t>41.67∙66.67</m:t>
               </m:r>
             </m:num>
             <m:den>
@@ -7823,13 +7342,7 @@
                 <w:rPr>
                   <w:rFonts w:ascii="Cambria Math" w:eastAsiaTheme="minorEastAsia" w:hAnsi="Cambria Math"/>
                 </w:rPr>
-                <m:t>41</m:t>
-              </m:r>
-              <m:r>
-                <w:rPr>
-                  <w:rFonts w:ascii="Cambria Math" w:eastAsiaTheme="minorEastAsia" w:hAnsi="Cambria Math"/>
-                </w:rPr>
-                <m:t>.67+66.67</m:t>
+                <m:t>41.67+66.67</m:t>
               </m:r>
             </m:den>
           </m:f>
@@ -7838,14 +7351,7 @@
               <w:rFonts w:ascii="Cambria Math" w:eastAsiaTheme="minorEastAsia" w:hAnsi="Cambria Math"/>
               <w:lang w:val="en-US"/>
             </w:rPr>
-            <m:t>=</m:t>
-          </m:r>
-          <m:r>
-            <w:rPr>
-              <w:rFonts w:ascii="Cambria Math" w:eastAsiaTheme="minorEastAsia" w:hAnsi="Cambria Math"/>
-              <w:lang w:val="en-US"/>
-            </w:rPr>
-            <m:t>2</m:t>
+            <m:t>=2</m:t>
           </m:r>
           <m:r>
             <w:rPr>
@@ -8028,25 +7534,7 @@
             <w:rPr>
               <w:rFonts w:ascii="Cambria Math" w:eastAsiaTheme="minorEastAsia" w:hAnsi="Cambria Math"/>
             </w:rPr>
-            <m:t>5.64</m:t>
-          </m:r>
-          <m:r>
-            <w:rPr>
-              <w:rFonts w:ascii="Cambria Math" w:eastAsiaTheme="minorEastAsia" w:hAnsi="Cambria Math"/>
-            </w:rPr>
-            <m:t>=</m:t>
-          </m:r>
-          <m:r>
-            <w:rPr>
-              <w:rFonts w:ascii="Cambria Math" w:eastAsiaTheme="minorEastAsia" w:hAnsi="Cambria Math"/>
-            </w:rPr>
-            <m:t>42.31</m:t>
-          </m:r>
-          <m:r>
-            <w:rPr>
-              <w:rFonts w:ascii="Cambria Math" w:eastAsiaTheme="minorEastAsia" w:hAnsi="Cambria Math"/>
-            </w:rPr>
-            <m:t xml:space="preserve"> Ом</m:t>
+            <m:t>5.64=42.31 Ом</m:t>
           </m:r>
         </m:oMath>
       </m:oMathPara>
@@ -8273,14 +7761,7 @@
               <w:rFonts w:ascii="Cambria Math" w:hAnsi="Cambria Math"/>
               <w:lang w:val="en-US"/>
             </w:rPr>
-            <m:t>=</m:t>
-          </m:r>
-          <m:r>
-            <w:rPr>
-              <w:rFonts w:ascii="Cambria Math" w:hAnsi="Cambria Math"/>
-              <w:lang w:val="en-US"/>
-            </w:rPr>
-            <m:t>-</m:t>
+            <m:t>=-</m:t>
           </m:r>
           <m:r>
             <w:rPr>
@@ -8333,6 +7814,9 @@
         <w:pStyle w:val="af0"/>
       </w:pPr>
       <w:r>
+        <w:rPr>
+          <w:noProof/>
+        </w:rPr>
         <w:drawing>
           <wp:inline distT="0" distB="0" distL="0" distR="0" wp14:anchorId="2568D642" wp14:editId="63CF8D26">
             <wp:extent cx="4134568" cy="1598212"/>
@@ -8390,33 +7874,4746 @@
       <w:r>
         <w:t xml:space="preserve">Рисунок </w:t>
       </w:r>
-      <w:r>
-        <w:fldChar w:fldCharType="begin"/>
-      </w:r>
-      <w:r>
-        <w:instrText xml:space="preserve"> SEQ Рисунок \* ARABIC </w:instrText>
-      </w:r>
-      <w:r>
-        <w:fldChar w:fldCharType="separate"/>
-      </w:r>
+      <w:fldSimple w:instr=" SEQ Рисунок \* ARABIC ">
+        <w:r>
+          <w:rPr>
+            <w:noProof/>
+          </w:rPr>
+          <w:t>5</w:t>
+        </w:r>
+      </w:fldSimple>
+      <w:r>
+        <w:t xml:space="preserve"> – Делитель мощности с ненагруженным выходом</w:t>
+      </w:r>
+    </w:p>
+    <w:p>
+      <w:pPr>
+        <w:ind w:firstLine="708"/>
+        <w:rPr>
+          <w:rFonts w:eastAsiaTheme="minorEastAsia"/>
+        </w:rPr>
+      </w:pPr>
+      <w:r>
+        <w:rPr>
+          <w:rFonts w:eastAsiaTheme="minorEastAsia"/>
+        </w:rPr>
+        <w:lastRenderedPageBreak/>
+        <w:t>При размыкании одного из выходов резистивного делителя мощности 1:2 возникает рассогласование, поскольку сопротивление разомкнутой нагрузки стремится к бесконечности. Коэффициент отражения от разомкнутого выхода определяется выражением:</w:t>
+      </w:r>
+    </w:p>
+    <w:p>
+      <w:pPr>
+        <w:ind w:firstLine="708"/>
+        <w:rPr>
+          <w:rFonts w:eastAsiaTheme="minorEastAsia"/>
+        </w:rPr>
+      </w:pPr>
+      <m:oMathPara>
+        <m:oMath>
+          <m:sSub>
+            <m:sSubPr>
+              <m:ctrlPr>
+                <w:rPr>
+                  <w:rFonts w:ascii="Cambria Math" w:eastAsiaTheme="minorEastAsia" w:hAnsi="Cambria Math"/>
+                  <w:i/>
+                </w:rPr>
+              </m:ctrlPr>
+            </m:sSubPr>
+            <m:e>
+              <m:r>
+                <w:rPr>
+                  <w:rFonts w:ascii="Cambria Math" w:eastAsiaTheme="minorEastAsia" w:hAnsi="Cambria Math"/>
+                </w:rPr>
+                <m:t>Г</m:t>
+              </m:r>
+            </m:e>
+            <m:sub>
+              <m:r>
+                <w:rPr>
+                  <w:rFonts w:ascii="Cambria Math" w:eastAsiaTheme="minorEastAsia" w:hAnsi="Cambria Math"/>
+                </w:rPr>
+                <m:t>разм</m:t>
+              </m:r>
+            </m:sub>
+          </m:sSub>
+          <m:r>
+            <w:rPr>
+              <w:rFonts w:ascii="Cambria Math" w:eastAsiaTheme="minorEastAsia" w:hAnsi="Cambria Math"/>
+            </w:rPr>
+            <m:t>=</m:t>
+          </m:r>
+          <m:f>
+            <m:fPr>
+              <m:ctrlPr>
+                <w:rPr>
+                  <w:rFonts w:ascii="Cambria Math" w:eastAsiaTheme="minorEastAsia" w:hAnsi="Cambria Math"/>
+                  <w:i/>
+                </w:rPr>
+              </m:ctrlPr>
+            </m:fPr>
+            <m:num>
+              <m:sSub>
+                <m:sSubPr>
+                  <m:ctrlPr>
+                    <w:rPr>
+                      <w:rFonts w:ascii="Cambria Math" w:eastAsiaTheme="minorEastAsia" w:hAnsi="Cambria Math"/>
+                      <w:i/>
+                    </w:rPr>
+                  </m:ctrlPr>
+                </m:sSubPr>
+                <m:e>
+                  <m:r>
+                    <w:rPr>
+                      <w:rFonts w:ascii="Cambria Math" w:eastAsiaTheme="minorEastAsia" w:hAnsi="Cambria Math"/>
+                    </w:rPr>
+                    <m:t>Z</m:t>
+                  </m:r>
+                </m:e>
+                <m:sub>
+                  <m:r>
+                    <w:rPr>
+                      <w:rFonts w:ascii="Cambria Math" w:eastAsiaTheme="minorEastAsia" w:hAnsi="Cambria Math"/>
+                    </w:rPr>
+                    <m:t>н</m:t>
+                  </m:r>
+                </m:sub>
+              </m:sSub>
+              <m:r>
+                <w:rPr>
+                  <w:rFonts w:ascii="Cambria Math" w:eastAsiaTheme="minorEastAsia" w:hAnsi="Cambria Math"/>
+                </w:rPr>
+                <m:t xml:space="preserve"> - </m:t>
+              </m:r>
+              <m:sSub>
+                <m:sSubPr>
+                  <m:ctrlPr>
+                    <w:rPr>
+                      <w:rFonts w:ascii="Cambria Math" w:eastAsiaTheme="minorEastAsia" w:hAnsi="Cambria Math"/>
+                      <w:i/>
+                    </w:rPr>
+                  </m:ctrlPr>
+                </m:sSubPr>
+                <m:e>
+                  <m:r>
+                    <w:rPr>
+                      <w:rFonts w:ascii="Cambria Math" w:eastAsiaTheme="minorEastAsia" w:hAnsi="Cambria Math"/>
+                    </w:rPr>
+                    <m:t>Z</m:t>
+                  </m:r>
+                </m:e>
+                <m:sub>
+                  <m:r>
+                    <w:rPr>
+                      <w:rFonts w:ascii="Cambria Math" w:eastAsiaTheme="minorEastAsia" w:hAnsi="Cambria Math"/>
+                    </w:rPr>
+                    <m:t>0</m:t>
+                  </m:r>
+                </m:sub>
+              </m:sSub>
+            </m:num>
+            <m:den>
+              <m:sSub>
+                <m:sSubPr>
+                  <m:ctrlPr>
+                    <w:rPr>
+                      <w:rFonts w:ascii="Cambria Math" w:eastAsiaTheme="minorEastAsia" w:hAnsi="Cambria Math"/>
+                      <w:i/>
+                    </w:rPr>
+                  </m:ctrlPr>
+                </m:sSubPr>
+                <m:e>
+                  <m:r>
+                    <w:rPr>
+                      <w:rFonts w:ascii="Cambria Math" w:eastAsiaTheme="minorEastAsia" w:hAnsi="Cambria Math"/>
+                    </w:rPr>
+                    <m:t>Z</m:t>
+                  </m:r>
+                </m:e>
+                <m:sub>
+                  <m:r>
+                    <w:rPr>
+                      <w:rFonts w:ascii="Cambria Math" w:eastAsiaTheme="minorEastAsia" w:hAnsi="Cambria Math"/>
+                    </w:rPr>
+                    <m:t>н</m:t>
+                  </m:r>
+                </m:sub>
+              </m:sSub>
+              <m:r>
+                <w:rPr>
+                  <w:rFonts w:ascii="Cambria Math" w:eastAsiaTheme="minorEastAsia" w:hAnsi="Cambria Math"/>
+                </w:rPr>
+                <m:t xml:space="preserve"> + </m:t>
+              </m:r>
+              <m:sSub>
+                <m:sSubPr>
+                  <m:ctrlPr>
+                    <w:rPr>
+                      <w:rFonts w:ascii="Cambria Math" w:eastAsiaTheme="minorEastAsia" w:hAnsi="Cambria Math"/>
+                      <w:i/>
+                    </w:rPr>
+                  </m:ctrlPr>
+                </m:sSubPr>
+                <m:e>
+                  <m:r>
+                    <w:rPr>
+                      <w:rFonts w:ascii="Cambria Math" w:eastAsiaTheme="minorEastAsia" w:hAnsi="Cambria Math"/>
+                    </w:rPr>
+                    <m:t>Z</m:t>
+                  </m:r>
+                </m:e>
+                <m:sub>
+                  <m:r>
+                    <w:rPr>
+                      <w:rFonts w:ascii="Cambria Math" w:eastAsiaTheme="minorEastAsia" w:hAnsi="Cambria Math"/>
+                    </w:rPr>
+                    <m:t>0</m:t>
+                  </m:r>
+                </m:sub>
+              </m:sSub>
+            </m:den>
+          </m:f>
+          <m:r>
+            <w:rPr>
+              <w:rFonts w:ascii="Cambria Math" w:eastAsiaTheme="minorEastAsia" w:hAnsi="Cambria Math"/>
+            </w:rPr>
+            <m:t xml:space="preserve"> =1</m:t>
+          </m:r>
+        </m:oMath>
+      </m:oMathPara>
+    </w:p>
+    <w:p>
+      <w:pPr>
+        <w:ind w:firstLine="708"/>
+        <w:rPr>
+          <w:rFonts w:eastAsiaTheme="minorEastAsia"/>
+        </w:rPr>
+      </w:pPr>
+      <w:r>
+        <w:rPr>
+          <w:rFonts w:eastAsiaTheme="minorEastAsia"/>
+        </w:rPr>
+        <w:t>Таким образом, падающая на разомкнутый выход волна полностью отражается. Часть отражённой волны поступает на второй, согласованный выход делителя, а часть возвращается в сторону генератора.</w:t>
+      </w:r>
+    </w:p>
+    <w:p>
+      <w:pPr>
+        <w:ind w:firstLine="708"/>
+        <w:rPr>
+          <w:rFonts w:eastAsiaTheme="minorEastAsia"/>
+        </w:rPr>
+      </w:pPr>
+      <w:r>
+        <w:rPr>
+          <w:rFonts w:eastAsiaTheme="minorEastAsia"/>
+        </w:rPr>
+        <w:t>Для рассматриваемого резистивного делителя, согласованного на 50 Ом, сопротивления резисторов составляют:</w:t>
+      </w:r>
+    </w:p>
+    <w:p>
+      <w:pPr>
+        <w:ind w:firstLine="708"/>
+        <w:rPr>
+          <w:rFonts w:eastAsiaTheme="minorEastAsia"/>
+        </w:rPr>
+      </w:pPr>
+      <m:oMathPara>
+        <m:oMath>
+          <m:sSub>
+            <m:sSubPr>
+              <m:ctrlPr>
+                <w:rPr>
+                  <w:rFonts w:ascii="Cambria Math" w:eastAsiaTheme="minorEastAsia" w:hAnsi="Cambria Math"/>
+                  <w:i/>
+                </w:rPr>
+              </m:ctrlPr>
+            </m:sSubPr>
+            <m:e>
+              <m:r>
+                <w:rPr>
+                  <w:rFonts w:ascii="Cambria Math" w:eastAsiaTheme="minorEastAsia" w:hAnsi="Cambria Math"/>
+                </w:rPr>
+                <m:t>R</m:t>
+              </m:r>
+            </m:e>
+            <m:sub>
+              <m:r>
+                <w:rPr>
+                  <w:rFonts w:ascii="Cambria Math" w:eastAsiaTheme="minorEastAsia" w:hAnsi="Cambria Math"/>
+                </w:rPr>
+                <m:t>1</m:t>
+              </m:r>
+            </m:sub>
+          </m:sSub>
+          <m:r>
+            <w:rPr>
+              <w:rFonts w:ascii="Cambria Math" w:eastAsiaTheme="minorEastAsia" w:hAnsi="Cambria Math"/>
+            </w:rPr>
+            <m:t>=</m:t>
+          </m:r>
+          <m:sSub>
+            <m:sSubPr>
+              <m:ctrlPr>
+                <w:rPr>
+                  <w:rFonts w:ascii="Cambria Math" w:eastAsiaTheme="minorEastAsia" w:hAnsi="Cambria Math"/>
+                  <w:i/>
+                </w:rPr>
+              </m:ctrlPr>
+            </m:sSubPr>
+            <m:e>
+              <m:r>
+                <w:rPr>
+                  <w:rFonts w:ascii="Cambria Math" w:eastAsiaTheme="minorEastAsia" w:hAnsi="Cambria Math"/>
+                </w:rPr>
+                <m:t>R</m:t>
+              </m:r>
+            </m:e>
+            <m:sub>
+              <m:r>
+                <w:rPr>
+                  <w:rFonts w:ascii="Cambria Math" w:eastAsiaTheme="minorEastAsia" w:hAnsi="Cambria Math"/>
+                </w:rPr>
+                <m:t>2</m:t>
+              </m:r>
+            </m:sub>
+          </m:sSub>
+          <m:r>
+            <w:rPr>
+              <w:rFonts w:ascii="Cambria Math" w:eastAsiaTheme="minorEastAsia" w:hAnsi="Cambria Math"/>
+            </w:rPr>
+            <m:t>=</m:t>
+          </m:r>
+          <m:sSub>
+            <m:sSubPr>
+              <m:ctrlPr>
+                <w:rPr>
+                  <w:rFonts w:ascii="Cambria Math" w:eastAsiaTheme="minorEastAsia" w:hAnsi="Cambria Math"/>
+                  <w:i/>
+                </w:rPr>
+              </m:ctrlPr>
+            </m:sSubPr>
+            <m:e>
+              <m:r>
+                <w:rPr>
+                  <w:rFonts w:ascii="Cambria Math" w:eastAsiaTheme="minorEastAsia" w:hAnsi="Cambria Math"/>
+                </w:rPr>
+                <m:t>R</m:t>
+              </m:r>
+            </m:e>
+            <m:sub>
+              <m:r>
+                <w:rPr>
+                  <w:rFonts w:ascii="Cambria Math" w:eastAsiaTheme="minorEastAsia" w:hAnsi="Cambria Math"/>
+                </w:rPr>
+                <m:t>3</m:t>
+              </m:r>
+            </m:sub>
+          </m:sSub>
+          <m:r>
+            <w:rPr>
+              <w:rFonts w:ascii="Cambria Math" w:eastAsiaTheme="minorEastAsia" w:hAnsi="Cambria Math"/>
+            </w:rPr>
+            <m:t>=</m:t>
+          </m:r>
+          <m:f>
+            <m:fPr>
+              <m:ctrlPr>
+                <w:rPr>
+                  <w:rFonts w:ascii="Cambria Math" w:eastAsiaTheme="minorEastAsia" w:hAnsi="Cambria Math"/>
+                  <w:i/>
+                </w:rPr>
+              </m:ctrlPr>
+            </m:fPr>
+            <m:num>
+              <m:r>
+                <w:rPr>
+                  <w:rFonts w:ascii="Cambria Math" w:eastAsiaTheme="minorEastAsia" w:hAnsi="Cambria Math"/>
+                </w:rPr>
+                <m:t>50</m:t>
+              </m:r>
+            </m:num>
+            <m:den>
+              <m:r>
+                <w:rPr>
+                  <w:rFonts w:ascii="Cambria Math" w:eastAsiaTheme="minorEastAsia" w:hAnsi="Cambria Math"/>
+                </w:rPr>
+                <m:t>3</m:t>
+              </m:r>
+            </m:den>
+          </m:f>
+          <m:r>
+            <w:rPr>
+              <w:rFonts w:ascii="Cambria Math" w:eastAsiaTheme="minorEastAsia" w:hAnsi="Cambria Math"/>
+            </w:rPr>
+            <m:t>=16.67 Ом</m:t>
+          </m:r>
+        </m:oMath>
+      </m:oMathPara>
+    </w:p>
+    <w:p>
+      <w:pPr>
+        <w:ind w:firstLine="708"/>
+        <w:rPr>
+          <w:rFonts w:eastAsiaTheme="minorEastAsia"/>
+        </w:rPr>
+      </w:pPr>
+      <w:r>
+        <w:rPr>
+          <w:rFonts w:eastAsiaTheme="minorEastAsia"/>
+        </w:rPr>
+        <w:t>Входное сопротивление делителя определяется последовательным соединением двух резисторов и нагрузки 50 Ом:</w:t>
+      </w:r>
+    </w:p>
+    <w:p>
+      <w:pPr>
+        <w:ind w:firstLine="708"/>
+        <w:rPr>
+          <w:rFonts w:eastAsiaTheme="minorEastAsia"/>
+          <w:i/>
+        </w:rPr>
+      </w:pPr>
+      <m:oMathPara>
+        <m:oMath>
+          <m:sSub>
+            <m:sSubPr>
+              <m:ctrlPr>
+                <w:rPr>
+                  <w:rFonts w:ascii="Cambria Math" w:eastAsiaTheme="minorEastAsia" w:hAnsi="Cambria Math"/>
+                  <w:i/>
+                  <w:lang w:val="en-US"/>
+                </w:rPr>
+              </m:ctrlPr>
+            </m:sSubPr>
+            <m:e>
+              <m:r>
+                <w:rPr>
+                  <w:rFonts w:ascii="Cambria Math" w:eastAsiaTheme="minorEastAsia" w:hAnsi="Cambria Math"/>
+                </w:rPr>
+                <m:t>Z</m:t>
+              </m:r>
+              <m:ctrlPr>
+                <w:rPr>
+                  <w:rFonts w:ascii="Cambria Math" w:eastAsiaTheme="minorEastAsia" w:hAnsi="Cambria Math"/>
+                  <w:i/>
+                </w:rPr>
+              </m:ctrlPr>
+            </m:e>
+            <m:sub>
+              <m:r>
+                <w:rPr>
+                  <w:rFonts w:ascii="Cambria Math" w:eastAsiaTheme="minorEastAsia" w:hAnsi="Cambria Math"/>
+                </w:rPr>
+                <m:t>вх</m:t>
+              </m:r>
+            </m:sub>
+          </m:sSub>
+          <m:r>
+            <w:rPr>
+              <w:rFonts w:ascii="Cambria Math" w:eastAsiaTheme="minorEastAsia" w:hAnsi="Cambria Math"/>
+              <w:lang w:val="en-US"/>
+            </w:rPr>
+            <m:t>=</m:t>
+          </m:r>
+          <m:sSub>
+            <m:sSubPr>
+              <m:ctrlPr>
+                <w:rPr>
+                  <w:rFonts w:ascii="Cambria Math" w:eastAsiaTheme="minorEastAsia" w:hAnsi="Cambria Math"/>
+                  <w:i/>
+                  <w:lang w:val="en-US"/>
+                </w:rPr>
+              </m:ctrlPr>
+            </m:sSubPr>
+            <m:e>
+              <m:r>
+                <w:rPr>
+                  <w:rFonts w:ascii="Cambria Math" w:eastAsiaTheme="minorEastAsia" w:hAnsi="Cambria Math"/>
+                  <w:lang w:val="en-US"/>
+                </w:rPr>
+                <m:t>R</m:t>
+              </m:r>
+            </m:e>
+            <m:sub>
+              <m:r>
+                <w:rPr>
+                  <w:rFonts w:ascii="Cambria Math" w:eastAsiaTheme="minorEastAsia" w:hAnsi="Cambria Math"/>
+                  <w:lang w:val="en-US"/>
+                </w:rPr>
+                <m:t>1</m:t>
+              </m:r>
+            </m:sub>
+          </m:sSub>
+          <m:r>
+            <w:rPr>
+              <w:rFonts w:ascii="Cambria Math" w:eastAsiaTheme="minorEastAsia" w:hAnsi="Cambria Math"/>
+              <w:lang w:val="en-US"/>
+            </w:rPr>
+            <m:t>+</m:t>
+          </m:r>
+          <m:sSub>
+            <m:sSubPr>
+              <m:ctrlPr>
+                <w:rPr>
+                  <w:rFonts w:ascii="Cambria Math" w:eastAsiaTheme="minorEastAsia" w:hAnsi="Cambria Math"/>
+                  <w:i/>
+                  <w:lang w:val="en-US"/>
+                </w:rPr>
+              </m:ctrlPr>
+            </m:sSubPr>
+            <m:e>
+              <m:r>
+                <w:rPr>
+                  <w:rFonts w:ascii="Cambria Math" w:eastAsiaTheme="minorEastAsia" w:hAnsi="Cambria Math"/>
+                  <w:lang w:val="en-US"/>
+                </w:rPr>
+                <m:t>R</m:t>
+              </m:r>
+            </m:e>
+            <m:sub>
+              <m:r>
+                <w:rPr>
+                  <w:rFonts w:ascii="Cambria Math" w:eastAsiaTheme="minorEastAsia" w:hAnsi="Cambria Math"/>
+                  <w:lang w:val="en-US"/>
+                </w:rPr>
+                <m:t>3</m:t>
+              </m:r>
+            </m:sub>
+          </m:sSub>
+          <m:r>
+            <w:rPr>
+              <w:rFonts w:ascii="Cambria Math" w:eastAsiaTheme="minorEastAsia" w:hAnsi="Cambria Math"/>
+              <w:lang w:val="en-US"/>
+            </w:rPr>
+            <m:t>+</m:t>
+          </m:r>
+          <m:sSub>
+            <m:sSubPr>
+              <m:ctrlPr>
+                <w:rPr>
+                  <w:rFonts w:ascii="Cambria Math" w:eastAsiaTheme="minorEastAsia" w:hAnsi="Cambria Math"/>
+                  <w:i/>
+                  <w:lang w:val="en-US"/>
+                </w:rPr>
+              </m:ctrlPr>
+            </m:sSubPr>
+            <m:e>
+              <m:r>
+                <w:rPr>
+                  <w:rFonts w:ascii="Cambria Math" w:eastAsiaTheme="minorEastAsia" w:hAnsi="Cambria Math"/>
+                  <w:lang w:val="en-US"/>
+                </w:rPr>
+                <m:t>R</m:t>
+              </m:r>
+            </m:e>
+            <m:sub>
+              <m:r>
+                <w:rPr>
+                  <w:rFonts w:ascii="Cambria Math" w:eastAsiaTheme="minorEastAsia" w:hAnsi="Cambria Math"/>
+                </w:rPr>
+                <m:t>н</m:t>
+              </m:r>
+            </m:sub>
+          </m:sSub>
+          <m:r>
+            <w:rPr>
+              <w:rFonts w:ascii="Cambria Math" w:eastAsiaTheme="minorEastAsia" w:hAnsi="Cambria Math"/>
+              <w:lang w:val="en-US"/>
+            </w:rPr>
+            <m:t>=</m:t>
+          </m:r>
+          <m:r>
+            <w:rPr>
+              <w:rFonts w:ascii="Cambria Math" w:eastAsiaTheme="minorEastAsia" w:hAnsi="Cambria Math"/>
+            </w:rPr>
+            <m:t>16.67+16.67+50=83.33 Ом</m:t>
+          </m:r>
+        </m:oMath>
+      </m:oMathPara>
+    </w:p>
+    <w:p>
+      <w:pPr>
+        <w:ind w:firstLine="708"/>
+        <w:rPr>
+          <w:rFonts w:eastAsiaTheme="minorEastAsia"/>
+        </w:rPr>
+      </w:pPr>
+      <w:r>
+        <w:rPr>
+          <w:rFonts w:eastAsiaTheme="minorEastAsia"/>
+        </w:rPr>
+        <w:t>Коэффициент отражения на входе делителя:</w:t>
+      </w:r>
+    </w:p>
+    <w:p>
+      <w:pPr>
+        <w:ind w:firstLine="708"/>
+        <w:rPr>
+          <w:rFonts w:eastAsiaTheme="minorEastAsia"/>
+        </w:rPr>
+      </w:pPr>
+      <m:oMathPara>
+        <m:oMath>
+          <m:sSub>
+            <m:sSubPr>
+              <m:ctrlPr>
+                <w:rPr>
+                  <w:rFonts w:ascii="Cambria Math" w:eastAsiaTheme="minorEastAsia" w:hAnsi="Cambria Math"/>
+                  <w:i/>
+                </w:rPr>
+              </m:ctrlPr>
+            </m:sSubPr>
+            <m:e>
+              <m:r>
+                <w:rPr>
+                  <w:rFonts w:ascii="Cambria Math" w:eastAsiaTheme="minorEastAsia" w:hAnsi="Cambria Math"/>
+                </w:rPr>
+                <m:t>Г</m:t>
+              </m:r>
+            </m:e>
+            <m:sub>
+              <m:r>
+                <w:rPr>
+                  <w:rFonts w:ascii="Cambria Math" w:eastAsiaTheme="minorEastAsia" w:hAnsi="Cambria Math"/>
+                </w:rPr>
+                <m:t>вх</m:t>
+              </m:r>
+            </m:sub>
+          </m:sSub>
+          <m:r>
+            <w:rPr>
+              <w:rFonts w:ascii="Cambria Math" w:eastAsiaTheme="minorEastAsia" w:hAnsi="Cambria Math"/>
+            </w:rPr>
+            <m:t>=</m:t>
+          </m:r>
+          <m:f>
+            <m:fPr>
+              <m:ctrlPr>
+                <w:rPr>
+                  <w:rFonts w:ascii="Cambria Math" w:eastAsiaTheme="minorEastAsia" w:hAnsi="Cambria Math"/>
+                  <w:i/>
+                </w:rPr>
+              </m:ctrlPr>
+            </m:fPr>
+            <m:num>
+              <m:sSub>
+                <m:sSubPr>
+                  <m:ctrlPr>
+                    <w:rPr>
+                      <w:rFonts w:ascii="Cambria Math" w:eastAsiaTheme="minorEastAsia" w:hAnsi="Cambria Math"/>
+                      <w:i/>
+                    </w:rPr>
+                  </m:ctrlPr>
+                </m:sSubPr>
+                <m:e>
+                  <m:r>
+                    <w:rPr>
+                      <w:rFonts w:ascii="Cambria Math" w:eastAsiaTheme="minorEastAsia" w:hAnsi="Cambria Math"/>
+                    </w:rPr>
+                    <m:t>Z</m:t>
+                  </m:r>
+                </m:e>
+                <m:sub>
+                  <m:r>
+                    <w:rPr>
+                      <w:rFonts w:ascii="Cambria Math" w:eastAsiaTheme="minorEastAsia" w:hAnsi="Cambria Math"/>
+                    </w:rPr>
+                    <m:t>вх</m:t>
+                  </m:r>
+                </m:sub>
+              </m:sSub>
+              <m:r>
+                <w:rPr>
+                  <w:rFonts w:ascii="Cambria Math" w:eastAsiaTheme="minorEastAsia" w:hAnsi="Cambria Math"/>
+                </w:rPr>
+                <m:t xml:space="preserve"> - </m:t>
+              </m:r>
+              <m:sSub>
+                <m:sSubPr>
+                  <m:ctrlPr>
+                    <w:rPr>
+                      <w:rFonts w:ascii="Cambria Math" w:eastAsiaTheme="minorEastAsia" w:hAnsi="Cambria Math"/>
+                      <w:i/>
+                    </w:rPr>
+                  </m:ctrlPr>
+                </m:sSubPr>
+                <m:e>
+                  <m:r>
+                    <w:rPr>
+                      <w:rFonts w:ascii="Cambria Math" w:eastAsiaTheme="minorEastAsia" w:hAnsi="Cambria Math"/>
+                    </w:rPr>
+                    <m:t>Z</m:t>
+                  </m:r>
+                </m:e>
+                <m:sub>
+                  <m:r>
+                    <w:rPr>
+                      <w:rFonts w:ascii="Cambria Math" w:eastAsiaTheme="minorEastAsia" w:hAnsi="Cambria Math"/>
+                    </w:rPr>
+                    <m:t>0</m:t>
+                  </m:r>
+                </m:sub>
+              </m:sSub>
+            </m:num>
+            <m:den>
+              <m:sSub>
+                <m:sSubPr>
+                  <m:ctrlPr>
+                    <w:rPr>
+                      <w:rFonts w:ascii="Cambria Math" w:eastAsiaTheme="minorEastAsia" w:hAnsi="Cambria Math"/>
+                      <w:i/>
+                    </w:rPr>
+                  </m:ctrlPr>
+                </m:sSubPr>
+                <m:e>
+                  <m:r>
+                    <w:rPr>
+                      <w:rFonts w:ascii="Cambria Math" w:eastAsiaTheme="minorEastAsia" w:hAnsi="Cambria Math"/>
+                    </w:rPr>
+                    <m:t>Z</m:t>
+                  </m:r>
+                </m:e>
+                <m:sub>
+                  <m:r>
+                    <w:rPr>
+                      <w:rFonts w:ascii="Cambria Math" w:eastAsiaTheme="minorEastAsia" w:hAnsi="Cambria Math"/>
+                    </w:rPr>
+                    <m:t>вх</m:t>
+                  </m:r>
+                </m:sub>
+              </m:sSub>
+              <m:r>
+                <w:rPr>
+                  <w:rFonts w:ascii="Cambria Math" w:eastAsiaTheme="minorEastAsia" w:hAnsi="Cambria Math"/>
+                </w:rPr>
+                <m:t xml:space="preserve"> + </m:t>
+              </m:r>
+              <m:sSub>
+                <m:sSubPr>
+                  <m:ctrlPr>
+                    <w:rPr>
+                      <w:rFonts w:ascii="Cambria Math" w:eastAsiaTheme="minorEastAsia" w:hAnsi="Cambria Math"/>
+                      <w:i/>
+                    </w:rPr>
+                  </m:ctrlPr>
+                </m:sSubPr>
+                <m:e>
+                  <m:r>
+                    <w:rPr>
+                      <w:rFonts w:ascii="Cambria Math" w:eastAsiaTheme="minorEastAsia" w:hAnsi="Cambria Math"/>
+                    </w:rPr>
+                    <m:t>Z</m:t>
+                  </m:r>
+                </m:e>
+                <m:sub>
+                  <m:r>
+                    <w:rPr>
+                      <w:rFonts w:ascii="Cambria Math" w:eastAsiaTheme="minorEastAsia" w:hAnsi="Cambria Math"/>
+                    </w:rPr>
+                    <m:t>0</m:t>
+                  </m:r>
+                </m:sub>
+              </m:sSub>
+            </m:den>
+          </m:f>
+          <m:r>
+            <w:rPr>
+              <w:rFonts w:ascii="Cambria Math" w:eastAsiaTheme="minorEastAsia" w:hAnsi="Cambria Math"/>
+            </w:rPr>
+            <m:t>=</m:t>
+          </m:r>
+          <m:f>
+            <m:fPr>
+              <m:ctrlPr>
+                <w:rPr>
+                  <w:rFonts w:ascii="Cambria Math" w:eastAsiaTheme="minorEastAsia" w:hAnsi="Cambria Math"/>
+                  <w:i/>
+                </w:rPr>
+              </m:ctrlPr>
+            </m:fPr>
+            <m:num>
+              <m:r>
+                <w:rPr>
+                  <w:rFonts w:ascii="Cambria Math" w:eastAsiaTheme="minorEastAsia" w:hAnsi="Cambria Math"/>
+                </w:rPr>
+                <m:t>83.33 - 50</m:t>
+              </m:r>
+            </m:num>
+            <m:den>
+              <m:r>
+                <w:rPr>
+                  <w:rFonts w:ascii="Cambria Math" w:eastAsiaTheme="minorEastAsia" w:hAnsi="Cambria Math"/>
+                </w:rPr>
+                <m:t>83.33 + 50</m:t>
+              </m:r>
+            </m:den>
+          </m:f>
+          <m:r>
+            <w:rPr>
+              <w:rFonts w:ascii="Cambria Math" w:eastAsiaTheme="minorEastAsia" w:hAnsi="Cambria Math"/>
+            </w:rPr>
+            <m:t>=0.25</m:t>
+          </m:r>
+        </m:oMath>
+      </m:oMathPara>
+    </w:p>
+    <w:p>
+      <w:pPr>
+        <w:ind w:firstLine="708"/>
+        <w:rPr>
+          <w:rFonts w:eastAsiaTheme="minorEastAsia"/>
+        </w:rPr>
+      </w:pPr>
+      <w:r>
+        <w:rPr>
+          <w:rFonts w:eastAsiaTheme="minorEastAsia"/>
+        </w:rPr>
+        <w:t>Относительная мощность отражённой волны:</w:t>
+      </w:r>
+    </w:p>
+    <w:p>
+      <w:pPr>
+        <w:ind w:firstLine="708"/>
+        <w:rPr>
+          <w:rFonts w:eastAsiaTheme="minorEastAsia"/>
+          <w:i/>
+          <w:lang w:val="en-US"/>
+        </w:rPr>
+      </w:pPr>
+      <m:oMathPara>
+        <m:oMath>
+          <m:f>
+            <m:fPr>
+              <m:ctrlPr>
+                <w:rPr>
+                  <w:rFonts w:ascii="Cambria Math" w:eastAsiaTheme="minorEastAsia" w:hAnsi="Cambria Math"/>
+                  <w:i/>
+                </w:rPr>
+              </m:ctrlPr>
+            </m:fPr>
+            <m:num>
+              <m:sSub>
+                <m:sSubPr>
+                  <m:ctrlPr>
+                    <w:rPr>
+                      <w:rFonts w:ascii="Cambria Math" w:eastAsiaTheme="minorEastAsia" w:hAnsi="Cambria Math"/>
+                      <w:i/>
+                    </w:rPr>
+                  </m:ctrlPr>
+                </m:sSubPr>
+                <m:e>
+                  <m:r>
+                    <w:rPr>
+                      <w:rFonts w:ascii="Cambria Math" w:eastAsiaTheme="minorEastAsia" w:hAnsi="Cambria Math"/>
+                    </w:rPr>
+                    <m:t>P</m:t>
+                  </m:r>
+                </m:e>
+                <m:sub>
+                  <m:r>
+                    <w:rPr>
+                      <w:rFonts w:ascii="Cambria Math" w:eastAsiaTheme="minorEastAsia" w:hAnsi="Cambria Math"/>
+                    </w:rPr>
+                    <m:t>отр</m:t>
+                  </m:r>
+                </m:sub>
+              </m:sSub>
+            </m:num>
+            <m:den>
+              <m:sSub>
+                <m:sSubPr>
+                  <m:ctrlPr>
+                    <w:rPr>
+                      <w:rFonts w:ascii="Cambria Math" w:eastAsiaTheme="minorEastAsia" w:hAnsi="Cambria Math"/>
+                      <w:i/>
+                    </w:rPr>
+                  </m:ctrlPr>
+                </m:sSubPr>
+                <m:e>
+                  <m:r>
+                    <w:rPr>
+                      <w:rFonts w:ascii="Cambria Math" w:eastAsiaTheme="minorEastAsia" w:hAnsi="Cambria Math"/>
+                    </w:rPr>
+                    <m:t>P</m:t>
+                  </m:r>
+                </m:e>
+                <m:sub>
+                  <m:r>
+                    <w:rPr>
+                      <w:rFonts w:ascii="Cambria Math" w:eastAsiaTheme="minorEastAsia" w:hAnsi="Cambria Math"/>
+                    </w:rPr>
+                    <m:t>пад</m:t>
+                  </m:r>
+                </m:sub>
+              </m:sSub>
+            </m:den>
+          </m:f>
+          <m:r>
+            <w:rPr>
+              <w:rFonts w:ascii="Cambria Math" w:eastAsiaTheme="minorEastAsia" w:hAnsi="Cambria Math"/>
+            </w:rPr>
+            <m:t xml:space="preserve">= </m:t>
+          </m:r>
+          <m:sSup>
+            <m:sSupPr>
+              <m:ctrlPr>
+                <w:rPr>
+                  <w:rFonts w:ascii="Cambria Math" w:eastAsiaTheme="minorEastAsia" w:hAnsi="Cambria Math"/>
+                  <w:i/>
+                  <w:lang w:val="en-US"/>
+                </w:rPr>
+              </m:ctrlPr>
+            </m:sSupPr>
+            <m:e>
+              <m:d>
+                <m:dPr>
+                  <m:begChr m:val="|"/>
+                  <m:endChr m:val="|"/>
+                  <m:ctrlPr>
+                    <w:rPr>
+                      <w:rFonts w:ascii="Cambria Math" w:eastAsiaTheme="minorEastAsia" w:hAnsi="Cambria Math"/>
+                      <w:i/>
+                    </w:rPr>
+                  </m:ctrlPr>
+                </m:dPr>
+                <m:e>
+                  <m:sSub>
+                    <m:sSubPr>
+                      <m:ctrlPr>
+                        <w:rPr>
+                          <w:rFonts w:ascii="Cambria Math" w:eastAsiaTheme="minorEastAsia" w:hAnsi="Cambria Math"/>
+                          <w:i/>
+                        </w:rPr>
+                      </m:ctrlPr>
+                    </m:sSubPr>
+                    <m:e>
+                      <m:r>
+                        <w:rPr>
+                          <w:rFonts w:ascii="Cambria Math" w:eastAsiaTheme="minorEastAsia" w:hAnsi="Cambria Math"/>
+                        </w:rPr>
+                        <m:t>Г</m:t>
+                      </m:r>
+                    </m:e>
+                    <m:sub>
+                      <m:r>
+                        <w:rPr>
+                          <w:rFonts w:ascii="Cambria Math" w:eastAsiaTheme="minorEastAsia" w:hAnsi="Cambria Math"/>
+                        </w:rPr>
+                        <m:t>вх</m:t>
+                      </m:r>
+                    </m:sub>
+                  </m:sSub>
+                </m:e>
+              </m:d>
+              <m:ctrlPr>
+                <w:rPr>
+                  <w:rFonts w:ascii="Cambria Math" w:eastAsiaTheme="minorEastAsia" w:hAnsi="Cambria Math"/>
+                  <w:i/>
+                </w:rPr>
+              </m:ctrlPr>
+            </m:e>
+            <m:sup>
+              <m:r>
+                <w:rPr>
+                  <w:rFonts w:ascii="Cambria Math" w:eastAsiaTheme="minorEastAsia" w:hAnsi="Cambria Math"/>
+                  <w:lang w:val="en-US"/>
+                </w:rPr>
+                <m:t>2</m:t>
+              </m:r>
+            </m:sup>
+          </m:sSup>
+          <m:r>
+            <w:rPr>
+              <w:rFonts w:ascii="Cambria Math" w:eastAsiaTheme="minorEastAsia" w:hAnsi="Cambria Math"/>
+            </w:rPr>
+            <m:t>=</m:t>
+          </m:r>
+          <m:sSup>
+            <m:sSupPr>
+              <m:ctrlPr>
+                <w:rPr>
+                  <w:rFonts w:ascii="Cambria Math" w:eastAsiaTheme="minorEastAsia" w:hAnsi="Cambria Math"/>
+                  <w:i/>
+                </w:rPr>
+              </m:ctrlPr>
+            </m:sSupPr>
+            <m:e>
+              <m:r>
+                <w:rPr>
+                  <w:rFonts w:ascii="Cambria Math" w:eastAsiaTheme="minorEastAsia" w:hAnsi="Cambria Math"/>
+                </w:rPr>
+                <m:t>0.25</m:t>
+              </m:r>
+            </m:e>
+            <m:sup>
+              <m:r>
+                <w:rPr>
+                  <w:rFonts w:ascii="Cambria Math" w:eastAsiaTheme="minorEastAsia" w:hAnsi="Cambria Math"/>
+                  <w:lang w:val="en-US"/>
+                </w:rPr>
+                <m:t>2</m:t>
+              </m:r>
+            </m:sup>
+          </m:sSup>
+          <m:r>
+            <w:rPr>
+              <w:rFonts w:ascii="Cambria Math" w:eastAsiaTheme="minorEastAsia" w:hAnsi="Cambria Math"/>
+            </w:rPr>
+            <m:t xml:space="preserve"> = 0.0625</m:t>
+          </m:r>
+        </m:oMath>
+      </m:oMathPara>
+    </w:p>
+    <w:p>
+      <w:pPr>
+        <w:ind w:firstLine="708"/>
+        <w:rPr>
+          <w:rFonts w:eastAsiaTheme="minorEastAsia"/>
+        </w:rPr>
+      </w:pPr>
+      <w:r>
+        <w:rPr>
+          <w:rFonts w:eastAsiaTheme="minorEastAsia"/>
+        </w:rPr>
+        <w:t>Следовательно, в сторону генератора отражается 6</w:t>
+      </w:r>
+      <w:r>
+        <w:rPr>
+          <w:rFonts w:eastAsiaTheme="minorEastAsia"/>
+        </w:rPr>
+        <w:t>.</w:t>
+      </w:r>
+      <w:r>
+        <w:rPr>
+          <w:rFonts w:eastAsiaTheme="minorEastAsia"/>
+        </w:rPr>
+        <w:t>25% падающей мощности.</w:t>
+      </w:r>
+    </w:p>
+    <w:p>
+      <w:pPr>
+        <w:ind w:firstLine="708"/>
+        <w:rPr>
+          <w:rFonts w:eastAsiaTheme="minorEastAsia"/>
+        </w:rPr>
+      </w:pPr>
+      <w:r>
+        <w:rPr>
+          <w:rFonts w:eastAsiaTheme="minorEastAsia"/>
+        </w:rPr>
+        <w:t>Потери, обусловленные рассогласованием на входе, составляют:</w:t>
+      </w:r>
+    </w:p>
+    <w:p>
+      <w:pPr>
+        <w:ind w:firstLine="708"/>
+        <w:rPr>
+          <w:rFonts w:eastAsiaTheme="minorEastAsia"/>
+          <w:i/>
+        </w:rPr>
+      </w:pPr>
+      <m:oMathPara>
+        <m:oMath>
+          <m:sSub>
+            <m:sSubPr>
+              <m:ctrlPr>
+                <w:rPr>
+                  <w:rFonts w:ascii="Cambria Math" w:eastAsiaTheme="minorEastAsia" w:hAnsi="Cambria Math"/>
+                  <w:i/>
+                  <w:lang w:val="en-US"/>
+                </w:rPr>
+              </m:ctrlPr>
+            </m:sSubPr>
+            <m:e>
+              <m:r>
+                <w:rPr>
+                  <w:rFonts w:ascii="Cambria Math" w:eastAsiaTheme="minorEastAsia" w:hAnsi="Cambria Math"/>
+                  <w:lang w:val="en-US"/>
+                </w:rPr>
+                <m:t>L</m:t>
+              </m:r>
+            </m:e>
+            <m:sub>
+              <m:r>
+                <w:rPr>
+                  <w:rFonts w:ascii="Cambria Math" w:eastAsiaTheme="minorEastAsia" w:hAnsi="Cambria Math"/>
+                </w:rPr>
+                <m:t>рас</m:t>
+              </m:r>
+            </m:sub>
+          </m:sSub>
+          <m:r>
+            <w:rPr>
+              <w:rFonts w:ascii="Cambria Math" w:eastAsiaTheme="minorEastAsia" w:hAnsi="Cambria Math"/>
+              <w:lang w:val="en-US"/>
+            </w:rPr>
+            <m:t>=</m:t>
+          </m:r>
+          <m:r>
+            <w:rPr>
+              <w:rFonts w:ascii="Cambria Math" w:eastAsiaTheme="minorEastAsia" w:hAnsi="Cambria Math"/>
+            </w:rPr>
+            <m:t>-10</m:t>
+          </m:r>
+          <m:func>
+            <m:funcPr>
+              <m:ctrlPr>
+                <w:rPr>
+                  <w:rFonts w:ascii="Cambria Math" w:eastAsiaTheme="minorEastAsia" w:hAnsi="Cambria Math"/>
+                  <w:i/>
+                  <w:lang w:val="en-US"/>
+                </w:rPr>
+              </m:ctrlPr>
+            </m:funcPr>
+            <m:fName>
+              <m:r>
+                <m:rPr>
+                  <m:sty m:val="p"/>
+                </m:rPr>
+                <w:rPr>
+                  <w:rFonts w:ascii="Cambria Math" w:eastAsiaTheme="minorEastAsia" w:hAnsi="Cambria Math"/>
+                  <w:lang w:val="en-US"/>
+                </w:rPr>
+                <m:t>lg</m:t>
+              </m:r>
+            </m:fName>
+            <m:e>
+              <m:d>
+                <m:dPr>
+                  <m:ctrlPr>
+                    <w:rPr>
+                      <w:rFonts w:ascii="Cambria Math" w:eastAsiaTheme="minorEastAsia" w:hAnsi="Cambria Math"/>
+                      <w:i/>
+                      <w:lang w:val="en-US"/>
+                    </w:rPr>
+                  </m:ctrlPr>
+                </m:dPr>
+                <m:e>
+                  <m:r>
+                    <w:rPr>
+                      <w:rFonts w:ascii="Cambria Math" w:eastAsiaTheme="minorEastAsia" w:hAnsi="Cambria Math"/>
+                      <w:lang w:val="en-US"/>
+                    </w:rPr>
+                    <m:t>1-</m:t>
+                  </m:r>
+                  <m:sSup>
+                    <m:sSupPr>
+                      <m:ctrlPr>
+                        <w:rPr>
+                          <w:rFonts w:ascii="Cambria Math" w:eastAsiaTheme="minorEastAsia" w:hAnsi="Cambria Math"/>
+                          <w:i/>
+                          <w:lang w:val="en-US"/>
+                        </w:rPr>
+                      </m:ctrlPr>
+                    </m:sSupPr>
+                    <m:e>
+                      <m:d>
+                        <m:dPr>
+                          <m:begChr m:val="|"/>
+                          <m:endChr m:val="|"/>
+                          <m:ctrlPr>
+                            <w:rPr>
+                              <w:rFonts w:ascii="Cambria Math" w:eastAsiaTheme="minorEastAsia" w:hAnsi="Cambria Math"/>
+                              <w:i/>
+                              <w:lang w:val="en-US"/>
+                            </w:rPr>
+                          </m:ctrlPr>
+                        </m:dPr>
+                        <m:e>
+                          <m:sSub>
+                            <m:sSubPr>
+                              <m:ctrlPr>
+                                <w:rPr>
+                                  <w:rFonts w:ascii="Cambria Math" w:eastAsiaTheme="minorEastAsia" w:hAnsi="Cambria Math"/>
+                                  <w:i/>
+                                </w:rPr>
+                              </m:ctrlPr>
+                            </m:sSubPr>
+                            <m:e>
+                              <m:r>
+                                <w:rPr>
+                                  <w:rFonts w:ascii="Cambria Math" w:eastAsiaTheme="minorEastAsia" w:hAnsi="Cambria Math"/>
+                                </w:rPr>
+                                <m:t>Г</m:t>
+                              </m:r>
+                            </m:e>
+                            <m:sub>
+                              <m:r>
+                                <w:rPr>
+                                  <w:rFonts w:ascii="Cambria Math" w:eastAsiaTheme="minorEastAsia" w:hAnsi="Cambria Math"/>
+                                </w:rPr>
+                                <m:t>вх</m:t>
+                              </m:r>
+                            </m:sub>
+                          </m:sSub>
+                        </m:e>
+                      </m:d>
+                    </m:e>
+                    <m:sup>
+                      <m:r>
+                        <w:rPr>
+                          <w:rFonts w:ascii="Cambria Math" w:eastAsiaTheme="minorEastAsia" w:hAnsi="Cambria Math"/>
+                          <w:lang w:val="en-US"/>
+                        </w:rPr>
+                        <m:t>2</m:t>
+                      </m:r>
+                    </m:sup>
+                  </m:sSup>
+                </m:e>
+              </m:d>
+            </m:e>
+          </m:func>
+          <m:r>
+            <w:rPr>
+              <w:rFonts w:ascii="Cambria Math" w:eastAsiaTheme="minorEastAsia" w:hAnsi="Cambria Math"/>
+              <w:lang w:val="en-US"/>
+            </w:rPr>
+            <m:t>=-10</m:t>
+          </m:r>
+          <m:func>
+            <m:funcPr>
+              <m:ctrlPr>
+                <w:rPr>
+                  <w:rFonts w:ascii="Cambria Math" w:eastAsiaTheme="minorEastAsia" w:hAnsi="Cambria Math"/>
+                  <w:i/>
+                  <w:lang w:val="en-US"/>
+                </w:rPr>
+              </m:ctrlPr>
+            </m:funcPr>
+            <m:fName>
+              <m:r>
+                <m:rPr>
+                  <m:sty m:val="p"/>
+                </m:rPr>
+                <w:rPr>
+                  <w:rFonts w:ascii="Cambria Math" w:eastAsiaTheme="minorEastAsia" w:hAnsi="Cambria Math"/>
+                  <w:lang w:val="en-US"/>
+                </w:rPr>
+                <m:t>lg</m:t>
+              </m:r>
+            </m:fName>
+            <m:e>
+              <m:d>
+                <m:dPr>
+                  <m:ctrlPr>
+                    <w:rPr>
+                      <w:rFonts w:ascii="Cambria Math" w:eastAsiaTheme="minorEastAsia" w:hAnsi="Cambria Math"/>
+                      <w:i/>
+                      <w:lang w:val="en-US"/>
+                    </w:rPr>
+                  </m:ctrlPr>
+                </m:dPr>
+                <m:e>
+                  <m:r>
+                    <w:rPr>
+                      <w:rFonts w:ascii="Cambria Math" w:eastAsiaTheme="minorEastAsia" w:hAnsi="Cambria Math"/>
+                      <w:lang w:val="en-US"/>
+                    </w:rPr>
+                    <m:t>1-</m:t>
+                  </m:r>
+                  <m:sSup>
+                    <m:sSupPr>
+                      <m:ctrlPr>
+                        <w:rPr>
+                          <w:rFonts w:ascii="Cambria Math" w:eastAsiaTheme="minorEastAsia" w:hAnsi="Cambria Math"/>
+                          <w:i/>
+                          <w:lang w:val="en-US"/>
+                        </w:rPr>
+                      </m:ctrlPr>
+                    </m:sSupPr>
+                    <m:e>
+                      <m:d>
+                        <m:dPr>
+                          <m:begChr m:val="|"/>
+                          <m:endChr m:val="|"/>
+                          <m:ctrlPr>
+                            <w:rPr>
+                              <w:rFonts w:ascii="Cambria Math" w:eastAsiaTheme="minorEastAsia" w:hAnsi="Cambria Math"/>
+                              <w:i/>
+                              <w:lang w:val="en-US"/>
+                            </w:rPr>
+                          </m:ctrlPr>
+                        </m:dPr>
+                        <m:e>
+                          <m:r>
+                            <w:rPr>
+                              <w:rFonts w:ascii="Cambria Math" w:eastAsiaTheme="minorEastAsia" w:hAnsi="Cambria Math"/>
+                              <w:lang w:val="en-US"/>
+                            </w:rPr>
+                            <m:t>0</m:t>
+                          </m:r>
+                          <m:r>
+                            <w:rPr>
+                              <w:rFonts w:ascii="Cambria Math" w:eastAsiaTheme="minorEastAsia" w:hAnsi="Cambria Math"/>
+                            </w:rPr>
+                            <m:t>.25</m:t>
+                          </m:r>
+                        </m:e>
+                      </m:d>
+                    </m:e>
+                    <m:sup>
+                      <m:r>
+                        <w:rPr>
+                          <w:rFonts w:ascii="Cambria Math" w:eastAsiaTheme="minorEastAsia" w:hAnsi="Cambria Math"/>
+                          <w:lang w:val="en-US"/>
+                        </w:rPr>
+                        <m:t>2</m:t>
+                      </m:r>
+                    </m:sup>
+                  </m:sSup>
+                </m:e>
+              </m:d>
+              <m:r>
+                <w:rPr>
+                  <w:rFonts w:ascii="Cambria Math" w:eastAsiaTheme="minorEastAsia" w:hAnsi="Cambria Math"/>
+                  <w:lang w:val="en-US"/>
+                </w:rPr>
+                <m:t>=</m:t>
+              </m:r>
+              <m:r>
+                <w:rPr>
+                  <w:rFonts w:ascii="Cambria Math" w:eastAsiaTheme="minorEastAsia" w:hAnsi="Cambria Math"/>
+                </w:rPr>
+                <m:t>0.28 дБ</m:t>
+              </m:r>
+            </m:e>
+          </m:func>
+        </m:oMath>
+      </m:oMathPara>
+    </w:p>
+    <w:p>
+      <w:pPr>
+        <w:ind w:firstLine="708"/>
+        <w:rPr>
+          <w:rFonts w:eastAsiaTheme="minorEastAsia"/>
+        </w:rPr>
+      </w:pPr>
+      <w:r>
+        <w:rPr>
+          <w:rFonts w:eastAsiaTheme="minorEastAsia"/>
+        </w:rPr>
+        <w:lastRenderedPageBreak/>
+        <w:t>Для оценки влияния разомкнутого выхода на второй выход используем коэффициенты передачи резистивного делителя. При согласованных портах</w:t>
+      </w:r>
+      <w:r>
+        <w:rPr>
+          <w:rFonts w:eastAsiaTheme="minorEastAsia"/>
+        </w:rPr>
+        <w:t>:</w:t>
+      </w:r>
+    </w:p>
+    <w:p>
+      <w:pPr>
+        <w:ind w:firstLine="708"/>
+        <w:rPr>
+          <w:rFonts w:eastAsiaTheme="minorEastAsia"/>
+        </w:rPr>
+      </w:pPr>
+      <m:oMathPara>
+        <m:oMath>
+          <m:sSub>
+            <m:sSubPr>
+              <m:ctrlPr>
+                <w:rPr>
+                  <w:rFonts w:ascii="Cambria Math" w:eastAsiaTheme="minorEastAsia" w:hAnsi="Cambria Math"/>
+                  <w:i/>
+                  <w:lang w:val="en-US"/>
+                </w:rPr>
+              </m:ctrlPr>
+            </m:sSubPr>
+            <m:e>
+              <m:r>
+                <w:rPr>
+                  <w:rFonts w:ascii="Cambria Math" w:eastAsiaTheme="minorEastAsia" w:hAnsi="Cambria Math"/>
+                </w:rPr>
+                <m:t>S</m:t>
+              </m:r>
+              <m:ctrlPr>
+                <w:rPr>
+                  <w:rFonts w:ascii="Cambria Math" w:eastAsiaTheme="minorEastAsia" w:hAnsi="Cambria Math"/>
+                  <w:i/>
+                </w:rPr>
+              </m:ctrlPr>
+            </m:e>
+            <m:sub>
+              <m:r>
+                <w:rPr>
+                  <w:rFonts w:ascii="Cambria Math" w:eastAsiaTheme="minorEastAsia" w:hAnsi="Cambria Math"/>
+                  <w:lang w:val="en-US"/>
+                </w:rPr>
+                <m:t>21</m:t>
+              </m:r>
+            </m:sub>
+          </m:sSub>
+          <m:r>
+            <w:rPr>
+              <w:rFonts w:ascii="Cambria Math" w:eastAsiaTheme="minorEastAsia" w:hAnsi="Cambria Math"/>
+              <w:lang w:val="en-US"/>
+            </w:rPr>
+            <m:t>=</m:t>
+          </m:r>
+          <m:sSub>
+            <m:sSubPr>
+              <m:ctrlPr>
+                <w:rPr>
+                  <w:rFonts w:ascii="Cambria Math" w:eastAsiaTheme="minorEastAsia" w:hAnsi="Cambria Math"/>
+                  <w:i/>
+                  <w:lang w:val="en-US"/>
+                </w:rPr>
+              </m:ctrlPr>
+            </m:sSubPr>
+            <m:e>
+              <m:r>
+                <w:rPr>
+                  <w:rFonts w:ascii="Cambria Math" w:eastAsiaTheme="minorEastAsia" w:hAnsi="Cambria Math"/>
+                  <w:lang w:val="en-US"/>
+                </w:rPr>
+                <m:t>S</m:t>
+              </m:r>
+            </m:e>
+            <m:sub>
+              <m:r>
+                <w:rPr>
+                  <w:rFonts w:ascii="Cambria Math" w:eastAsiaTheme="minorEastAsia" w:hAnsi="Cambria Math"/>
+                  <w:lang w:val="en-US"/>
+                </w:rPr>
+                <m:t>31</m:t>
+              </m:r>
+            </m:sub>
+          </m:sSub>
+          <m:r>
+            <w:rPr>
+              <w:rFonts w:ascii="Cambria Math" w:eastAsiaTheme="minorEastAsia" w:hAnsi="Cambria Math"/>
+              <w:lang w:val="en-US"/>
+            </w:rPr>
+            <m:t>=</m:t>
+          </m:r>
+          <m:sSub>
+            <m:sSubPr>
+              <m:ctrlPr>
+                <w:rPr>
+                  <w:rFonts w:ascii="Cambria Math" w:eastAsiaTheme="minorEastAsia" w:hAnsi="Cambria Math"/>
+                  <w:i/>
+                  <w:lang w:val="en-US"/>
+                </w:rPr>
+              </m:ctrlPr>
+            </m:sSubPr>
+            <m:e>
+              <m:r>
+                <w:rPr>
+                  <w:rFonts w:ascii="Cambria Math" w:eastAsiaTheme="minorEastAsia" w:hAnsi="Cambria Math"/>
+                  <w:lang w:val="en-US"/>
+                </w:rPr>
+                <m:t>S</m:t>
+              </m:r>
+            </m:e>
+            <m:sub>
+              <m:r>
+                <w:rPr>
+                  <w:rFonts w:ascii="Cambria Math" w:eastAsiaTheme="minorEastAsia" w:hAnsi="Cambria Math"/>
+                  <w:lang w:val="en-US"/>
+                </w:rPr>
+                <m:t>23</m:t>
+              </m:r>
+            </m:sub>
+          </m:sSub>
+          <m:r>
+            <w:rPr>
+              <w:rFonts w:ascii="Cambria Math" w:eastAsiaTheme="minorEastAsia" w:hAnsi="Cambria Math"/>
+              <w:lang w:val="en-US"/>
+            </w:rPr>
+            <m:t>=0.5</m:t>
+          </m:r>
+        </m:oMath>
+      </m:oMathPara>
+    </w:p>
+    <w:p>
+      <w:pPr>
+        <w:ind w:firstLine="708"/>
+        <w:rPr>
+          <w:rFonts w:eastAsiaTheme="minorEastAsia"/>
+        </w:rPr>
+      </w:pPr>
+      <w:r>
+        <w:rPr>
+          <w:rFonts w:eastAsiaTheme="minorEastAsia"/>
+        </w:rPr>
+        <w:t>С учётом полного отражения от разомкнутого выхода эффективный коэффициент передачи на согласованный выход:</w:t>
+      </w:r>
+    </w:p>
+    <w:p>
+      <w:pPr>
+        <w:ind w:firstLine="708"/>
+        <w:rPr>
+          <w:rFonts w:eastAsiaTheme="minorEastAsia"/>
+          <w:i/>
+          <w:lang w:val="en-US"/>
+        </w:rPr>
+      </w:pPr>
+      <m:oMathPara>
+        <m:oMath>
+          <m:sSubSup>
+            <m:sSubSupPr>
+              <m:ctrlPr>
+                <w:rPr>
+                  <w:rFonts w:ascii="Cambria Math" w:eastAsiaTheme="minorEastAsia" w:hAnsi="Cambria Math"/>
+                  <w:i/>
+                  <w:lang w:val="en-US"/>
+                </w:rPr>
+              </m:ctrlPr>
+            </m:sSubSupPr>
+            <m:e>
+              <m:r>
+                <w:rPr>
+                  <w:rFonts w:ascii="Cambria Math" w:eastAsiaTheme="minorEastAsia" w:hAnsi="Cambria Math"/>
+                  <w:lang w:val="en-US"/>
+                </w:rPr>
+                <m:t>S</m:t>
+              </m:r>
+            </m:e>
+            <m:sub>
+              <m:r>
+                <w:rPr>
+                  <w:rFonts w:ascii="Cambria Math" w:eastAsiaTheme="minorEastAsia" w:hAnsi="Cambria Math"/>
+                  <w:lang w:val="en-US"/>
+                </w:rPr>
+                <m:t>21</m:t>
+              </m:r>
+            </m:sub>
+            <m:sup>
+              <m:r>
+                <w:rPr>
+                  <w:rFonts w:ascii="Cambria Math" w:eastAsiaTheme="minorEastAsia" w:hAnsi="Cambria Math"/>
+                  <w:lang w:val="en-US"/>
+                </w:rPr>
+                <m:t>'</m:t>
+              </m:r>
+            </m:sup>
+          </m:sSubSup>
+          <m:r>
+            <w:rPr>
+              <w:rFonts w:ascii="Cambria Math" w:eastAsiaTheme="minorEastAsia" w:hAnsi="Cambria Math"/>
+              <w:lang w:val="en-US"/>
+            </w:rPr>
+            <m:t>=</m:t>
+          </m:r>
+          <m:sSub>
+            <m:sSubPr>
+              <m:ctrlPr>
+                <w:rPr>
+                  <w:rFonts w:ascii="Cambria Math" w:eastAsiaTheme="minorEastAsia" w:hAnsi="Cambria Math"/>
+                  <w:i/>
+                  <w:lang w:val="en-US"/>
+                </w:rPr>
+              </m:ctrlPr>
+            </m:sSubPr>
+            <m:e>
+              <m:r>
+                <w:rPr>
+                  <w:rFonts w:ascii="Cambria Math" w:eastAsiaTheme="minorEastAsia" w:hAnsi="Cambria Math"/>
+                  <w:lang w:val="en-US"/>
+                </w:rPr>
+                <m:t>S</m:t>
+              </m:r>
+            </m:e>
+            <m:sub>
+              <m:r>
+                <w:rPr>
+                  <w:rFonts w:ascii="Cambria Math" w:eastAsiaTheme="minorEastAsia" w:hAnsi="Cambria Math"/>
+                  <w:lang w:val="en-US"/>
+                </w:rPr>
+                <m:t>21</m:t>
+              </m:r>
+            </m:sub>
+          </m:sSub>
+          <m:r>
+            <w:rPr>
+              <w:rFonts w:ascii="Cambria Math" w:eastAsiaTheme="minorEastAsia" w:hAnsi="Cambria Math"/>
+              <w:lang w:val="en-US"/>
+            </w:rPr>
+            <m:t>+</m:t>
+          </m:r>
+          <m:sSub>
+            <m:sSubPr>
+              <m:ctrlPr>
+                <w:rPr>
+                  <w:rFonts w:ascii="Cambria Math" w:eastAsiaTheme="minorEastAsia" w:hAnsi="Cambria Math"/>
+                  <w:i/>
+                  <w:lang w:val="en-US"/>
+                </w:rPr>
+              </m:ctrlPr>
+            </m:sSubPr>
+            <m:e>
+              <m:r>
+                <w:rPr>
+                  <w:rFonts w:ascii="Cambria Math" w:eastAsiaTheme="minorEastAsia" w:hAnsi="Cambria Math"/>
+                  <w:lang w:val="en-US"/>
+                </w:rPr>
+                <m:t>S</m:t>
+              </m:r>
+            </m:e>
+            <m:sub>
+              <m:r>
+                <w:rPr>
+                  <w:rFonts w:ascii="Cambria Math" w:eastAsiaTheme="minorEastAsia" w:hAnsi="Cambria Math"/>
+                  <w:lang w:val="en-US"/>
+                </w:rPr>
+                <m:t>23</m:t>
+              </m:r>
+            </m:sub>
+          </m:sSub>
+          <m:r>
+            <w:rPr>
+              <w:rFonts w:ascii="Cambria Math" w:eastAsiaTheme="minorEastAsia" w:hAnsi="Cambria Math"/>
+              <w:lang w:val="en-US"/>
+            </w:rPr>
+            <m:t>∙</m:t>
+          </m:r>
+          <m:sSub>
+            <m:sSubPr>
+              <m:ctrlPr>
+                <w:rPr>
+                  <w:rFonts w:ascii="Cambria Math" w:eastAsiaTheme="minorEastAsia" w:hAnsi="Cambria Math"/>
+                  <w:i/>
+                </w:rPr>
+              </m:ctrlPr>
+            </m:sSubPr>
+            <m:e>
+              <m:r>
+                <w:rPr>
+                  <w:rFonts w:ascii="Cambria Math" w:eastAsiaTheme="minorEastAsia" w:hAnsi="Cambria Math"/>
+                </w:rPr>
+                <m:t>Г</m:t>
+              </m:r>
+              <m:ctrlPr>
+                <w:rPr>
+                  <w:rFonts w:ascii="Cambria Math" w:eastAsiaTheme="minorEastAsia" w:hAnsi="Cambria Math"/>
+                  <w:i/>
+                  <w:lang w:val="en-US"/>
+                </w:rPr>
+              </m:ctrlPr>
+            </m:e>
+            <m:sub>
+              <m:r>
+                <w:rPr>
+                  <w:rFonts w:ascii="Cambria Math" w:eastAsiaTheme="minorEastAsia" w:hAnsi="Cambria Math"/>
+                </w:rPr>
+                <m:t>разм</m:t>
+              </m:r>
+            </m:sub>
+          </m:sSub>
+          <m:r>
+            <w:rPr>
+              <w:rFonts w:ascii="Cambria Math" w:eastAsiaTheme="minorEastAsia" w:hAnsi="Cambria Math"/>
+              <w:lang w:val="en-US"/>
+            </w:rPr>
+            <m:t>∙</m:t>
+          </m:r>
+          <m:sSub>
+            <m:sSubPr>
+              <m:ctrlPr>
+                <w:rPr>
+                  <w:rFonts w:ascii="Cambria Math" w:eastAsiaTheme="minorEastAsia" w:hAnsi="Cambria Math"/>
+                  <w:i/>
+                  <w:lang w:val="en-US"/>
+                </w:rPr>
+              </m:ctrlPr>
+            </m:sSubPr>
+            <m:e>
+              <m:r>
+                <w:rPr>
+                  <w:rFonts w:ascii="Cambria Math" w:eastAsiaTheme="minorEastAsia" w:hAnsi="Cambria Math"/>
+                  <w:lang w:val="en-US"/>
+                </w:rPr>
+                <m:t>S</m:t>
+              </m:r>
+            </m:e>
+            <m:sub>
+              <m:r>
+                <w:rPr>
+                  <w:rFonts w:ascii="Cambria Math" w:eastAsiaTheme="minorEastAsia" w:hAnsi="Cambria Math"/>
+                  <w:lang w:val="en-US"/>
+                </w:rPr>
+                <m:t>31</m:t>
+              </m:r>
+            </m:sub>
+          </m:sSub>
+          <m:r>
+            <w:rPr>
+              <w:rFonts w:ascii="Cambria Math" w:eastAsiaTheme="minorEastAsia" w:hAnsi="Cambria Math"/>
+              <w:lang w:val="en-US"/>
+            </w:rPr>
+            <m:t>=0.5+0.5∙1∙0.5=0.75</m:t>
+          </m:r>
+        </m:oMath>
+      </m:oMathPara>
+    </w:p>
+    <w:p>
+      <w:pPr>
+        <w:ind w:firstLine="708"/>
+        <w:rPr>
+          <w:rFonts w:eastAsiaTheme="minorEastAsia"/>
+        </w:rPr>
+      </w:pPr>
+      <w:r>
+        <w:rPr>
+          <w:rFonts w:eastAsiaTheme="minorEastAsia"/>
+        </w:rPr>
+        <w:t>Отношение мощностей на согласованном выходе после и до размыкания:</w:t>
+      </w:r>
+    </w:p>
+    <w:p>
+      <w:pPr>
+        <w:ind w:firstLine="708"/>
+        <w:rPr>
+          <w:rFonts w:eastAsiaTheme="minorEastAsia"/>
+          <w:i/>
+          <w:lang w:val="en-US"/>
+        </w:rPr>
+      </w:pPr>
+      <m:oMathPara>
+        <m:oMath>
+          <m:f>
+            <m:fPr>
+              <m:ctrlPr>
+                <w:rPr>
+                  <w:rFonts w:ascii="Cambria Math" w:eastAsiaTheme="minorEastAsia" w:hAnsi="Cambria Math"/>
+                  <w:i/>
+                </w:rPr>
+              </m:ctrlPr>
+            </m:fPr>
+            <m:num>
+              <m:sSub>
+                <m:sSubPr>
+                  <m:ctrlPr>
+                    <w:rPr>
+                      <w:rFonts w:ascii="Cambria Math" w:eastAsiaTheme="minorEastAsia" w:hAnsi="Cambria Math"/>
+                      <w:i/>
+                    </w:rPr>
+                  </m:ctrlPr>
+                </m:sSubPr>
+                <m:e>
+                  <m:r>
+                    <w:rPr>
+                      <w:rFonts w:ascii="Cambria Math" w:eastAsiaTheme="minorEastAsia" w:hAnsi="Cambria Math"/>
+                    </w:rPr>
+                    <m:t>P</m:t>
+                  </m:r>
+                </m:e>
+                <m:sub>
+                  <m:r>
+                    <w:rPr>
+                      <w:rFonts w:ascii="Cambria Math" w:eastAsiaTheme="minorEastAsia" w:hAnsi="Cambria Math"/>
+                    </w:rPr>
+                    <m:t>2разм</m:t>
+                  </m:r>
+                </m:sub>
+              </m:sSub>
+            </m:num>
+            <m:den>
+              <m:sSub>
+                <m:sSubPr>
+                  <m:ctrlPr>
+                    <w:rPr>
+                      <w:rFonts w:ascii="Cambria Math" w:eastAsiaTheme="minorEastAsia" w:hAnsi="Cambria Math"/>
+                      <w:i/>
+                    </w:rPr>
+                  </m:ctrlPr>
+                </m:sSubPr>
+                <m:e>
+                  <m:r>
+                    <w:rPr>
+                      <w:rFonts w:ascii="Cambria Math" w:eastAsiaTheme="minorEastAsia" w:hAnsi="Cambria Math"/>
+                    </w:rPr>
+                    <m:t>P</m:t>
+                  </m:r>
+                </m:e>
+                <m:sub>
+                  <m:r>
+                    <w:rPr>
+                      <w:rFonts w:ascii="Cambria Math" w:eastAsiaTheme="minorEastAsia" w:hAnsi="Cambria Math"/>
+                    </w:rPr>
+                    <m:t>2н</m:t>
+                  </m:r>
+                </m:sub>
+              </m:sSub>
+            </m:den>
+          </m:f>
+          <m:r>
+            <w:rPr>
+              <w:rFonts w:ascii="Cambria Math" w:eastAsiaTheme="minorEastAsia" w:hAnsi="Cambria Math"/>
+            </w:rPr>
+            <m:t>=</m:t>
+          </m:r>
+          <m:f>
+            <m:fPr>
+              <m:ctrlPr>
+                <w:rPr>
+                  <w:rFonts w:ascii="Cambria Math" w:eastAsiaTheme="minorEastAsia" w:hAnsi="Cambria Math"/>
+                  <w:i/>
+                </w:rPr>
+              </m:ctrlPr>
+            </m:fPr>
+            <m:num>
+              <m:sSup>
+                <m:sSupPr>
+                  <m:ctrlPr>
+                    <w:rPr>
+                      <w:rFonts w:ascii="Cambria Math" w:eastAsiaTheme="minorEastAsia" w:hAnsi="Cambria Math"/>
+                      <w:i/>
+                    </w:rPr>
+                  </m:ctrlPr>
+                </m:sSupPr>
+                <m:e>
+                  <m:d>
+                    <m:dPr>
+                      <m:begChr m:val="|"/>
+                      <m:endChr m:val="|"/>
+                      <m:ctrlPr>
+                        <w:rPr>
+                          <w:rFonts w:ascii="Cambria Math" w:eastAsiaTheme="minorEastAsia" w:hAnsi="Cambria Math"/>
+                          <w:i/>
+                        </w:rPr>
+                      </m:ctrlPr>
+                    </m:dPr>
+                    <m:e>
+                      <m:sSubSup>
+                        <m:sSubSupPr>
+                          <m:ctrlPr>
+                            <w:rPr>
+                              <w:rFonts w:ascii="Cambria Math" w:eastAsiaTheme="minorEastAsia" w:hAnsi="Cambria Math"/>
+                              <w:i/>
+                              <w:lang w:val="en-US"/>
+                            </w:rPr>
+                          </m:ctrlPr>
+                        </m:sSubSupPr>
+                        <m:e>
+                          <m:r>
+                            <w:rPr>
+                              <w:rFonts w:ascii="Cambria Math" w:eastAsiaTheme="minorEastAsia" w:hAnsi="Cambria Math"/>
+                            </w:rPr>
+                            <m:t>S</m:t>
+                          </m:r>
+                          <m:ctrlPr>
+                            <w:rPr>
+                              <w:rFonts w:ascii="Cambria Math" w:eastAsiaTheme="minorEastAsia" w:hAnsi="Cambria Math"/>
+                              <w:i/>
+                            </w:rPr>
+                          </m:ctrlPr>
+                        </m:e>
+                        <m:sub>
+                          <m:r>
+                            <w:rPr>
+                              <w:rFonts w:ascii="Cambria Math" w:eastAsiaTheme="minorEastAsia" w:hAnsi="Cambria Math"/>
+                              <w:lang w:val="en-US"/>
+                            </w:rPr>
+                            <m:t>21</m:t>
+                          </m:r>
+                        </m:sub>
+                        <m:sup>
+                          <m:r>
+                            <w:rPr>
+                              <w:rFonts w:ascii="Cambria Math" w:eastAsiaTheme="minorEastAsia" w:hAnsi="Cambria Math"/>
+                              <w:lang w:val="en-US"/>
+                            </w:rPr>
+                            <m:t>'</m:t>
+                          </m:r>
+                        </m:sup>
+                      </m:sSubSup>
+                      <m:ctrlPr>
+                        <w:rPr>
+                          <w:rFonts w:ascii="Cambria Math" w:eastAsiaTheme="minorEastAsia" w:hAnsi="Cambria Math"/>
+                          <w:i/>
+                          <w:lang w:val="en-US"/>
+                        </w:rPr>
+                      </m:ctrlPr>
+                    </m:e>
+                  </m:d>
+                  <m:ctrlPr>
+                    <w:rPr>
+                      <w:rFonts w:ascii="Cambria Math" w:eastAsiaTheme="minorEastAsia" w:hAnsi="Cambria Math"/>
+                      <w:i/>
+                      <w:lang w:val="en-US"/>
+                    </w:rPr>
+                  </m:ctrlPr>
+                </m:e>
+                <m:sup>
+                  <m:r>
+                    <w:rPr>
+                      <w:rFonts w:ascii="Cambria Math" w:eastAsiaTheme="minorEastAsia" w:hAnsi="Cambria Math"/>
+                      <w:lang w:val="en-US"/>
+                    </w:rPr>
+                    <m:t>2</m:t>
+                  </m:r>
+                </m:sup>
+              </m:sSup>
+              <m:r>
+                <w:rPr>
+                  <w:rFonts w:ascii="Cambria Math" w:eastAsiaTheme="minorEastAsia" w:hAnsi="Cambria Math"/>
+                </w:rPr>
+                <m:t>∙</m:t>
+              </m:r>
+              <m:sSub>
+                <m:sSubPr>
+                  <m:ctrlPr>
+                    <w:rPr>
+                      <w:rFonts w:ascii="Cambria Math" w:eastAsiaTheme="minorEastAsia" w:hAnsi="Cambria Math"/>
+                      <w:i/>
+                    </w:rPr>
+                  </m:ctrlPr>
+                </m:sSubPr>
+                <m:e>
+                  <m:r>
+                    <w:rPr>
+                      <w:rFonts w:ascii="Cambria Math" w:eastAsiaTheme="minorEastAsia" w:hAnsi="Cambria Math"/>
+                      <w:lang w:val="en-US"/>
+                    </w:rPr>
+                    <m:t>P</m:t>
+                  </m:r>
+                </m:e>
+                <m:sub>
+                  <m:r>
+                    <w:rPr>
+                      <w:rFonts w:ascii="Cambria Math" w:eastAsiaTheme="minorEastAsia" w:hAnsi="Cambria Math"/>
+                    </w:rPr>
+                    <m:t>г</m:t>
+                  </m:r>
+                </m:sub>
+              </m:sSub>
+            </m:num>
+            <m:den>
+              <m:sSup>
+                <m:sSupPr>
+                  <m:ctrlPr>
+                    <w:rPr>
+                      <w:rFonts w:ascii="Cambria Math" w:eastAsiaTheme="minorEastAsia" w:hAnsi="Cambria Math"/>
+                      <w:i/>
+                    </w:rPr>
+                  </m:ctrlPr>
+                </m:sSupPr>
+                <m:e>
+                  <m:d>
+                    <m:dPr>
+                      <m:begChr m:val="|"/>
+                      <m:endChr m:val="|"/>
+                      <m:ctrlPr>
+                        <w:rPr>
+                          <w:rFonts w:ascii="Cambria Math" w:eastAsiaTheme="minorEastAsia" w:hAnsi="Cambria Math"/>
+                          <w:i/>
+                        </w:rPr>
+                      </m:ctrlPr>
+                    </m:dPr>
+                    <m:e>
+                      <m:sSub>
+                        <m:sSubPr>
+                          <m:ctrlPr>
+                            <w:rPr>
+                              <w:rFonts w:ascii="Cambria Math" w:eastAsiaTheme="minorEastAsia" w:hAnsi="Cambria Math"/>
+                              <w:i/>
+                              <w:lang w:val="en-US"/>
+                            </w:rPr>
+                          </m:ctrlPr>
+                        </m:sSubPr>
+                        <m:e>
+                          <m:r>
+                            <w:rPr>
+                              <w:rFonts w:ascii="Cambria Math" w:eastAsiaTheme="minorEastAsia" w:hAnsi="Cambria Math"/>
+                              <w:lang w:val="en-US"/>
+                            </w:rPr>
+                            <m:t>S</m:t>
+                          </m:r>
+                        </m:e>
+                        <m:sub>
+                          <m:r>
+                            <w:rPr>
+                              <w:rFonts w:ascii="Cambria Math" w:eastAsiaTheme="minorEastAsia" w:hAnsi="Cambria Math"/>
+                              <w:lang w:val="en-US"/>
+                            </w:rPr>
+                            <m:t>21</m:t>
+                          </m:r>
+                        </m:sub>
+                      </m:sSub>
+                      <m:ctrlPr>
+                        <w:rPr>
+                          <w:rFonts w:ascii="Cambria Math" w:eastAsiaTheme="minorEastAsia" w:hAnsi="Cambria Math"/>
+                          <w:i/>
+                          <w:lang w:val="en-US"/>
+                        </w:rPr>
+                      </m:ctrlPr>
+                    </m:e>
+                  </m:d>
+                  <m:ctrlPr>
+                    <w:rPr>
+                      <w:rFonts w:ascii="Cambria Math" w:eastAsiaTheme="minorEastAsia" w:hAnsi="Cambria Math"/>
+                      <w:i/>
+                      <w:lang w:val="en-US"/>
+                    </w:rPr>
+                  </m:ctrlPr>
+                </m:e>
+                <m:sup>
+                  <m:r>
+                    <w:rPr>
+                      <w:rFonts w:ascii="Cambria Math" w:eastAsiaTheme="minorEastAsia" w:hAnsi="Cambria Math"/>
+                      <w:lang w:val="en-US"/>
+                    </w:rPr>
+                    <m:t>2</m:t>
+                  </m:r>
+                </m:sup>
+              </m:sSup>
+              <m:r>
+                <w:rPr>
+                  <w:rFonts w:ascii="Cambria Math" w:eastAsiaTheme="minorEastAsia" w:hAnsi="Cambria Math"/>
+                </w:rPr>
+                <m:t>∙</m:t>
+              </m:r>
+              <m:sSub>
+                <m:sSubPr>
+                  <m:ctrlPr>
+                    <w:rPr>
+                      <w:rFonts w:ascii="Cambria Math" w:eastAsiaTheme="minorEastAsia" w:hAnsi="Cambria Math"/>
+                      <w:i/>
+                    </w:rPr>
+                  </m:ctrlPr>
+                </m:sSubPr>
+                <m:e>
+                  <m:r>
+                    <w:rPr>
+                      <w:rFonts w:ascii="Cambria Math" w:eastAsiaTheme="minorEastAsia" w:hAnsi="Cambria Math"/>
+                      <w:lang w:val="en-US"/>
+                    </w:rPr>
+                    <m:t>P</m:t>
+                  </m:r>
+                </m:e>
+                <m:sub>
+                  <m:r>
+                    <w:rPr>
+                      <w:rFonts w:ascii="Cambria Math" w:eastAsiaTheme="minorEastAsia" w:hAnsi="Cambria Math"/>
+                    </w:rPr>
+                    <m:t>г</m:t>
+                  </m:r>
+                </m:sub>
+              </m:sSub>
+            </m:den>
+          </m:f>
+          <m:r>
+            <w:rPr>
+              <w:rFonts w:ascii="Cambria Math" w:eastAsiaTheme="minorEastAsia" w:hAnsi="Cambria Math"/>
+            </w:rPr>
+            <m:t>=</m:t>
+          </m:r>
+          <m:sSup>
+            <m:sSupPr>
+              <m:ctrlPr>
+                <w:rPr>
+                  <w:rFonts w:ascii="Cambria Math" w:eastAsiaTheme="minorEastAsia" w:hAnsi="Cambria Math"/>
+                  <w:i/>
+                  <w:lang w:val="en-US"/>
+                </w:rPr>
+              </m:ctrlPr>
+            </m:sSupPr>
+            <m:e>
+              <m:d>
+                <m:dPr>
+                  <m:ctrlPr>
+                    <w:rPr>
+                      <w:rFonts w:ascii="Cambria Math" w:eastAsiaTheme="minorEastAsia" w:hAnsi="Cambria Math"/>
+                      <w:i/>
+                    </w:rPr>
+                  </m:ctrlPr>
+                </m:dPr>
+                <m:e>
+                  <m:f>
+                    <m:fPr>
+                      <m:ctrlPr>
+                        <w:rPr>
+                          <w:rFonts w:ascii="Cambria Math" w:eastAsiaTheme="minorEastAsia" w:hAnsi="Cambria Math"/>
+                          <w:i/>
+                        </w:rPr>
+                      </m:ctrlPr>
+                    </m:fPr>
+                    <m:num>
+                      <m:r>
+                        <w:rPr>
+                          <w:rFonts w:ascii="Cambria Math" w:eastAsiaTheme="minorEastAsia" w:hAnsi="Cambria Math"/>
+                        </w:rPr>
+                        <m:t>0.75</m:t>
+                      </m:r>
+                    </m:num>
+                    <m:den>
+                      <m:r>
+                        <w:rPr>
+                          <w:rFonts w:ascii="Cambria Math" w:eastAsiaTheme="minorEastAsia" w:hAnsi="Cambria Math"/>
+                        </w:rPr>
+                        <m:t>0.5</m:t>
+                      </m:r>
+                    </m:den>
+                  </m:f>
+                </m:e>
+              </m:d>
+              <m:ctrlPr>
+                <w:rPr>
+                  <w:rFonts w:ascii="Cambria Math" w:eastAsiaTheme="minorEastAsia" w:hAnsi="Cambria Math"/>
+                  <w:i/>
+                </w:rPr>
+              </m:ctrlPr>
+            </m:e>
+            <m:sup>
+              <m:r>
+                <w:rPr>
+                  <w:rFonts w:ascii="Cambria Math" w:eastAsiaTheme="minorEastAsia" w:hAnsi="Cambria Math"/>
+                  <w:lang w:val="en-US"/>
+                </w:rPr>
+                <m:t>2</m:t>
+              </m:r>
+            </m:sup>
+          </m:sSup>
+          <m:r>
+            <w:rPr>
+              <w:rFonts w:ascii="Cambria Math" w:eastAsiaTheme="minorEastAsia" w:hAnsi="Cambria Math"/>
+            </w:rPr>
+            <m:t>=2.25</m:t>
+          </m:r>
+        </m:oMath>
+      </m:oMathPara>
+    </w:p>
+    <w:p>
+      <w:pPr>
+        <w:ind w:firstLine="708"/>
+        <w:rPr>
+          <w:rFonts w:eastAsiaTheme="minorEastAsia"/>
+        </w:rPr>
+      </w:pPr>
+      <w:r>
+        <w:rPr>
+          <w:rFonts w:eastAsiaTheme="minorEastAsia"/>
+        </w:rPr>
+        <w:t>Изменение уровня мощности тогда составит 3.52 дБ.</w:t>
+      </w:r>
+    </w:p>
+    <w:p>
+      <w:pPr>
+        <w:pStyle w:val="a7"/>
+        <w:numPr>
+          <w:ilvl w:val="0"/>
+          <w:numId w:val="2"/>
+        </w:numPr>
+        <w:ind w:left="0" w:firstLine="709"/>
+        <w:rPr>
+          <w:rFonts w:eastAsiaTheme="minorEastAsia"/>
+        </w:rPr>
+      </w:pPr>
+      <w:r>
+        <w:rPr>
+          <w:rFonts w:eastAsiaTheme="minorEastAsia"/>
+        </w:rPr>
+        <w:t>Определите (качественно) связь между ГВЗ в полосе пропускания и порядком фильтра. Какой тип фильтра имеет наиболее равномерное ГВЗ?</w:t>
+      </w:r>
+    </w:p>
+    <w:p>
+      <w:pPr>
+        <w:pStyle w:val="a7"/>
+        <w:ind w:left="0" w:firstLine="709"/>
+        <w:rPr>
+          <w:rFonts w:eastAsiaTheme="minorEastAsia"/>
+        </w:rPr>
+      </w:pPr>
+      <w:r>
+        <w:rPr>
+          <w:rFonts w:eastAsiaTheme="minorEastAsia"/>
+        </w:rPr>
+        <w:t xml:space="preserve">Групповое время задержки (ГВЗ) характеризует задержку огибающей сигнала при прохождении через фильтр и определяется производной </w:t>
+      </w:r>
+      <w:proofErr w:type="spellStart"/>
+      <w:r>
+        <w:rPr>
+          <w:rFonts w:eastAsiaTheme="minorEastAsia"/>
+        </w:rPr>
+        <w:t>фазочастотной</w:t>
+      </w:r>
+      <w:proofErr w:type="spellEnd"/>
+      <w:r>
+        <w:rPr>
+          <w:rFonts w:eastAsiaTheme="minorEastAsia"/>
+        </w:rPr>
+        <w:t xml:space="preserve"> характеристики по угловой частоте:</w:t>
+      </w:r>
+    </w:p>
+    <w:p>
+      <w:pPr>
+        <w:pStyle w:val="a7"/>
+        <w:ind w:left="0" w:firstLine="709"/>
+        <w:rPr>
+          <w:rFonts w:eastAsiaTheme="minorEastAsia"/>
+          <w:i/>
+        </w:rPr>
+      </w:pPr>
+      <m:oMathPara>
+        <m:oMath>
+          <m:r>
+            <w:rPr>
+              <w:rFonts w:ascii="Cambria Math" w:eastAsiaTheme="minorEastAsia" w:hAnsi="Cambria Math"/>
+            </w:rPr>
+            <m:t>τ</m:t>
+          </m:r>
+          <m:d>
+            <m:dPr>
+              <m:ctrlPr>
+                <w:rPr>
+                  <w:rFonts w:ascii="Cambria Math" w:eastAsiaTheme="minorEastAsia" w:hAnsi="Cambria Math"/>
+                  <w:i/>
+                  <w:lang w:val="en-US"/>
+                </w:rPr>
+              </m:ctrlPr>
+            </m:dPr>
+            <m:e>
+              <m:r>
+                <w:rPr>
+                  <w:rFonts w:ascii="Cambria Math" w:eastAsiaTheme="minorEastAsia" w:hAnsi="Cambria Math"/>
+                  <w:lang w:val="en-US"/>
+                </w:rPr>
+                <m:t>ω</m:t>
+              </m:r>
+            </m:e>
+          </m:d>
+          <m:r>
+            <w:rPr>
+              <w:rFonts w:ascii="Cambria Math" w:eastAsiaTheme="minorEastAsia" w:hAnsi="Cambria Math"/>
+            </w:rPr>
+            <m:t>=-</m:t>
+          </m:r>
+          <m:f>
+            <m:fPr>
+              <m:ctrlPr>
+                <w:rPr>
+                  <w:rFonts w:ascii="Cambria Math" w:eastAsiaTheme="minorEastAsia" w:hAnsi="Cambria Math"/>
+                  <w:i/>
+                  <w:lang w:val="en-US"/>
+                </w:rPr>
+              </m:ctrlPr>
+            </m:fPr>
+            <m:num>
+              <m:r>
+                <w:rPr>
+                  <w:rFonts w:ascii="Cambria Math" w:hAnsi="Cambria Math"/>
+                  <w:lang w:val="en-US"/>
+                </w:rPr>
+                <m:t>dφ</m:t>
+              </m:r>
+              <m:d>
+                <m:dPr>
+                  <m:ctrlPr>
+                    <w:rPr>
+                      <w:rFonts w:ascii="Cambria Math" w:hAnsi="Cambria Math"/>
+                      <w:i/>
+                      <w:lang w:val="en-US"/>
+                    </w:rPr>
+                  </m:ctrlPr>
+                </m:dPr>
+                <m:e>
+                  <m:r>
+                    <w:rPr>
+                      <w:rFonts w:ascii="Cambria Math" w:hAnsi="Cambria Math"/>
+                      <w:lang w:val="en-US"/>
+                    </w:rPr>
+                    <m:t>ω</m:t>
+                  </m:r>
+                </m:e>
+              </m:d>
+            </m:num>
+            <m:den>
+              <m:r>
+                <w:rPr>
+                  <w:rFonts w:ascii="Cambria Math" w:hAnsi="Cambria Math"/>
+                  <w:lang w:val="en-US"/>
+                </w:rPr>
+                <m:t>dω</m:t>
+              </m:r>
+            </m:den>
+          </m:f>
+        </m:oMath>
+      </m:oMathPara>
+    </w:p>
+    <w:p>
+      <w:pPr>
+        <w:pStyle w:val="a7"/>
+        <w:ind w:left="0" w:firstLine="709"/>
+        <w:rPr>
+          <w:rFonts w:eastAsiaTheme="minorEastAsia"/>
+          <w:iCs/>
+        </w:rPr>
+      </w:pPr>
+      <w:r>
+        <w:rPr>
+          <w:rFonts w:eastAsiaTheme="minorEastAsia"/>
+          <w:iCs/>
+        </w:rPr>
+        <w:t xml:space="preserve">При линейной </w:t>
+      </w:r>
+      <w:r>
+        <w:rPr>
+          <w:rFonts w:eastAsiaTheme="minorEastAsia"/>
+          <w:iCs/>
+        </w:rPr>
+        <w:t>ФЧХ</w:t>
+      </w:r>
+      <w:r>
+        <w:rPr>
+          <w:rFonts w:eastAsiaTheme="minorEastAsia"/>
+          <w:iCs/>
+        </w:rPr>
+        <w:t xml:space="preserve"> групповое время задержки постоянно, что позволяет уменьшить фазовые искажения сигнала. При неравномерном ГВЗ различные частотные составляющие сигнала задерживаются на разное время, вследствие чего возможно искажение формы сигнала.</w:t>
+      </w:r>
+    </w:p>
+    <w:p>
+      <w:pPr>
+        <w:pStyle w:val="a7"/>
+        <w:ind w:left="0" w:firstLine="709"/>
+        <w:rPr>
+          <w:rFonts w:eastAsiaTheme="minorEastAsia"/>
+          <w:iCs/>
+        </w:rPr>
+      </w:pPr>
+      <w:r>
+        <w:rPr>
+          <w:rFonts w:eastAsiaTheme="minorEastAsia"/>
+          <w:iCs/>
+        </w:rPr>
+        <w:t>С увеличением порядка фильтра, как правило, возрастает крутизна спада АЧХ, однако одновременно может увеличиваться неравномерность ГВЗ, особенно вблизи частоты среза. Характер этой зависимости определяется также типом фильтра.</w:t>
+      </w:r>
+      <w:r>
+        <w:rPr>
+          <w:rFonts w:eastAsiaTheme="minorEastAsia"/>
+          <w:iCs/>
+        </w:rPr>
+        <w:t xml:space="preserve"> Наиболее равномерное ГВЗ имеет фильтр Бесселя, поскольку его ФЧХ близка к линейной.</w:t>
+      </w:r>
+    </w:p>
+    <w:p>
+      <w:pPr>
+        <w:pStyle w:val="a7"/>
+        <w:ind w:left="0" w:firstLine="709"/>
+        <w:rPr>
+          <w:rFonts w:eastAsiaTheme="minorEastAsia"/>
+          <w:iCs/>
+        </w:rPr>
+      </w:pPr>
+    </w:p>
+    <w:p>
+      <w:pPr>
+        <w:pStyle w:val="a7"/>
+        <w:ind w:left="0" w:firstLine="709"/>
+        <w:rPr>
+          <w:rFonts w:eastAsiaTheme="minorEastAsia"/>
+          <w:iCs/>
+        </w:rPr>
+      </w:pPr>
+    </w:p>
+    <w:p>
+      <w:pPr>
+        <w:pStyle w:val="a7"/>
+        <w:ind w:left="0"/>
+        <w:jc w:val="center"/>
+        <w:rPr>
+          <w:rFonts w:eastAsiaTheme="minorEastAsia"/>
+          <w:b/>
+          <w:bCs/>
+        </w:rPr>
+      </w:pPr>
+      <w:r>
+        <w:rPr>
+          <w:rFonts w:eastAsiaTheme="minorEastAsia"/>
+          <w:b/>
+          <w:bCs/>
+        </w:rPr>
+        <w:lastRenderedPageBreak/>
+        <w:t>ЭКСПЕРИМЕНТАЛЬНАЯ ЧАСТЬ</w:t>
+      </w:r>
+    </w:p>
+    <w:p>
+      <w:pPr>
+        <w:pStyle w:val="a7"/>
+        <w:numPr>
+          <w:ilvl w:val="0"/>
+          <w:numId w:val="4"/>
+        </w:numPr>
+        <w:ind w:left="0" w:firstLine="0"/>
+        <w:jc w:val="center"/>
+        <w:rPr>
+          <w:rFonts w:eastAsiaTheme="minorEastAsia"/>
+          <w:b/>
+          <w:bCs/>
+        </w:rPr>
+      </w:pPr>
+      <w:r>
+        <w:rPr>
+          <w:rFonts w:eastAsiaTheme="minorEastAsia"/>
+          <w:b/>
+          <w:bCs/>
+        </w:rPr>
+        <w:t>Измерение АЧХ фильтра</w:t>
+      </w:r>
+    </w:p>
+    <w:p>
+      <w:pPr>
+        <w:pStyle w:val="a7"/>
+        <w:numPr>
+          <w:ilvl w:val="1"/>
+          <w:numId w:val="4"/>
+        </w:numPr>
+        <w:ind w:left="0" w:firstLine="709"/>
+        <w:rPr>
+          <w:b/>
+          <w:bCs/>
+        </w:rPr>
+      </w:pPr>
+      <w:r>
+        <w:rPr>
+          <w:b/>
+          <w:bCs/>
+        </w:rPr>
+        <w:t>Предварительная проверка кабеля</w:t>
+      </w:r>
+    </w:p>
+    <w:p>
+      <w:pPr>
+        <w:ind w:firstLine="709"/>
+      </w:pPr>
+      <w:r>
+        <w:t xml:space="preserve"> </w:t>
+      </w:r>
+      <w:r>
+        <w:t>Г</w:t>
+      </w:r>
+      <w:r>
+        <w:t>енератор и анализатор спектра соедин</w:t>
+      </w:r>
+      <w:r>
+        <w:t>им</w:t>
+      </w:r>
+      <w:r>
+        <w:t xml:space="preserve"> кабелем. Генератор перев</w:t>
+      </w:r>
+      <w:r>
+        <w:t>едем</w:t>
+      </w:r>
+      <w:r>
+        <w:t xml:space="preserve"> в режим CW и устан</w:t>
+      </w:r>
+      <w:r>
+        <w:t>овим</w:t>
+      </w:r>
+      <w:r>
+        <w:t xml:space="preserve"> </w:t>
+      </w:r>
+      <m:oMath>
+        <m:r>
+          <w:rPr>
+            <w:rFonts w:ascii="Cambria Math" w:hAnsi="Cambria Math"/>
+          </w:rPr>
+          <m:t xml:space="preserve">f=1 ГГц, </m:t>
+        </m:r>
+        <m:r>
+          <w:rPr>
+            <w:rFonts w:ascii="Cambria Math" w:hAnsi="Cambria Math"/>
+          </w:rPr>
+          <m:t xml:space="preserve"> </m:t>
+        </m:r>
+        <m:sSub>
+          <m:sSubPr>
+            <m:ctrlPr>
+              <w:rPr>
+                <w:rFonts w:ascii="Cambria Math" w:hAnsi="Cambria Math"/>
+                <w:i/>
+              </w:rPr>
+            </m:ctrlPr>
+          </m:sSubPr>
+          <m:e>
+            <m:r>
+              <w:rPr>
+                <w:rFonts w:ascii="Cambria Math" w:hAnsi="Cambria Math"/>
+              </w:rPr>
+              <m:t>P</m:t>
+            </m:r>
+          </m:e>
+          <m:sub>
+            <m:r>
+              <w:rPr>
+                <w:rFonts w:ascii="Cambria Math" w:hAnsi="Cambria Math"/>
+              </w:rPr>
+              <m:t>ген</m:t>
+            </m:r>
+          </m:sub>
+        </m:sSub>
+        <m:r>
+          <w:rPr>
+            <w:rFonts w:ascii="Cambria Math" w:hAnsi="Cambria Math"/>
+          </w:rPr>
+          <m:t>=0 дБм</m:t>
+        </m:r>
+      </m:oMath>
+      <w:r>
+        <w:t xml:space="preserve">. </w:t>
+      </w:r>
+      <w:r>
+        <w:t>Заф</w:t>
+      </w:r>
+      <w:r>
+        <w:t>иксиру</w:t>
+      </w:r>
+      <w:r>
+        <w:t>ем</w:t>
+      </w:r>
+      <w:r>
+        <w:t xml:space="preserve"> показание анализатора и оцени</w:t>
+      </w:r>
+      <w:r>
+        <w:t>м</w:t>
+      </w:r>
+      <w:r>
+        <w:t xml:space="preserve"> </w:t>
+      </w:r>
+      <w:r>
+        <w:t>потери кабеля</w:t>
+      </w:r>
+      <w:r>
+        <w:t>:</w:t>
+      </w:r>
+    </w:p>
+    <w:p>
+      <w:pPr>
+        <w:ind w:firstLine="709"/>
+      </w:pPr>
+      <m:oMathPara>
+        <m:oMath>
+          <m:sSub>
+            <m:sSubPr>
+              <m:ctrlPr>
+                <w:rPr>
+                  <w:rFonts w:ascii="Cambria Math" w:hAnsi="Cambria Math"/>
+                  <w:i/>
+                </w:rPr>
+              </m:ctrlPr>
+            </m:sSubPr>
+            <m:e>
+              <m:r>
+                <w:rPr>
+                  <w:rFonts w:ascii="Cambria Math" w:hAnsi="Cambria Math"/>
+                </w:rPr>
+                <m:t>L</m:t>
+              </m:r>
+            </m:e>
+            <m:sub>
+              <m:r>
+                <w:rPr>
+                  <w:rFonts w:ascii="Cambria Math" w:hAnsi="Cambria Math"/>
+                </w:rPr>
+                <m:t>каб</m:t>
+              </m:r>
+            </m:sub>
+          </m:sSub>
+          <m:r>
+            <w:rPr>
+              <w:rFonts w:ascii="Cambria Math" w:hAnsi="Cambria Math"/>
+            </w:rPr>
+            <m:t>=</m:t>
+          </m:r>
+          <m:d>
+            <m:dPr>
+              <m:ctrlPr>
+                <w:rPr>
+                  <w:rFonts w:ascii="Cambria Math" w:hAnsi="Cambria Math"/>
+                  <w:i/>
+                </w:rPr>
+              </m:ctrlPr>
+            </m:dPr>
+            <m:e>
+              <m:sSub>
+                <m:sSubPr>
+                  <m:ctrlPr>
+                    <w:rPr>
+                      <w:rFonts w:ascii="Cambria Math" w:hAnsi="Cambria Math"/>
+                      <w:i/>
+                    </w:rPr>
+                  </m:ctrlPr>
+                </m:sSubPr>
+                <m:e>
+                  <m:r>
+                    <w:rPr>
+                      <w:rFonts w:ascii="Cambria Math" w:hAnsi="Cambria Math"/>
+                    </w:rPr>
+                    <m:t>P</m:t>
+                  </m:r>
+                </m:e>
+                <m:sub>
+                  <m:r>
+                    <w:rPr>
+                      <w:rFonts w:ascii="Cambria Math" w:hAnsi="Cambria Math"/>
+                    </w:rPr>
+                    <m:t>ген</m:t>
+                  </m:r>
+                </m:sub>
+              </m:sSub>
+              <m:r>
+                <w:rPr>
+                  <w:rFonts w:ascii="Cambria Math" w:hAnsi="Cambria Math"/>
+                </w:rPr>
+                <m:t>-</m:t>
+              </m:r>
+              <m:sSub>
+                <m:sSubPr>
+                  <m:ctrlPr>
+                    <w:rPr>
+                      <w:rFonts w:ascii="Cambria Math" w:hAnsi="Cambria Math"/>
+                      <w:i/>
+                    </w:rPr>
+                  </m:ctrlPr>
+                </m:sSubPr>
+                <m:e>
+                  <m:r>
+                    <w:rPr>
+                      <w:rFonts w:ascii="Cambria Math" w:hAnsi="Cambria Math"/>
+                    </w:rPr>
+                    <m:t>P</m:t>
+                  </m:r>
+                </m:e>
+                <m:sub>
+                  <m:r>
+                    <w:rPr>
+                      <w:rFonts w:ascii="Cambria Math" w:hAnsi="Cambria Math"/>
+                    </w:rPr>
+                    <m:t>ан</m:t>
+                  </m:r>
+                </m:sub>
+              </m:sSub>
+            </m:e>
+          </m:d>
+          <m:r>
+            <w:rPr>
+              <w:rFonts w:ascii="Cambria Math" w:hAnsi="Cambria Math"/>
+            </w:rPr>
+            <m:t>=</m:t>
+          </m:r>
+          <m:r>
+            <w:rPr>
+              <w:rFonts w:ascii="Cambria Math" w:hAnsi="Cambria Math"/>
+            </w:rPr>
+            <m:t>=дБ</m:t>
+          </m:r>
+        </m:oMath>
+      </m:oMathPara>
+    </w:p>
+    <w:p>
+      <w:r>
+        <w:tab/>
+        <w:t>Оценка состояния кабеля</w:t>
+      </w:r>
+      <w:r>
+        <w:t>: ---</w:t>
+      </w:r>
+    </w:p>
+    <w:p>
+      <w:pPr>
+        <w:pStyle w:val="a7"/>
+        <w:numPr>
+          <w:ilvl w:val="1"/>
+          <w:numId w:val="4"/>
+        </w:numPr>
+        <w:rPr>
+          <w:b/>
+          <w:bCs/>
+        </w:rPr>
+      </w:pPr>
+      <w:r>
+        <w:rPr>
+          <w:b/>
+          <w:bCs/>
+        </w:rPr>
+        <w:t xml:space="preserve">Схема и </w:t>
+      </w:r>
+      <w:r>
+        <w:rPr>
+          <w:b/>
+          <w:bCs/>
+        </w:rPr>
+        <w:t>условия измерения</w:t>
+      </w:r>
+      <w:r>
+        <w:rPr>
+          <w:b/>
+          <w:bCs/>
+        </w:rPr>
+        <w:t xml:space="preserve"> АЧХ</w:t>
+      </w:r>
+    </w:p>
+    <w:p>
+      <w:pPr>
+        <w:pStyle w:val="af0"/>
+        <w:keepNext/>
+      </w:pPr>
+      <w:r>
+        <w:drawing>
+          <wp:inline distT="0" distB="0" distL="0" distR="0" wp14:anchorId="2F9D0934" wp14:editId="765C2F09">
+            <wp:extent cx="5128260" cy="1359821"/>
+            <wp:effectExtent l="0" t="0" r="0" b="0"/>
+            <wp:docPr id="635325493" name="Рисунок 5"/>
+            <wp:cNvGraphicFramePr>
+              <a:graphicFrameLocks xmlns:a="http://schemas.openxmlformats.org/drawingml/2006/main" noChangeAspect="1"/>
+            </wp:cNvGraphicFramePr>
+            <a:graphic xmlns:a="http://schemas.openxmlformats.org/drawingml/2006/main">
+              <a:graphicData uri="http://schemas.openxmlformats.org/drawingml/2006/picture">
+                <pic:pic xmlns:pic="http://schemas.openxmlformats.org/drawingml/2006/picture">
+                  <pic:nvPicPr>
+                    <pic:cNvPr id="0" name="Picture 2015365528"/>
+                    <pic:cNvPicPr>
+                      <a:picLocks noChangeAspect="1" noChangeArrowheads="1"/>
+                    </pic:cNvPicPr>
+                  </pic:nvPicPr>
+                  <pic:blipFill>
+                    <a:blip r:embed="rId13">
+                      <a:extLst>
+                        <a:ext uri="{28A0092B-C50C-407E-A947-70E740481C1C}">
+                          <a14:useLocalDpi xmlns:a14="http://schemas.microsoft.com/office/drawing/2010/main" val="0"/>
+                        </a:ext>
+                      </a:extLst>
+                    </a:blip>
+                    <a:srcRect/>
+                    <a:stretch>
+                      <a:fillRect/>
+                    </a:stretch>
+                  </pic:blipFill>
+                  <pic:spPr bwMode="auto">
+                    <a:xfrm>
+                      <a:off x="0" y="0"/>
+                      <a:ext cx="5137290" cy="1362216"/>
+                    </a:xfrm>
+                    <a:prstGeom prst="rect">
+                      <a:avLst/>
+                    </a:prstGeom>
+                    <a:noFill/>
+                    <a:ln>
+                      <a:noFill/>
+                    </a:ln>
+                  </pic:spPr>
+                </pic:pic>
+              </a:graphicData>
+            </a:graphic>
+          </wp:inline>
+        </w:drawing>
+      </w:r>
+    </w:p>
+    <w:p>
+      <w:pPr>
+        <w:pStyle w:val="af0"/>
+      </w:pPr>
+      <w:r>
+        <w:t xml:space="preserve">Рисунок </w:t>
+      </w:r>
+      <w:fldSimple w:instr=" SEQ Рисунок \* ARABIC ">
+        <w:r>
+          <w:rPr>
+            <w:noProof/>
+          </w:rPr>
+          <w:t>6</w:t>
+        </w:r>
+      </w:fldSimple>
+      <w:r>
+        <w:t xml:space="preserve"> </w:t>
+      </w:r>
+      <w:r>
+        <w:t>–</w:t>
+      </w:r>
+      <w:r>
+        <w:t xml:space="preserve"> </w:t>
+      </w:r>
+      <w:r>
+        <w:t>Схема измерения АЧХ фильтра</w:t>
+      </w:r>
+    </w:p>
+    <w:p>
+      <w:pPr>
+        <w:ind w:firstLine="708"/>
+      </w:pPr>
+      <w:r>
+        <w:t>Установи</w:t>
+      </w:r>
+      <w:r>
+        <w:t>м</w:t>
+      </w:r>
+      <w:r>
+        <w:t xml:space="preserve"> мощность сигнала генератора +10 </w:t>
+      </w:r>
+      <w:proofErr w:type="spellStart"/>
+      <w:r>
+        <w:t>дБм</w:t>
+      </w:r>
+      <w:proofErr w:type="spellEnd"/>
+      <w:r>
+        <w:t>. Выб</w:t>
+      </w:r>
+      <w:r>
+        <w:t>ерем</w:t>
+      </w:r>
+      <w:r>
+        <w:t xml:space="preserve"> точки частоты на основании предполагаемой полосы пропускания и частоты среза фильтра. По каждой точке запи</w:t>
+      </w:r>
+      <w:r>
+        <w:t>шем</w:t>
+      </w:r>
+      <w:r>
+        <w:t xml:space="preserve"> частоту</w:t>
+      </w:r>
+      <w:r>
+        <w:t xml:space="preserve"> </w:t>
+      </w:r>
+      <w:r>
+        <w:t>и измеренный уровень мощности.</w:t>
+      </w:r>
+    </w:p>
+    <w:p>
+      <w:pPr>
+        <w:ind w:firstLine="708"/>
+      </w:pPr>
+      <w:r>
+        <w:t>Для исключения влияния затухания кабеля и стабильных частотных погрешностей генератора и анализатора измер</w:t>
+      </w:r>
+      <w:r>
+        <w:t>им</w:t>
+      </w:r>
+      <w:r>
+        <w:t xml:space="preserve"> уровень в т</w:t>
+      </w:r>
+      <w:r>
+        <w:t>ех</w:t>
+      </w:r>
+      <w:r>
+        <w:t xml:space="preserve"> же точк</w:t>
+      </w:r>
+      <w:r>
+        <w:t>ах</w:t>
+      </w:r>
+      <w:r>
+        <w:t xml:space="preserve"> без фильтра при тех же настройках </w:t>
+      </w:r>
+      <w:r>
+        <w:t>анализатора спектра</w:t>
+      </w:r>
+      <w:r>
+        <w:t>.</w:t>
+      </w:r>
+    </w:p>
+    <w:p>
+      <w:pPr>
+        <w:pStyle w:val="af0"/>
+        <w:keepNext/>
+      </w:pPr>
+      <w:r>
+        <w:drawing>
+          <wp:inline distT="0" distB="0" distL="0" distR="0" wp14:anchorId="3676E0D0" wp14:editId="375679FD">
+            <wp:extent cx="5044440" cy="1135380"/>
+            <wp:effectExtent l="0" t="0" r="3810" b="7620"/>
+            <wp:docPr id="257960738" name="Рисунок 4"/>
+            <wp:cNvGraphicFramePr>
+              <a:graphicFrameLocks xmlns:a="http://schemas.openxmlformats.org/drawingml/2006/main" noChangeAspect="1"/>
+            </wp:cNvGraphicFramePr>
+            <a:graphic xmlns:a="http://schemas.openxmlformats.org/drawingml/2006/main">
+              <a:graphicData uri="http://schemas.openxmlformats.org/drawingml/2006/picture">
+                <pic:pic xmlns:pic="http://schemas.openxmlformats.org/drawingml/2006/picture">
+                  <pic:nvPicPr>
+                    <pic:cNvPr id="0" name="Picture 2015365529"/>
+                    <pic:cNvPicPr>
+                      <a:picLocks noChangeAspect="1" noChangeArrowheads="1"/>
+                    </pic:cNvPicPr>
+                  </pic:nvPicPr>
+                  <pic:blipFill rotWithShape="1">
+                    <a:blip r:embed="rId14">
+                      <a:extLst>
+                        <a:ext uri="{28A0092B-C50C-407E-A947-70E740481C1C}">
+                          <a14:useLocalDpi xmlns:a14="http://schemas.microsoft.com/office/drawing/2010/main" val="0"/>
+                        </a:ext>
+                      </a:extLst>
+                    </a:blip>
+                    <a:srcRect t="7974" b="614"/>
+                    <a:stretch>
+                      <a:fillRect/>
+                    </a:stretch>
+                  </pic:blipFill>
+                  <pic:spPr bwMode="auto">
+                    <a:xfrm>
+                      <a:off x="0" y="0"/>
+                      <a:ext cx="5044440" cy="1135380"/>
+                    </a:xfrm>
+                    <a:prstGeom prst="rect">
+                      <a:avLst/>
+                    </a:prstGeom>
+                    <a:noFill/>
+                    <a:ln>
+                      <a:noFill/>
+                    </a:ln>
+                    <a:extLst>
+                      <a:ext uri="{53640926-AAD7-44D8-BBD7-CCE9431645EC}">
+                        <a14:shadowObscured xmlns:a14="http://schemas.microsoft.com/office/drawing/2010/main"/>
+                      </a:ext>
+                    </a:extLst>
+                  </pic:spPr>
+                </pic:pic>
+              </a:graphicData>
+            </a:graphic>
+          </wp:inline>
+        </w:drawing>
+      </w:r>
+    </w:p>
+    <w:p>
+      <w:pPr>
+        <w:pStyle w:val="af0"/>
+      </w:pPr>
+      <w:r>
+        <w:t xml:space="preserve">Рисунок </w:t>
+      </w:r>
+      <w:fldSimple w:instr=" SEQ Рисунок \* ARABIC ">
+        <w:r>
+          <w:rPr>
+            <w:noProof/>
+          </w:rPr>
+          <w:t>7</w:t>
+        </w:r>
+      </w:fldSimple>
+      <w:r>
+        <w:t xml:space="preserve"> </w:t>
+      </w:r>
+      <w:r>
+        <w:t>–</w:t>
+      </w:r>
+      <w:r>
+        <w:t xml:space="preserve"> Схема калибровки измерительного тракта</w:t>
+      </w:r>
+      <w:r>
+        <w:t xml:space="preserve"> </w:t>
+      </w:r>
+    </w:p>
+    <w:p>
+      <w:pPr>
+        <w:spacing w:after="120"/>
+      </w:pPr>
+      <w:r>
+        <w:tab/>
+      </w:r>
+      <w:r>
+        <w:t>Расчёт АЧХ фильтра производится по следующей формуле:</w:t>
+      </w:r>
+    </w:p>
+    <w:p>
+      <m:oMathPara>
+        <m:oMath>
+          <m:sSub>
+            <m:sSubPr>
+              <m:ctrlPr>
+                <w:rPr>
+                  <w:rFonts w:ascii="Cambria Math" w:hAnsi="Cambria Math"/>
+                  <w:i/>
+                </w:rPr>
+              </m:ctrlPr>
+            </m:sSubPr>
+            <m:e>
+              <m:r>
+                <w:rPr>
+                  <w:rFonts w:ascii="Cambria Math" w:hAnsi="Cambria Math"/>
+                </w:rPr>
+                <m:t>S</m:t>
+              </m:r>
+            </m:e>
+            <m:sub>
+              <m:r>
+                <w:rPr>
+                  <w:rFonts w:ascii="Cambria Math" w:hAnsi="Cambria Math"/>
+                </w:rPr>
+                <m:t>21</m:t>
+              </m:r>
+            </m:sub>
+          </m:sSub>
+          <m:r>
+            <w:rPr>
+              <w:rFonts w:ascii="Cambria Math" w:hAnsi="Cambria Math"/>
+            </w:rPr>
+            <m:t xml:space="preserve">(f) = </m:t>
+          </m:r>
+          <m:sSub>
+            <m:sSubPr>
+              <m:ctrlPr>
+                <w:rPr>
+                  <w:rFonts w:ascii="Cambria Math" w:hAnsi="Cambria Math"/>
+                  <w:i/>
+                </w:rPr>
+              </m:ctrlPr>
+            </m:sSubPr>
+            <m:e>
+              <m:r>
+                <w:rPr>
+                  <w:rFonts w:ascii="Cambria Math" w:hAnsi="Cambria Math"/>
+                </w:rPr>
+                <m:t>P</m:t>
+              </m:r>
+            </m:e>
+            <m:sub>
+              <m:r>
+                <w:rPr>
+                  <w:rFonts w:ascii="Cambria Math" w:hAnsi="Cambria Math"/>
+                </w:rPr>
+                <m:t>фильтр</m:t>
+              </m:r>
+            </m:sub>
+          </m:sSub>
+          <m:r>
+            <w:rPr>
+              <w:rFonts w:ascii="Cambria Math" w:hAnsi="Cambria Math"/>
+            </w:rPr>
+            <m:t xml:space="preserve">(f) - </m:t>
+          </m:r>
+          <m:sSub>
+            <m:sSubPr>
+              <m:ctrlPr>
+                <w:rPr>
+                  <w:rFonts w:ascii="Cambria Math" w:hAnsi="Cambria Math"/>
+                  <w:i/>
+                </w:rPr>
+              </m:ctrlPr>
+            </m:sSubPr>
+            <m:e>
+              <m:r>
+                <w:rPr>
+                  <w:rFonts w:ascii="Cambria Math" w:hAnsi="Cambria Math"/>
+                </w:rPr>
+                <m:t>P</m:t>
+              </m:r>
+            </m:e>
+            <m:sub>
+              <m:r>
+                <w:rPr>
+                  <w:rFonts w:ascii="Cambria Math" w:hAnsi="Cambria Math"/>
+                </w:rPr>
+                <m:t>без</m:t>
+              </m:r>
+              <m:r>
+                <w:rPr>
+                  <w:rFonts w:ascii="Cambria Math" w:hAnsi="Cambria Math"/>
+                </w:rPr>
+                <m:t>фильтра</m:t>
+              </m:r>
+            </m:sub>
+          </m:sSub>
+          <m:r>
+            <w:rPr>
+              <w:rFonts w:ascii="Cambria Math" w:hAnsi="Cambria Math"/>
+            </w:rPr>
+            <m:t>(f)</m:t>
+          </m:r>
+        </m:oMath>
+      </m:oMathPara>
+    </w:p>
+    <w:p>
+      <w:pPr>
+        <w:spacing w:after="120" w:line="240" w:lineRule="auto"/>
+        <w:rPr>
+          <w:sz w:val="24"/>
+          <w:szCs w:val="22"/>
+        </w:rPr>
+      </w:pPr>
+      <w:r>
+        <w:rPr>
+          <w:sz w:val="24"/>
+          <w:szCs w:val="22"/>
+        </w:rPr>
+        <w:lastRenderedPageBreak/>
+        <w:t xml:space="preserve">Таблица 1 </w:t>
+      </w:r>
+      <w:r>
+        <w:rPr>
+          <w:sz w:val="24"/>
+          <w:szCs w:val="22"/>
+        </w:rPr>
+        <w:t>–</w:t>
+      </w:r>
+      <w:r>
+        <w:rPr>
+          <w:sz w:val="24"/>
+          <w:szCs w:val="22"/>
+        </w:rPr>
+        <w:t xml:space="preserve"> </w:t>
+      </w:r>
+      <w:r>
+        <w:rPr>
+          <w:sz w:val="24"/>
+          <w:szCs w:val="22"/>
+        </w:rPr>
+        <w:t>Измерение и расчёт</w:t>
+      </w:r>
+      <w:r>
+        <w:rPr>
+          <w:sz w:val="24"/>
+          <w:szCs w:val="22"/>
+        </w:rPr>
+        <w:t xml:space="preserve"> АЧХ фильтра</w:t>
+      </w:r>
+    </w:p>
+    <w:tbl>
+      <w:tblPr>
+        <w:tblW w:w="0" w:type="auto"/>
+        <w:jc w:val="center"/>
+        <w:tblBorders>
+          <w:top w:val="single" w:sz="6" w:space="0" w:color="000000"/>
+          <w:left w:val="single" w:sz="6" w:space="0" w:color="000000"/>
+          <w:bottom w:val="single" w:sz="6" w:space="0" w:color="000000"/>
+          <w:right w:val="single" w:sz="6" w:space="0" w:color="000000"/>
+          <w:insideH w:val="single" w:sz="6" w:space="0" w:color="000000"/>
+          <w:insideV w:val="single" w:sz="6" w:space="0" w:color="000000"/>
+        </w:tblBorders>
+        <w:tblLook w:val="04A0" w:firstRow="1" w:lastRow="0" w:firstColumn="1" w:lastColumn="0" w:noHBand="0" w:noVBand="1"/>
+      </w:tblPr>
+      <w:tblGrid>
+        <w:gridCol w:w="1410"/>
+        <w:gridCol w:w="2325"/>
+        <w:gridCol w:w="1868"/>
+        <w:gridCol w:w="1869"/>
+        <w:gridCol w:w="1867"/>
+      </w:tblGrid>
+      <w:tr>
+        <w:trPr>
+          <w:tblHeader/>
+          <w:jc w:val="center"/>
+        </w:trPr>
+        <w:tc>
+          <w:tcPr>
+            <w:tcW w:w="1410" w:type="dxa"/>
+            <w:tcBorders>
+              <w:top w:val="single" w:sz="6" w:space="0" w:color="000000"/>
+              <w:left w:val="single" w:sz="6" w:space="0" w:color="000000"/>
+              <w:bottom w:val="single" w:sz="6" w:space="0" w:color="000000"/>
+              <w:right w:val="single" w:sz="6" w:space="0" w:color="000000"/>
+            </w:tcBorders>
+            <w:vAlign w:val="center"/>
+            <w:hideMark/>
+          </w:tcPr>
+          <w:p>
+            <w:pPr>
+              <w:spacing w:line="240" w:lineRule="auto"/>
+              <w:jc w:val="center"/>
+              <w:rPr>
+                <w:bCs/>
+                <w:sz w:val="24"/>
+              </w:rPr>
+            </w:pPr>
+            <w:r>
+              <w:rPr>
+                <w:bCs/>
+                <w:sz w:val="24"/>
+              </w:rPr>
+              <w:t>f, МГц</w:t>
+            </w:r>
+          </w:p>
+        </w:tc>
+        <w:tc>
+          <w:tcPr>
+            <w:tcW w:w="2325" w:type="dxa"/>
+            <w:tcBorders>
+              <w:top w:val="single" w:sz="6" w:space="0" w:color="000000"/>
+              <w:left w:val="single" w:sz="6" w:space="0" w:color="000000"/>
+              <w:bottom w:val="single" w:sz="6" w:space="0" w:color="000000"/>
+              <w:right w:val="single" w:sz="6" w:space="0" w:color="000000"/>
+            </w:tcBorders>
+            <w:vAlign w:val="center"/>
+            <w:hideMark/>
+          </w:tcPr>
+          <w:p>
+            <w:pPr>
+              <w:spacing w:line="240" w:lineRule="auto"/>
+              <w:jc w:val="center"/>
+              <w:rPr>
+                <w:bCs/>
+                <w:sz w:val="24"/>
+              </w:rPr>
+            </w:pPr>
+            <w:proofErr w:type="spellStart"/>
+            <w:r>
+              <w:rPr>
+                <w:bCs/>
+                <w:sz w:val="24"/>
+              </w:rPr>
+              <w:t>Span</w:t>
+            </w:r>
+            <w:proofErr w:type="spellEnd"/>
+            <w:r>
+              <w:rPr>
+                <w:bCs/>
+                <w:sz w:val="24"/>
+              </w:rPr>
+              <w:t xml:space="preserve"> / RBW </w:t>
+            </w:r>
+            <w:r>
+              <w:rPr>
+                <w:bCs/>
+                <w:sz w:val="24"/>
+                <w:lang w:val="en-US"/>
+              </w:rPr>
+              <w:t>/</w:t>
+            </w:r>
+            <w:r>
+              <w:rPr>
+                <w:bCs/>
+                <w:sz w:val="24"/>
+              </w:rPr>
+              <w:t xml:space="preserve"> VBW</w:t>
+            </w:r>
+          </w:p>
+        </w:tc>
+        <w:tc>
+          <w:tcPr>
+            <w:tcW w:w="1868" w:type="dxa"/>
+            <w:tcBorders>
+              <w:top w:val="single" w:sz="6" w:space="0" w:color="000000"/>
+              <w:left w:val="single" w:sz="6" w:space="0" w:color="000000"/>
+              <w:bottom w:val="single" w:sz="6" w:space="0" w:color="000000"/>
+              <w:right w:val="single" w:sz="6" w:space="0" w:color="000000"/>
+            </w:tcBorders>
+            <w:vAlign w:val="center"/>
+            <w:hideMark/>
+          </w:tcPr>
+          <w:p>
+            <w:pPr>
+              <w:spacing w:line="240" w:lineRule="auto"/>
+              <w:jc w:val="center"/>
+              <w:rPr>
+                <w:bCs/>
+                <w:sz w:val="24"/>
+              </w:rPr>
+            </w:pPr>
+            <m:oMath>
+              <m:sSub>
+                <m:sSubPr>
+                  <m:ctrlPr>
+                    <w:rPr>
+                      <w:rFonts w:ascii="Cambria Math" w:hAnsi="Cambria Math"/>
+                      <w:i/>
+                      <w:sz w:val="24"/>
+                    </w:rPr>
+                  </m:ctrlPr>
+                </m:sSubPr>
+                <m:e>
+                  <m:r>
+                    <w:rPr>
+                      <w:rFonts w:ascii="Cambria Math" w:hAnsi="Cambria Math"/>
+                      <w:sz w:val="24"/>
+                    </w:rPr>
+                    <m:t>P</m:t>
+                  </m:r>
+                </m:e>
+                <m:sub>
+                  <m:r>
+                    <w:rPr>
+                      <w:rFonts w:ascii="Cambria Math" w:hAnsi="Cambria Math"/>
+                      <w:sz w:val="24"/>
+                    </w:rPr>
+                    <m:t>фильтр</m:t>
+                  </m:r>
+                </m:sub>
+              </m:sSub>
+            </m:oMath>
+            <w:r>
+              <w:rPr>
+                <w:bCs/>
+                <w:sz w:val="24"/>
+              </w:rPr>
+              <w:t>, дБм</w:t>
+            </w:r>
+          </w:p>
+        </w:tc>
+        <w:tc>
+          <w:tcPr>
+            <w:tcW w:w="1869" w:type="dxa"/>
+            <w:tcBorders>
+              <w:top w:val="single" w:sz="6" w:space="0" w:color="000000"/>
+              <w:left w:val="single" w:sz="6" w:space="0" w:color="000000"/>
+              <w:bottom w:val="single" w:sz="6" w:space="0" w:color="000000"/>
+              <w:right w:val="single" w:sz="6" w:space="0" w:color="000000"/>
+            </w:tcBorders>
+            <w:vAlign w:val="center"/>
+            <w:hideMark/>
+          </w:tcPr>
+          <w:p>
+            <w:pPr>
+              <w:spacing w:line="240" w:lineRule="auto"/>
+              <w:jc w:val="center"/>
+              <w:rPr>
+                <w:bCs/>
+                <w:sz w:val="24"/>
+              </w:rPr>
+            </w:pPr>
+            <m:oMath>
+              <m:sSub>
+                <m:sSubPr>
+                  <m:ctrlPr>
+                    <w:rPr>
+                      <w:rFonts w:ascii="Cambria Math" w:hAnsi="Cambria Math"/>
+                      <w:i/>
+                      <w:sz w:val="24"/>
+                    </w:rPr>
+                  </m:ctrlPr>
+                </m:sSubPr>
+                <m:e>
+                  <m:r>
+                    <w:rPr>
+                      <w:rFonts w:ascii="Cambria Math" w:hAnsi="Cambria Math"/>
+                      <w:sz w:val="24"/>
+                    </w:rPr>
+                    <m:t>P</m:t>
+                  </m:r>
+                </m:e>
+                <m:sub>
+                  <m:r>
+                    <w:rPr>
+                      <w:rFonts w:ascii="Cambria Math" w:hAnsi="Cambria Math"/>
+                      <w:sz w:val="24"/>
+                    </w:rPr>
+                    <m:t>безфильтра</m:t>
+                  </m:r>
+                </m:sub>
+              </m:sSub>
+            </m:oMath>
+            <w:r>
+              <w:rPr>
+                <w:bCs/>
+                <w:sz w:val="24"/>
+              </w:rPr>
+              <w:t>, дБм</w:t>
+            </w:r>
+          </w:p>
+        </w:tc>
+        <w:tc>
+          <w:tcPr>
+            <w:tcW w:w="1867" w:type="dxa"/>
+            <w:tcBorders>
+              <w:top w:val="single" w:sz="6" w:space="0" w:color="000000"/>
+              <w:left w:val="single" w:sz="6" w:space="0" w:color="000000"/>
+              <w:bottom w:val="single" w:sz="6" w:space="0" w:color="000000"/>
+              <w:right w:val="single" w:sz="6" w:space="0" w:color="000000"/>
+            </w:tcBorders>
+            <w:vAlign w:val="center"/>
+            <w:hideMark/>
+          </w:tcPr>
+          <w:p>
+            <w:pPr>
+              <w:spacing w:line="240" w:lineRule="auto"/>
+              <w:jc w:val="center"/>
+              <w:rPr>
+                <w:bCs/>
+                <w:sz w:val="24"/>
+              </w:rPr>
+            </w:pPr>
+            <m:oMath>
+              <m:sSub>
+                <m:sSubPr>
+                  <m:ctrlPr>
+                    <w:rPr>
+                      <w:rFonts w:ascii="Cambria Math" w:hAnsi="Cambria Math"/>
+                      <w:bCs/>
+                      <w:i/>
+                      <w:sz w:val="24"/>
+                      <w:lang w:val="en-US"/>
+                    </w:rPr>
+                  </m:ctrlPr>
+                </m:sSubPr>
+                <m:e>
+                  <m:r>
+                    <w:rPr>
+                      <w:rFonts w:ascii="Cambria Math" w:hAnsi="Cambria Math"/>
+                      <w:sz w:val="24"/>
+                    </w:rPr>
+                    <m:t>S</m:t>
+                  </m:r>
+                  <m:ctrlPr>
+                    <w:rPr>
+                      <w:rFonts w:ascii="Cambria Math" w:hAnsi="Cambria Math"/>
+                      <w:bCs/>
+                      <w:i/>
+                      <w:sz w:val="24"/>
+                    </w:rPr>
+                  </m:ctrlPr>
+                </m:e>
+                <m:sub>
+                  <m:r>
+                    <w:rPr>
+                      <w:rFonts w:ascii="Cambria Math" w:hAnsi="Cambria Math"/>
+                      <w:sz w:val="24"/>
+                      <w:lang w:val="en-US"/>
+                    </w:rPr>
+                    <m:t>21</m:t>
+                  </m:r>
+                </m:sub>
+              </m:sSub>
+            </m:oMath>
+            <w:r>
+              <w:rPr>
+                <w:bCs/>
+                <w:sz w:val="24"/>
+              </w:rPr>
+              <w:t>, дБ</w:t>
+            </w:r>
+          </w:p>
+        </w:tc>
+      </w:tr>
+      <w:tr>
+        <w:trPr>
+          <w:trHeight w:val="351"/>
+          <w:jc w:val="center"/>
+        </w:trPr>
+        <w:tc>
+          <w:tcPr>
+            <w:tcW w:w="1410" w:type="dxa"/>
+            <w:tcBorders>
+              <w:top w:val="single" w:sz="6" w:space="0" w:color="000000"/>
+              <w:left w:val="single" w:sz="6" w:space="0" w:color="000000"/>
+              <w:bottom w:val="single" w:sz="6" w:space="0" w:color="000000"/>
+              <w:right w:val="single" w:sz="6" w:space="0" w:color="000000"/>
+            </w:tcBorders>
+            <w:vAlign w:val="center"/>
+          </w:tcPr>
+          <w:p>
+            <w:pPr>
+              <w:spacing w:line="240" w:lineRule="auto"/>
+              <w:jc w:val="center"/>
+              <w:rPr>
+                <w:bCs/>
+                <w:sz w:val="24"/>
+              </w:rPr>
+            </w:pPr>
+          </w:p>
+        </w:tc>
+        <w:tc>
+          <w:tcPr>
+            <w:tcW w:w="2325" w:type="dxa"/>
+            <w:tcBorders>
+              <w:top w:val="single" w:sz="6" w:space="0" w:color="000000"/>
+              <w:left w:val="single" w:sz="6" w:space="0" w:color="000000"/>
+              <w:bottom w:val="single" w:sz="6" w:space="0" w:color="000000"/>
+              <w:right w:val="single" w:sz="6" w:space="0" w:color="000000"/>
+            </w:tcBorders>
+            <w:vAlign w:val="center"/>
+          </w:tcPr>
+          <w:p>
+            <w:pPr>
+              <w:spacing w:line="240" w:lineRule="auto"/>
+              <w:jc w:val="center"/>
+              <w:rPr>
+                <w:bCs/>
+                <w:sz w:val="24"/>
+              </w:rPr>
+            </w:pPr>
+          </w:p>
+        </w:tc>
+        <w:tc>
+          <w:tcPr>
+            <w:tcW w:w="1868" w:type="dxa"/>
+            <w:tcBorders>
+              <w:top w:val="single" w:sz="6" w:space="0" w:color="000000"/>
+              <w:left w:val="single" w:sz="6" w:space="0" w:color="000000"/>
+              <w:bottom w:val="single" w:sz="6" w:space="0" w:color="000000"/>
+              <w:right w:val="single" w:sz="6" w:space="0" w:color="000000"/>
+            </w:tcBorders>
+            <w:vAlign w:val="center"/>
+          </w:tcPr>
+          <w:p>
+            <w:pPr>
+              <w:spacing w:line="240" w:lineRule="auto"/>
+              <w:jc w:val="center"/>
+              <w:rPr>
+                <w:bCs/>
+                <w:sz w:val="24"/>
+              </w:rPr>
+            </w:pPr>
+          </w:p>
+        </w:tc>
+        <w:tc>
+          <w:tcPr>
+            <w:tcW w:w="1869" w:type="dxa"/>
+            <w:tcBorders>
+              <w:top w:val="single" w:sz="6" w:space="0" w:color="000000"/>
+              <w:left w:val="single" w:sz="6" w:space="0" w:color="000000"/>
+              <w:bottom w:val="single" w:sz="6" w:space="0" w:color="000000"/>
+              <w:right w:val="single" w:sz="6" w:space="0" w:color="000000"/>
+            </w:tcBorders>
+            <w:vAlign w:val="center"/>
+          </w:tcPr>
+          <w:p>
+            <w:pPr>
+              <w:spacing w:line="240" w:lineRule="auto"/>
+              <w:jc w:val="center"/>
+              <w:rPr>
+                <w:bCs/>
+                <w:sz w:val="24"/>
+              </w:rPr>
+            </w:pPr>
+          </w:p>
+        </w:tc>
+        <w:tc>
+          <w:tcPr>
+            <w:tcW w:w="1867" w:type="dxa"/>
+            <w:tcBorders>
+              <w:top w:val="single" w:sz="6" w:space="0" w:color="000000"/>
+              <w:left w:val="single" w:sz="6" w:space="0" w:color="000000"/>
+              <w:bottom w:val="single" w:sz="6" w:space="0" w:color="000000"/>
+              <w:right w:val="single" w:sz="6" w:space="0" w:color="000000"/>
+            </w:tcBorders>
+            <w:vAlign w:val="center"/>
+          </w:tcPr>
+          <w:p>
+            <w:pPr>
+              <w:spacing w:line="240" w:lineRule="auto"/>
+              <w:jc w:val="center"/>
+              <w:rPr>
+                <w:bCs/>
+                <w:sz w:val="24"/>
+              </w:rPr>
+            </w:pPr>
+          </w:p>
+        </w:tc>
+      </w:tr>
+      <w:tr>
+        <w:trPr>
+          <w:trHeight w:val="351"/>
+          <w:jc w:val="center"/>
+        </w:trPr>
+        <w:tc>
+          <w:tcPr>
+            <w:tcW w:w="1410" w:type="dxa"/>
+            <w:tcBorders>
+              <w:top w:val="single" w:sz="6" w:space="0" w:color="000000"/>
+              <w:left w:val="single" w:sz="6" w:space="0" w:color="000000"/>
+              <w:bottom w:val="single" w:sz="6" w:space="0" w:color="000000"/>
+              <w:right w:val="single" w:sz="6" w:space="0" w:color="000000"/>
+            </w:tcBorders>
+            <w:vAlign w:val="center"/>
+          </w:tcPr>
+          <w:p>
+            <w:pPr>
+              <w:spacing w:line="240" w:lineRule="auto"/>
+              <w:jc w:val="center"/>
+              <w:rPr>
+                <w:bCs/>
+                <w:sz w:val="24"/>
+              </w:rPr>
+            </w:pPr>
+          </w:p>
+        </w:tc>
+        <w:tc>
+          <w:tcPr>
+            <w:tcW w:w="2325" w:type="dxa"/>
+            <w:tcBorders>
+              <w:top w:val="single" w:sz="6" w:space="0" w:color="000000"/>
+              <w:left w:val="single" w:sz="6" w:space="0" w:color="000000"/>
+              <w:bottom w:val="single" w:sz="6" w:space="0" w:color="000000"/>
+              <w:right w:val="single" w:sz="6" w:space="0" w:color="000000"/>
+            </w:tcBorders>
+            <w:vAlign w:val="center"/>
+          </w:tcPr>
+          <w:p>
+            <w:pPr>
+              <w:spacing w:line="240" w:lineRule="auto"/>
+              <w:jc w:val="center"/>
+              <w:rPr>
+                <w:bCs/>
+                <w:sz w:val="24"/>
+              </w:rPr>
+            </w:pPr>
+          </w:p>
+        </w:tc>
+        <w:tc>
+          <w:tcPr>
+            <w:tcW w:w="1868" w:type="dxa"/>
+            <w:tcBorders>
+              <w:top w:val="single" w:sz="6" w:space="0" w:color="000000"/>
+              <w:left w:val="single" w:sz="6" w:space="0" w:color="000000"/>
+              <w:bottom w:val="single" w:sz="6" w:space="0" w:color="000000"/>
+              <w:right w:val="single" w:sz="6" w:space="0" w:color="000000"/>
+            </w:tcBorders>
+            <w:vAlign w:val="center"/>
+          </w:tcPr>
+          <w:p>
+            <w:pPr>
+              <w:spacing w:line="240" w:lineRule="auto"/>
+              <w:jc w:val="center"/>
+              <w:rPr>
+                <w:bCs/>
+                <w:sz w:val="24"/>
+              </w:rPr>
+            </w:pPr>
+          </w:p>
+        </w:tc>
+        <w:tc>
+          <w:tcPr>
+            <w:tcW w:w="1869" w:type="dxa"/>
+            <w:tcBorders>
+              <w:top w:val="single" w:sz="6" w:space="0" w:color="000000"/>
+              <w:left w:val="single" w:sz="6" w:space="0" w:color="000000"/>
+              <w:bottom w:val="single" w:sz="6" w:space="0" w:color="000000"/>
+              <w:right w:val="single" w:sz="6" w:space="0" w:color="000000"/>
+            </w:tcBorders>
+            <w:vAlign w:val="center"/>
+          </w:tcPr>
+          <w:p>
+            <w:pPr>
+              <w:spacing w:line="240" w:lineRule="auto"/>
+              <w:jc w:val="center"/>
+              <w:rPr>
+                <w:bCs/>
+                <w:sz w:val="24"/>
+              </w:rPr>
+            </w:pPr>
+          </w:p>
+        </w:tc>
+        <w:tc>
+          <w:tcPr>
+            <w:tcW w:w="1867" w:type="dxa"/>
+            <w:tcBorders>
+              <w:top w:val="single" w:sz="6" w:space="0" w:color="000000"/>
+              <w:left w:val="single" w:sz="6" w:space="0" w:color="000000"/>
+              <w:bottom w:val="single" w:sz="6" w:space="0" w:color="000000"/>
+              <w:right w:val="single" w:sz="6" w:space="0" w:color="000000"/>
+            </w:tcBorders>
+            <w:vAlign w:val="center"/>
+          </w:tcPr>
+          <w:p>
+            <w:pPr>
+              <w:spacing w:line="240" w:lineRule="auto"/>
+              <w:jc w:val="center"/>
+              <w:rPr>
+                <w:bCs/>
+                <w:sz w:val="24"/>
+              </w:rPr>
+            </w:pPr>
+          </w:p>
+        </w:tc>
+      </w:tr>
+      <w:tr>
+        <w:trPr>
+          <w:trHeight w:val="351"/>
+          <w:jc w:val="center"/>
+        </w:trPr>
+        <w:tc>
+          <w:tcPr>
+            <w:tcW w:w="1410" w:type="dxa"/>
+            <w:tcBorders>
+              <w:top w:val="single" w:sz="6" w:space="0" w:color="000000"/>
+              <w:left w:val="single" w:sz="6" w:space="0" w:color="000000"/>
+              <w:bottom w:val="single" w:sz="6" w:space="0" w:color="000000"/>
+              <w:right w:val="single" w:sz="6" w:space="0" w:color="000000"/>
+            </w:tcBorders>
+            <w:vAlign w:val="center"/>
+          </w:tcPr>
+          <w:p>
+            <w:pPr>
+              <w:spacing w:line="240" w:lineRule="auto"/>
+              <w:jc w:val="center"/>
+              <w:rPr>
+                <w:bCs/>
+                <w:sz w:val="24"/>
+              </w:rPr>
+            </w:pPr>
+          </w:p>
+        </w:tc>
+        <w:tc>
+          <w:tcPr>
+            <w:tcW w:w="2325" w:type="dxa"/>
+            <w:tcBorders>
+              <w:top w:val="single" w:sz="6" w:space="0" w:color="000000"/>
+              <w:left w:val="single" w:sz="6" w:space="0" w:color="000000"/>
+              <w:bottom w:val="single" w:sz="6" w:space="0" w:color="000000"/>
+              <w:right w:val="single" w:sz="6" w:space="0" w:color="000000"/>
+            </w:tcBorders>
+            <w:vAlign w:val="center"/>
+          </w:tcPr>
+          <w:p>
+            <w:pPr>
+              <w:spacing w:line="240" w:lineRule="auto"/>
+              <w:jc w:val="center"/>
+              <w:rPr>
+                <w:bCs/>
+                <w:sz w:val="24"/>
+              </w:rPr>
+            </w:pPr>
+          </w:p>
+        </w:tc>
+        <w:tc>
+          <w:tcPr>
+            <w:tcW w:w="1868" w:type="dxa"/>
+            <w:tcBorders>
+              <w:top w:val="single" w:sz="6" w:space="0" w:color="000000"/>
+              <w:left w:val="single" w:sz="6" w:space="0" w:color="000000"/>
+              <w:bottom w:val="single" w:sz="6" w:space="0" w:color="000000"/>
+              <w:right w:val="single" w:sz="6" w:space="0" w:color="000000"/>
+            </w:tcBorders>
+            <w:vAlign w:val="center"/>
+          </w:tcPr>
+          <w:p>
+            <w:pPr>
+              <w:spacing w:line="240" w:lineRule="auto"/>
+              <w:jc w:val="center"/>
+              <w:rPr>
+                <w:bCs/>
+                <w:sz w:val="24"/>
+              </w:rPr>
+            </w:pPr>
+          </w:p>
+        </w:tc>
+        <w:tc>
+          <w:tcPr>
+            <w:tcW w:w="1869" w:type="dxa"/>
+            <w:tcBorders>
+              <w:top w:val="single" w:sz="6" w:space="0" w:color="000000"/>
+              <w:left w:val="single" w:sz="6" w:space="0" w:color="000000"/>
+              <w:bottom w:val="single" w:sz="6" w:space="0" w:color="000000"/>
+              <w:right w:val="single" w:sz="6" w:space="0" w:color="000000"/>
+            </w:tcBorders>
+            <w:vAlign w:val="center"/>
+          </w:tcPr>
+          <w:p>
+            <w:pPr>
+              <w:spacing w:line="240" w:lineRule="auto"/>
+              <w:jc w:val="center"/>
+              <w:rPr>
+                <w:bCs/>
+                <w:sz w:val="24"/>
+              </w:rPr>
+            </w:pPr>
+          </w:p>
+        </w:tc>
+        <w:tc>
+          <w:tcPr>
+            <w:tcW w:w="1867" w:type="dxa"/>
+            <w:tcBorders>
+              <w:top w:val="single" w:sz="6" w:space="0" w:color="000000"/>
+              <w:left w:val="single" w:sz="6" w:space="0" w:color="000000"/>
+              <w:bottom w:val="single" w:sz="6" w:space="0" w:color="000000"/>
+              <w:right w:val="single" w:sz="6" w:space="0" w:color="000000"/>
+            </w:tcBorders>
+            <w:vAlign w:val="center"/>
+          </w:tcPr>
+          <w:p>
+            <w:pPr>
+              <w:spacing w:line="240" w:lineRule="auto"/>
+              <w:jc w:val="center"/>
+              <w:rPr>
+                <w:bCs/>
+                <w:sz w:val="24"/>
+              </w:rPr>
+            </w:pPr>
+          </w:p>
+        </w:tc>
+      </w:tr>
+      <w:tr>
+        <w:trPr>
+          <w:trHeight w:val="351"/>
+          <w:jc w:val="center"/>
+        </w:trPr>
+        <w:tc>
+          <w:tcPr>
+            <w:tcW w:w="1410" w:type="dxa"/>
+            <w:tcBorders>
+              <w:top w:val="single" w:sz="6" w:space="0" w:color="000000"/>
+              <w:left w:val="single" w:sz="6" w:space="0" w:color="000000"/>
+              <w:bottom w:val="single" w:sz="6" w:space="0" w:color="000000"/>
+              <w:right w:val="single" w:sz="6" w:space="0" w:color="000000"/>
+            </w:tcBorders>
+            <w:vAlign w:val="center"/>
+          </w:tcPr>
+          <w:p>
+            <w:pPr>
+              <w:spacing w:line="240" w:lineRule="auto"/>
+              <w:jc w:val="center"/>
+              <w:rPr>
+                <w:bCs/>
+                <w:sz w:val="24"/>
+              </w:rPr>
+            </w:pPr>
+          </w:p>
+        </w:tc>
+        <w:tc>
+          <w:tcPr>
+            <w:tcW w:w="2325" w:type="dxa"/>
+            <w:tcBorders>
+              <w:top w:val="single" w:sz="6" w:space="0" w:color="000000"/>
+              <w:left w:val="single" w:sz="6" w:space="0" w:color="000000"/>
+              <w:bottom w:val="single" w:sz="6" w:space="0" w:color="000000"/>
+              <w:right w:val="single" w:sz="6" w:space="0" w:color="000000"/>
+            </w:tcBorders>
+            <w:vAlign w:val="center"/>
+          </w:tcPr>
+          <w:p>
+            <w:pPr>
+              <w:spacing w:line="240" w:lineRule="auto"/>
+              <w:jc w:val="center"/>
+              <w:rPr>
+                <w:bCs/>
+                <w:sz w:val="24"/>
+              </w:rPr>
+            </w:pPr>
+          </w:p>
+        </w:tc>
+        <w:tc>
+          <w:tcPr>
+            <w:tcW w:w="1868" w:type="dxa"/>
+            <w:tcBorders>
+              <w:top w:val="single" w:sz="6" w:space="0" w:color="000000"/>
+              <w:left w:val="single" w:sz="6" w:space="0" w:color="000000"/>
+              <w:bottom w:val="single" w:sz="6" w:space="0" w:color="000000"/>
+              <w:right w:val="single" w:sz="6" w:space="0" w:color="000000"/>
+            </w:tcBorders>
+            <w:vAlign w:val="center"/>
+          </w:tcPr>
+          <w:p>
+            <w:pPr>
+              <w:spacing w:line="240" w:lineRule="auto"/>
+              <w:jc w:val="center"/>
+              <w:rPr>
+                <w:bCs/>
+                <w:sz w:val="24"/>
+              </w:rPr>
+            </w:pPr>
+          </w:p>
+        </w:tc>
+        <w:tc>
+          <w:tcPr>
+            <w:tcW w:w="1869" w:type="dxa"/>
+            <w:tcBorders>
+              <w:top w:val="single" w:sz="6" w:space="0" w:color="000000"/>
+              <w:left w:val="single" w:sz="6" w:space="0" w:color="000000"/>
+              <w:bottom w:val="single" w:sz="6" w:space="0" w:color="000000"/>
+              <w:right w:val="single" w:sz="6" w:space="0" w:color="000000"/>
+            </w:tcBorders>
+            <w:vAlign w:val="center"/>
+          </w:tcPr>
+          <w:p>
+            <w:pPr>
+              <w:spacing w:line="240" w:lineRule="auto"/>
+              <w:jc w:val="center"/>
+              <w:rPr>
+                <w:bCs/>
+                <w:sz w:val="24"/>
+              </w:rPr>
+            </w:pPr>
+          </w:p>
+        </w:tc>
+        <w:tc>
+          <w:tcPr>
+            <w:tcW w:w="1867" w:type="dxa"/>
+            <w:tcBorders>
+              <w:top w:val="single" w:sz="6" w:space="0" w:color="000000"/>
+              <w:left w:val="single" w:sz="6" w:space="0" w:color="000000"/>
+              <w:bottom w:val="single" w:sz="6" w:space="0" w:color="000000"/>
+              <w:right w:val="single" w:sz="6" w:space="0" w:color="000000"/>
+            </w:tcBorders>
+            <w:vAlign w:val="center"/>
+          </w:tcPr>
+          <w:p>
+            <w:pPr>
+              <w:spacing w:line="240" w:lineRule="auto"/>
+              <w:jc w:val="center"/>
+              <w:rPr>
+                <w:bCs/>
+                <w:sz w:val="24"/>
+              </w:rPr>
+            </w:pPr>
+          </w:p>
+        </w:tc>
+      </w:tr>
+      <w:tr>
+        <w:trPr>
+          <w:trHeight w:val="351"/>
+          <w:jc w:val="center"/>
+        </w:trPr>
+        <w:tc>
+          <w:tcPr>
+            <w:tcW w:w="1410" w:type="dxa"/>
+            <w:tcBorders>
+              <w:top w:val="single" w:sz="6" w:space="0" w:color="000000"/>
+              <w:left w:val="single" w:sz="6" w:space="0" w:color="000000"/>
+              <w:bottom w:val="single" w:sz="6" w:space="0" w:color="000000"/>
+              <w:right w:val="single" w:sz="6" w:space="0" w:color="000000"/>
+            </w:tcBorders>
+            <w:vAlign w:val="center"/>
+          </w:tcPr>
+          <w:p>
+            <w:pPr>
+              <w:spacing w:line="240" w:lineRule="auto"/>
+              <w:jc w:val="center"/>
+              <w:rPr>
+                <w:bCs/>
+                <w:sz w:val="24"/>
+              </w:rPr>
+            </w:pPr>
+          </w:p>
+        </w:tc>
+        <w:tc>
+          <w:tcPr>
+            <w:tcW w:w="2325" w:type="dxa"/>
+            <w:tcBorders>
+              <w:top w:val="single" w:sz="6" w:space="0" w:color="000000"/>
+              <w:left w:val="single" w:sz="6" w:space="0" w:color="000000"/>
+              <w:bottom w:val="single" w:sz="6" w:space="0" w:color="000000"/>
+              <w:right w:val="single" w:sz="6" w:space="0" w:color="000000"/>
+            </w:tcBorders>
+            <w:vAlign w:val="center"/>
+          </w:tcPr>
+          <w:p>
+            <w:pPr>
+              <w:spacing w:line="240" w:lineRule="auto"/>
+              <w:jc w:val="center"/>
+              <w:rPr>
+                <w:bCs/>
+                <w:sz w:val="24"/>
+              </w:rPr>
+            </w:pPr>
+          </w:p>
+        </w:tc>
+        <w:tc>
+          <w:tcPr>
+            <w:tcW w:w="1868" w:type="dxa"/>
+            <w:tcBorders>
+              <w:top w:val="single" w:sz="6" w:space="0" w:color="000000"/>
+              <w:left w:val="single" w:sz="6" w:space="0" w:color="000000"/>
+              <w:bottom w:val="single" w:sz="6" w:space="0" w:color="000000"/>
+              <w:right w:val="single" w:sz="6" w:space="0" w:color="000000"/>
+            </w:tcBorders>
+            <w:vAlign w:val="center"/>
+          </w:tcPr>
+          <w:p>
+            <w:pPr>
+              <w:spacing w:line="240" w:lineRule="auto"/>
+              <w:jc w:val="center"/>
+              <w:rPr>
+                <w:bCs/>
+                <w:sz w:val="24"/>
+              </w:rPr>
+            </w:pPr>
+          </w:p>
+        </w:tc>
+        <w:tc>
+          <w:tcPr>
+            <w:tcW w:w="1869" w:type="dxa"/>
+            <w:tcBorders>
+              <w:top w:val="single" w:sz="6" w:space="0" w:color="000000"/>
+              <w:left w:val="single" w:sz="6" w:space="0" w:color="000000"/>
+              <w:bottom w:val="single" w:sz="6" w:space="0" w:color="000000"/>
+              <w:right w:val="single" w:sz="6" w:space="0" w:color="000000"/>
+            </w:tcBorders>
+            <w:vAlign w:val="center"/>
+          </w:tcPr>
+          <w:p>
+            <w:pPr>
+              <w:spacing w:line="240" w:lineRule="auto"/>
+              <w:jc w:val="center"/>
+              <w:rPr>
+                <w:bCs/>
+                <w:sz w:val="24"/>
+              </w:rPr>
+            </w:pPr>
+          </w:p>
+        </w:tc>
+        <w:tc>
+          <w:tcPr>
+            <w:tcW w:w="1867" w:type="dxa"/>
+            <w:tcBorders>
+              <w:top w:val="single" w:sz="6" w:space="0" w:color="000000"/>
+              <w:left w:val="single" w:sz="6" w:space="0" w:color="000000"/>
+              <w:bottom w:val="single" w:sz="6" w:space="0" w:color="000000"/>
+              <w:right w:val="single" w:sz="6" w:space="0" w:color="000000"/>
+            </w:tcBorders>
+            <w:vAlign w:val="center"/>
+          </w:tcPr>
+          <w:p>
+            <w:pPr>
+              <w:spacing w:line="240" w:lineRule="auto"/>
+              <w:jc w:val="center"/>
+              <w:rPr>
+                <w:bCs/>
+                <w:sz w:val="24"/>
+              </w:rPr>
+            </w:pPr>
+          </w:p>
+        </w:tc>
+      </w:tr>
+      <w:tr>
+        <w:trPr>
+          <w:trHeight w:val="351"/>
+          <w:jc w:val="center"/>
+        </w:trPr>
+        <w:tc>
+          <w:tcPr>
+            <w:tcW w:w="1410" w:type="dxa"/>
+            <w:tcBorders>
+              <w:top w:val="single" w:sz="6" w:space="0" w:color="000000"/>
+              <w:left w:val="single" w:sz="6" w:space="0" w:color="000000"/>
+              <w:bottom w:val="single" w:sz="6" w:space="0" w:color="000000"/>
+              <w:right w:val="single" w:sz="6" w:space="0" w:color="000000"/>
+            </w:tcBorders>
+            <w:vAlign w:val="center"/>
+          </w:tcPr>
+          <w:p>
+            <w:pPr>
+              <w:spacing w:line="240" w:lineRule="auto"/>
+              <w:jc w:val="center"/>
+              <w:rPr>
+                <w:bCs/>
+                <w:sz w:val="24"/>
+              </w:rPr>
+            </w:pPr>
+          </w:p>
+        </w:tc>
+        <w:tc>
+          <w:tcPr>
+            <w:tcW w:w="2325" w:type="dxa"/>
+            <w:tcBorders>
+              <w:top w:val="single" w:sz="6" w:space="0" w:color="000000"/>
+              <w:left w:val="single" w:sz="6" w:space="0" w:color="000000"/>
+              <w:bottom w:val="single" w:sz="6" w:space="0" w:color="000000"/>
+              <w:right w:val="single" w:sz="6" w:space="0" w:color="000000"/>
+            </w:tcBorders>
+            <w:vAlign w:val="center"/>
+          </w:tcPr>
+          <w:p>
+            <w:pPr>
+              <w:spacing w:line="240" w:lineRule="auto"/>
+              <w:jc w:val="center"/>
+              <w:rPr>
+                <w:bCs/>
+                <w:sz w:val="24"/>
+              </w:rPr>
+            </w:pPr>
+          </w:p>
+        </w:tc>
+        <w:tc>
+          <w:tcPr>
+            <w:tcW w:w="1868" w:type="dxa"/>
+            <w:tcBorders>
+              <w:top w:val="single" w:sz="6" w:space="0" w:color="000000"/>
+              <w:left w:val="single" w:sz="6" w:space="0" w:color="000000"/>
+              <w:bottom w:val="single" w:sz="6" w:space="0" w:color="000000"/>
+              <w:right w:val="single" w:sz="6" w:space="0" w:color="000000"/>
+            </w:tcBorders>
+            <w:vAlign w:val="center"/>
+          </w:tcPr>
+          <w:p>
+            <w:pPr>
+              <w:spacing w:line="240" w:lineRule="auto"/>
+              <w:jc w:val="center"/>
+              <w:rPr>
+                <w:bCs/>
+                <w:sz w:val="24"/>
+              </w:rPr>
+            </w:pPr>
+          </w:p>
+        </w:tc>
+        <w:tc>
+          <w:tcPr>
+            <w:tcW w:w="1869" w:type="dxa"/>
+            <w:tcBorders>
+              <w:top w:val="single" w:sz="6" w:space="0" w:color="000000"/>
+              <w:left w:val="single" w:sz="6" w:space="0" w:color="000000"/>
+              <w:bottom w:val="single" w:sz="6" w:space="0" w:color="000000"/>
+              <w:right w:val="single" w:sz="6" w:space="0" w:color="000000"/>
+            </w:tcBorders>
+            <w:vAlign w:val="center"/>
+          </w:tcPr>
+          <w:p>
+            <w:pPr>
+              <w:spacing w:line="240" w:lineRule="auto"/>
+              <w:jc w:val="center"/>
+              <w:rPr>
+                <w:bCs/>
+                <w:sz w:val="24"/>
+              </w:rPr>
+            </w:pPr>
+          </w:p>
+        </w:tc>
+        <w:tc>
+          <w:tcPr>
+            <w:tcW w:w="1867" w:type="dxa"/>
+            <w:tcBorders>
+              <w:top w:val="single" w:sz="6" w:space="0" w:color="000000"/>
+              <w:left w:val="single" w:sz="6" w:space="0" w:color="000000"/>
+              <w:bottom w:val="single" w:sz="6" w:space="0" w:color="000000"/>
+              <w:right w:val="single" w:sz="6" w:space="0" w:color="000000"/>
+            </w:tcBorders>
+            <w:vAlign w:val="center"/>
+          </w:tcPr>
+          <w:p>
+            <w:pPr>
+              <w:spacing w:line="240" w:lineRule="auto"/>
+              <w:jc w:val="center"/>
+              <w:rPr>
+                <w:bCs/>
+                <w:sz w:val="24"/>
+              </w:rPr>
+            </w:pPr>
+          </w:p>
+        </w:tc>
+      </w:tr>
+      <w:tr>
+        <w:trPr>
+          <w:trHeight w:val="351"/>
+          <w:jc w:val="center"/>
+        </w:trPr>
+        <w:tc>
+          <w:tcPr>
+            <w:tcW w:w="1410" w:type="dxa"/>
+            <w:tcBorders>
+              <w:top w:val="single" w:sz="6" w:space="0" w:color="000000"/>
+              <w:left w:val="single" w:sz="6" w:space="0" w:color="000000"/>
+              <w:bottom w:val="single" w:sz="6" w:space="0" w:color="000000"/>
+              <w:right w:val="single" w:sz="6" w:space="0" w:color="000000"/>
+            </w:tcBorders>
+            <w:vAlign w:val="center"/>
+          </w:tcPr>
+          <w:p>
+            <w:pPr>
+              <w:spacing w:line="240" w:lineRule="auto"/>
+              <w:jc w:val="center"/>
+              <w:rPr>
+                <w:bCs/>
+                <w:sz w:val="24"/>
+              </w:rPr>
+            </w:pPr>
+          </w:p>
+        </w:tc>
+        <w:tc>
+          <w:tcPr>
+            <w:tcW w:w="2325" w:type="dxa"/>
+            <w:tcBorders>
+              <w:top w:val="single" w:sz="6" w:space="0" w:color="000000"/>
+              <w:left w:val="single" w:sz="6" w:space="0" w:color="000000"/>
+              <w:bottom w:val="single" w:sz="6" w:space="0" w:color="000000"/>
+              <w:right w:val="single" w:sz="6" w:space="0" w:color="000000"/>
+            </w:tcBorders>
+            <w:vAlign w:val="center"/>
+          </w:tcPr>
+          <w:p>
+            <w:pPr>
+              <w:spacing w:line="240" w:lineRule="auto"/>
+              <w:jc w:val="center"/>
+              <w:rPr>
+                <w:bCs/>
+                <w:sz w:val="24"/>
+              </w:rPr>
+            </w:pPr>
+          </w:p>
+        </w:tc>
+        <w:tc>
+          <w:tcPr>
+            <w:tcW w:w="1868" w:type="dxa"/>
+            <w:tcBorders>
+              <w:top w:val="single" w:sz="6" w:space="0" w:color="000000"/>
+              <w:left w:val="single" w:sz="6" w:space="0" w:color="000000"/>
+              <w:bottom w:val="single" w:sz="6" w:space="0" w:color="000000"/>
+              <w:right w:val="single" w:sz="6" w:space="0" w:color="000000"/>
+            </w:tcBorders>
+            <w:vAlign w:val="center"/>
+          </w:tcPr>
+          <w:p>
+            <w:pPr>
+              <w:spacing w:line="240" w:lineRule="auto"/>
+              <w:jc w:val="center"/>
+              <w:rPr>
+                <w:bCs/>
+                <w:sz w:val="24"/>
+              </w:rPr>
+            </w:pPr>
+          </w:p>
+        </w:tc>
+        <w:tc>
+          <w:tcPr>
+            <w:tcW w:w="1869" w:type="dxa"/>
+            <w:tcBorders>
+              <w:top w:val="single" w:sz="6" w:space="0" w:color="000000"/>
+              <w:left w:val="single" w:sz="6" w:space="0" w:color="000000"/>
+              <w:bottom w:val="single" w:sz="6" w:space="0" w:color="000000"/>
+              <w:right w:val="single" w:sz="6" w:space="0" w:color="000000"/>
+            </w:tcBorders>
+            <w:vAlign w:val="center"/>
+          </w:tcPr>
+          <w:p>
+            <w:pPr>
+              <w:spacing w:line="240" w:lineRule="auto"/>
+              <w:jc w:val="center"/>
+              <w:rPr>
+                <w:bCs/>
+                <w:sz w:val="24"/>
+              </w:rPr>
+            </w:pPr>
+          </w:p>
+        </w:tc>
+        <w:tc>
+          <w:tcPr>
+            <w:tcW w:w="1867" w:type="dxa"/>
+            <w:tcBorders>
+              <w:top w:val="single" w:sz="6" w:space="0" w:color="000000"/>
+              <w:left w:val="single" w:sz="6" w:space="0" w:color="000000"/>
+              <w:bottom w:val="single" w:sz="6" w:space="0" w:color="000000"/>
+              <w:right w:val="single" w:sz="6" w:space="0" w:color="000000"/>
+            </w:tcBorders>
+            <w:vAlign w:val="center"/>
+          </w:tcPr>
+          <w:p>
+            <w:pPr>
+              <w:spacing w:line="240" w:lineRule="auto"/>
+              <w:jc w:val="center"/>
+              <w:rPr>
+                <w:bCs/>
+                <w:sz w:val="24"/>
+              </w:rPr>
+            </w:pPr>
+          </w:p>
+        </w:tc>
+      </w:tr>
+      <w:tr>
+        <w:trPr>
+          <w:trHeight w:val="351"/>
+          <w:jc w:val="center"/>
+        </w:trPr>
+        <w:tc>
+          <w:tcPr>
+            <w:tcW w:w="1410" w:type="dxa"/>
+            <w:tcBorders>
+              <w:top w:val="single" w:sz="6" w:space="0" w:color="000000"/>
+              <w:left w:val="single" w:sz="6" w:space="0" w:color="000000"/>
+              <w:bottom w:val="single" w:sz="6" w:space="0" w:color="000000"/>
+              <w:right w:val="single" w:sz="6" w:space="0" w:color="000000"/>
+            </w:tcBorders>
+            <w:vAlign w:val="center"/>
+          </w:tcPr>
+          <w:p>
+            <w:pPr>
+              <w:spacing w:line="240" w:lineRule="auto"/>
+              <w:jc w:val="center"/>
+              <w:rPr>
+                <w:bCs/>
+                <w:sz w:val="24"/>
+              </w:rPr>
+            </w:pPr>
+          </w:p>
+        </w:tc>
+        <w:tc>
+          <w:tcPr>
+            <w:tcW w:w="2325" w:type="dxa"/>
+            <w:tcBorders>
+              <w:top w:val="single" w:sz="6" w:space="0" w:color="000000"/>
+              <w:left w:val="single" w:sz="6" w:space="0" w:color="000000"/>
+              <w:bottom w:val="single" w:sz="6" w:space="0" w:color="000000"/>
+              <w:right w:val="single" w:sz="6" w:space="0" w:color="000000"/>
+            </w:tcBorders>
+            <w:vAlign w:val="center"/>
+          </w:tcPr>
+          <w:p>
+            <w:pPr>
+              <w:spacing w:line="240" w:lineRule="auto"/>
+              <w:jc w:val="center"/>
+              <w:rPr>
+                <w:bCs/>
+                <w:sz w:val="24"/>
+              </w:rPr>
+            </w:pPr>
+          </w:p>
+        </w:tc>
+        <w:tc>
+          <w:tcPr>
+            <w:tcW w:w="1868" w:type="dxa"/>
+            <w:tcBorders>
+              <w:top w:val="single" w:sz="6" w:space="0" w:color="000000"/>
+              <w:left w:val="single" w:sz="6" w:space="0" w:color="000000"/>
+              <w:bottom w:val="single" w:sz="6" w:space="0" w:color="000000"/>
+              <w:right w:val="single" w:sz="6" w:space="0" w:color="000000"/>
+            </w:tcBorders>
+            <w:vAlign w:val="center"/>
+          </w:tcPr>
+          <w:p>
+            <w:pPr>
+              <w:spacing w:line="240" w:lineRule="auto"/>
+              <w:jc w:val="center"/>
+              <w:rPr>
+                <w:bCs/>
+                <w:sz w:val="24"/>
+              </w:rPr>
+            </w:pPr>
+          </w:p>
+        </w:tc>
+        <w:tc>
+          <w:tcPr>
+            <w:tcW w:w="1869" w:type="dxa"/>
+            <w:tcBorders>
+              <w:top w:val="single" w:sz="6" w:space="0" w:color="000000"/>
+              <w:left w:val="single" w:sz="6" w:space="0" w:color="000000"/>
+              <w:bottom w:val="single" w:sz="6" w:space="0" w:color="000000"/>
+              <w:right w:val="single" w:sz="6" w:space="0" w:color="000000"/>
+            </w:tcBorders>
+            <w:vAlign w:val="center"/>
+          </w:tcPr>
+          <w:p>
+            <w:pPr>
+              <w:spacing w:line="240" w:lineRule="auto"/>
+              <w:jc w:val="center"/>
+              <w:rPr>
+                <w:bCs/>
+                <w:sz w:val="24"/>
+              </w:rPr>
+            </w:pPr>
+          </w:p>
+        </w:tc>
+        <w:tc>
+          <w:tcPr>
+            <w:tcW w:w="1867" w:type="dxa"/>
+            <w:tcBorders>
+              <w:top w:val="single" w:sz="6" w:space="0" w:color="000000"/>
+              <w:left w:val="single" w:sz="6" w:space="0" w:color="000000"/>
+              <w:bottom w:val="single" w:sz="6" w:space="0" w:color="000000"/>
+              <w:right w:val="single" w:sz="6" w:space="0" w:color="000000"/>
+            </w:tcBorders>
+            <w:vAlign w:val="center"/>
+          </w:tcPr>
+          <w:p>
+            <w:pPr>
+              <w:spacing w:line="240" w:lineRule="auto"/>
+              <w:jc w:val="center"/>
+              <w:rPr>
+                <w:bCs/>
+                <w:sz w:val="24"/>
+              </w:rPr>
+            </w:pPr>
+          </w:p>
+        </w:tc>
+      </w:tr>
+      <w:tr>
+        <w:trPr>
+          <w:trHeight w:val="351"/>
+          <w:jc w:val="center"/>
+        </w:trPr>
+        <w:tc>
+          <w:tcPr>
+            <w:tcW w:w="1410" w:type="dxa"/>
+            <w:tcBorders>
+              <w:top w:val="single" w:sz="6" w:space="0" w:color="000000"/>
+              <w:left w:val="single" w:sz="6" w:space="0" w:color="000000"/>
+              <w:bottom w:val="single" w:sz="6" w:space="0" w:color="000000"/>
+              <w:right w:val="single" w:sz="6" w:space="0" w:color="000000"/>
+            </w:tcBorders>
+            <w:vAlign w:val="center"/>
+          </w:tcPr>
+          <w:p>
+            <w:pPr>
+              <w:spacing w:line="240" w:lineRule="auto"/>
+              <w:jc w:val="center"/>
+              <w:rPr>
+                <w:bCs/>
+                <w:sz w:val="24"/>
+              </w:rPr>
+            </w:pPr>
+          </w:p>
+        </w:tc>
+        <w:tc>
+          <w:tcPr>
+            <w:tcW w:w="2325" w:type="dxa"/>
+            <w:tcBorders>
+              <w:top w:val="single" w:sz="6" w:space="0" w:color="000000"/>
+              <w:left w:val="single" w:sz="6" w:space="0" w:color="000000"/>
+              <w:bottom w:val="single" w:sz="6" w:space="0" w:color="000000"/>
+              <w:right w:val="single" w:sz="6" w:space="0" w:color="000000"/>
+            </w:tcBorders>
+            <w:vAlign w:val="center"/>
+          </w:tcPr>
+          <w:p>
+            <w:pPr>
+              <w:spacing w:line="240" w:lineRule="auto"/>
+              <w:jc w:val="center"/>
+              <w:rPr>
+                <w:bCs/>
+                <w:sz w:val="24"/>
+              </w:rPr>
+            </w:pPr>
+          </w:p>
+        </w:tc>
+        <w:tc>
+          <w:tcPr>
+            <w:tcW w:w="1868" w:type="dxa"/>
+            <w:tcBorders>
+              <w:top w:val="single" w:sz="6" w:space="0" w:color="000000"/>
+              <w:left w:val="single" w:sz="6" w:space="0" w:color="000000"/>
+              <w:bottom w:val="single" w:sz="6" w:space="0" w:color="000000"/>
+              <w:right w:val="single" w:sz="6" w:space="0" w:color="000000"/>
+            </w:tcBorders>
+            <w:vAlign w:val="center"/>
+          </w:tcPr>
+          <w:p>
+            <w:pPr>
+              <w:spacing w:line="240" w:lineRule="auto"/>
+              <w:jc w:val="center"/>
+              <w:rPr>
+                <w:bCs/>
+                <w:sz w:val="24"/>
+              </w:rPr>
+            </w:pPr>
+          </w:p>
+        </w:tc>
+        <w:tc>
+          <w:tcPr>
+            <w:tcW w:w="1869" w:type="dxa"/>
+            <w:tcBorders>
+              <w:top w:val="single" w:sz="6" w:space="0" w:color="000000"/>
+              <w:left w:val="single" w:sz="6" w:space="0" w:color="000000"/>
+              <w:bottom w:val="single" w:sz="6" w:space="0" w:color="000000"/>
+              <w:right w:val="single" w:sz="6" w:space="0" w:color="000000"/>
+            </w:tcBorders>
+            <w:vAlign w:val="center"/>
+          </w:tcPr>
+          <w:p>
+            <w:pPr>
+              <w:spacing w:line="240" w:lineRule="auto"/>
+              <w:jc w:val="center"/>
+              <w:rPr>
+                <w:bCs/>
+                <w:sz w:val="24"/>
+              </w:rPr>
+            </w:pPr>
+          </w:p>
+        </w:tc>
+        <w:tc>
+          <w:tcPr>
+            <w:tcW w:w="1867" w:type="dxa"/>
+            <w:tcBorders>
+              <w:top w:val="single" w:sz="6" w:space="0" w:color="000000"/>
+              <w:left w:val="single" w:sz="6" w:space="0" w:color="000000"/>
+              <w:bottom w:val="single" w:sz="6" w:space="0" w:color="000000"/>
+              <w:right w:val="single" w:sz="6" w:space="0" w:color="000000"/>
+            </w:tcBorders>
+            <w:vAlign w:val="center"/>
+          </w:tcPr>
+          <w:p>
+            <w:pPr>
+              <w:spacing w:line="240" w:lineRule="auto"/>
+              <w:jc w:val="center"/>
+              <w:rPr>
+                <w:bCs/>
+                <w:sz w:val="24"/>
+              </w:rPr>
+            </w:pPr>
+          </w:p>
+        </w:tc>
+      </w:tr>
+      <w:tr>
+        <w:trPr>
+          <w:trHeight w:val="351"/>
+          <w:jc w:val="center"/>
+        </w:trPr>
+        <w:tc>
+          <w:tcPr>
+            <w:tcW w:w="1410" w:type="dxa"/>
+            <w:tcBorders>
+              <w:top w:val="single" w:sz="6" w:space="0" w:color="000000"/>
+              <w:left w:val="single" w:sz="6" w:space="0" w:color="000000"/>
+              <w:bottom w:val="single" w:sz="6" w:space="0" w:color="000000"/>
+              <w:right w:val="single" w:sz="6" w:space="0" w:color="000000"/>
+            </w:tcBorders>
+            <w:vAlign w:val="center"/>
+          </w:tcPr>
+          <w:p>
+            <w:pPr>
+              <w:spacing w:line="240" w:lineRule="auto"/>
+              <w:jc w:val="center"/>
+              <w:rPr>
+                <w:bCs/>
+                <w:sz w:val="24"/>
+              </w:rPr>
+            </w:pPr>
+          </w:p>
+        </w:tc>
+        <w:tc>
+          <w:tcPr>
+            <w:tcW w:w="2325" w:type="dxa"/>
+            <w:tcBorders>
+              <w:top w:val="single" w:sz="6" w:space="0" w:color="000000"/>
+              <w:left w:val="single" w:sz="6" w:space="0" w:color="000000"/>
+              <w:bottom w:val="single" w:sz="6" w:space="0" w:color="000000"/>
+              <w:right w:val="single" w:sz="6" w:space="0" w:color="000000"/>
+            </w:tcBorders>
+            <w:vAlign w:val="center"/>
+          </w:tcPr>
+          <w:p>
+            <w:pPr>
+              <w:spacing w:line="240" w:lineRule="auto"/>
+              <w:jc w:val="center"/>
+              <w:rPr>
+                <w:bCs/>
+                <w:sz w:val="24"/>
+              </w:rPr>
+            </w:pPr>
+          </w:p>
+        </w:tc>
+        <w:tc>
+          <w:tcPr>
+            <w:tcW w:w="1868" w:type="dxa"/>
+            <w:tcBorders>
+              <w:top w:val="single" w:sz="6" w:space="0" w:color="000000"/>
+              <w:left w:val="single" w:sz="6" w:space="0" w:color="000000"/>
+              <w:bottom w:val="single" w:sz="6" w:space="0" w:color="000000"/>
+              <w:right w:val="single" w:sz="6" w:space="0" w:color="000000"/>
+            </w:tcBorders>
+            <w:vAlign w:val="center"/>
+          </w:tcPr>
+          <w:p>
+            <w:pPr>
+              <w:spacing w:line="240" w:lineRule="auto"/>
+              <w:jc w:val="center"/>
+              <w:rPr>
+                <w:bCs/>
+                <w:sz w:val="24"/>
+              </w:rPr>
+            </w:pPr>
+          </w:p>
+        </w:tc>
+        <w:tc>
+          <w:tcPr>
+            <w:tcW w:w="1869" w:type="dxa"/>
+            <w:tcBorders>
+              <w:top w:val="single" w:sz="6" w:space="0" w:color="000000"/>
+              <w:left w:val="single" w:sz="6" w:space="0" w:color="000000"/>
+              <w:bottom w:val="single" w:sz="6" w:space="0" w:color="000000"/>
+              <w:right w:val="single" w:sz="6" w:space="0" w:color="000000"/>
+            </w:tcBorders>
+            <w:vAlign w:val="center"/>
+          </w:tcPr>
+          <w:p>
+            <w:pPr>
+              <w:spacing w:line="240" w:lineRule="auto"/>
+              <w:jc w:val="center"/>
+              <w:rPr>
+                <w:bCs/>
+                <w:sz w:val="24"/>
+              </w:rPr>
+            </w:pPr>
+          </w:p>
+        </w:tc>
+        <w:tc>
+          <w:tcPr>
+            <w:tcW w:w="1867" w:type="dxa"/>
+            <w:tcBorders>
+              <w:top w:val="single" w:sz="6" w:space="0" w:color="000000"/>
+              <w:left w:val="single" w:sz="6" w:space="0" w:color="000000"/>
+              <w:bottom w:val="single" w:sz="6" w:space="0" w:color="000000"/>
+              <w:right w:val="single" w:sz="6" w:space="0" w:color="000000"/>
+            </w:tcBorders>
+            <w:vAlign w:val="center"/>
+          </w:tcPr>
+          <w:p>
+            <w:pPr>
+              <w:spacing w:line="240" w:lineRule="auto"/>
+              <w:jc w:val="center"/>
+              <w:rPr>
+                <w:bCs/>
+                <w:sz w:val="24"/>
+              </w:rPr>
+            </w:pPr>
+          </w:p>
+        </w:tc>
+      </w:tr>
+    </w:tbl>
+    <w:p>
+      <w:pPr>
+        <w:rPr>
+          <w:sz w:val="22"/>
+          <w:szCs w:val="22"/>
+          <w:lang w:val="en-US"/>
+        </w:rPr>
+      </w:pPr>
+    </w:p>
+    <w:p>
+      <w:pPr>
+        <w:pStyle w:val="af0"/>
+        <w:keepNext/>
+      </w:pPr>
       <w:r>
         <w:rPr>
           <w:noProof/>
-        </w:rPr>
-        <w:t>5</w:t>
-      </w:r>
-      <w:r>
-        <w:fldChar w:fldCharType="end"/>
-      </w:r>
-      <w:r>
-        <w:t xml:space="preserve"> – Делитель мощности с ненагруженным выходом</w:t>
+          <w:lang w:val="en-US"/>
+        </w:rPr>
+        <w:drawing>
+          <wp:inline distT="0" distB="0" distL="0" distR="0" wp14:anchorId="42D53E85" wp14:editId="210D5665">
+            <wp:extent cx="5151120" cy="3535680"/>
+            <wp:effectExtent l="19050" t="19050" r="11430" b="26670"/>
+            <wp:docPr id="913796604" name="Рисунок 6"/>
+            <wp:cNvGraphicFramePr>
+              <a:graphicFrameLocks xmlns:a="http://schemas.openxmlformats.org/drawingml/2006/main" noChangeAspect="1"/>
+            </wp:cNvGraphicFramePr>
+            <a:graphic xmlns:a="http://schemas.openxmlformats.org/drawingml/2006/main">
+              <a:graphicData uri="http://schemas.openxmlformats.org/drawingml/2006/picture">
+                <pic:pic xmlns:pic="http://schemas.openxmlformats.org/drawingml/2006/picture">
+                  <pic:nvPicPr>
+                    <pic:cNvPr id="0" name="Picture 15"/>
+                    <pic:cNvPicPr>
+                      <a:picLocks noChangeAspect="1" noChangeArrowheads="1"/>
+                    </pic:cNvPicPr>
+                  </pic:nvPicPr>
+                  <pic:blipFill>
+                    <a:blip r:embed="rId15">
+                      <a:extLst>
+                        <a:ext uri="{28A0092B-C50C-407E-A947-70E740481C1C}">
+                          <a14:useLocalDpi xmlns:a14="http://schemas.microsoft.com/office/drawing/2010/main" val="0"/>
+                        </a:ext>
+                      </a:extLst>
+                    </a:blip>
+                    <a:srcRect/>
+                    <a:stretch>
+                      <a:fillRect/>
+                    </a:stretch>
+                  </pic:blipFill>
+                  <pic:spPr bwMode="auto">
+                    <a:xfrm>
+                      <a:off x="0" y="0"/>
+                      <a:ext cx="5151120" cy="3535680"/>
+                    </a:xfrm>
+                    <a:prstGeom prst="rect">
+                      <a:avLst/>
+                    </a:prstGeom>
+                    <a:noFill/>
+                    <a:ln>
+                      <a:solidFill>
+                        <a:schemeClr val="tx1"/>
+                      </a:solidFill>
+                    </a:ln>
+                  </pic:spPr>
+                </pic:pic>
+              </a:graphicData>
+            </a:graphic>
+          </wp:inline>
+        </w:drawing>
+      </w:r>
+    </w:p>
+    <w:p>
+      <w:pPr>
+        <w:pStyle w:val="af0"/>
+        <w:rPr>
+          <w:lang w:val="en-US"/>
+        </w:rPr>
+      </w:pPr>
+      <w:r>
+        <w:t xml:space="preserve">Рисунок </w:t>
+      </w:r>
+      <w:fldSimple w:instr=" SEQ Рисунок \* ARABIC ">
+        <w:r>
+          <w:rPr>
+            <w:noProof/>
+          </w:rPr>
+          <w:t>8</w:t>
+        </w:r>
+      </w:fldSimple>
+      <w:r>
+        <w:t xml:space="preserve"> </w:t>
+      </w:r>
+      <w:r>
+        <w:t>–</w:t>
+      </w:r>
+      <w:r>
+        <w:t xml:space="preserve"> </w:t>
+      </w:r>
+      <w:r>
+        <w:t>Измеренная АЧХ фильтра</w:t>
       </w:r>
     </w:p>
     <w:p>
       <w:pPr>
         <w:ind w:firstLine="708"/>
-        <w:rPr>
-          <w:rFonts w:eastAsiaTheme="minorEastAsia"/>
+      </w:pPr>
+      <w:r>
+        <w:t xml:space="preserve">Основные параметры измеренной АЧХ: полоса пропускания </w:t>
+      </w:r>
+      <w:r>
+        <w:t>---</w:t>
+      </w:r>
+      <w:r>
+        <w:t xml:space="preserve"> МГц; частота среза по уровню −3 дБ </w:t>
+      </w:r>
+      <w:r>
+        <w:t>---</w:t>
+      </w:r>
+      <w:r>
+        <w:t xml:space="preserve"> МГц; неравномерность АЧХ в полосе </w:t>
+      </w:r>
+      <w:r>
+        <w:t>---</w:t>
+      </w:r>
+      <w:r>
+        <w:t xml:space="preserve"> дБ; уровень подавления в заданной области </w:t>
+      </w:r>
+      <w:r>
+        <w:t>---</w:t>
+      </w:r>
+      <w:r>
+        <w:t xml:space="preserve"> дБ.</w:t>
+      </w:r>
+    </w:p>
+    <w:p>
+      <w:pPr>
+        <w:ind w:firstLine="708"/>
+      </w:pPr>
+      <w:r>
+        <w:t xml:space="preserve">Сравнение с </w:t>
+      </w:r>
+      <w:r>
+        <w:t>документацией</w:t>
+      </w:r>
+      <w:r>
+        <w:t xml:space="preserve">: </w:t>
+      </w:r>
+    </w:p>
+    <w:p>
+      <w:pPr>
+        <w:pStyle w:val="a7"/>
+        <w:numPr>
+          <w:ilvl w:val="0"/>
+          <w:numId w:val="4"/>
+        </w:numPr>
+        <w:ind w:left="0" w:firstLine="0"/>
+        <w:jc w:val="center"/>
+        <w:rPr>
+          <w:b/>
+          <w:bCs/>
+        </w:rPr>
+      </w:pPr>
+      <w:r>
+        <w:rPr>
+          <w:b/>
+          <w:bCs/>
+        </w:rPr>
+        <w:lastRenderedPageBreak/>
+        <w:t>Измерение модуля</w:t>
+      </w:r>
+      <w:r>
+        <w:rPr>
+          <w:b/>
+          <w:bCs/>
+        </w:rPr>
+        <w:t xml:space="preserve"> коэффициента отражения</w:t>
+      </w:r>
+    </w:p>
+    <w:p/>
+    <w:p>
+      <w:pPr>
+        <w:pStyle w:val="a7"/>
+        <w:ind w:left="0"/>
+        <w:rPr>
+          <w:b/>
+          <w:bCs/>
+        </w:rPr>
+      </w:pPr>
+    </w:p>
+    <w:p>
+      <w:pPr>
+        <w:pStyle w:val="a7"/>
+        <w:ind w:left="0"/>
+        <w:rPr>
+          <w:b/>
+          <w:bCs/>
         </w:rPr>
       </w:pPr>
     </w:p>
@@ -8424,6 +12621,25 @@
     <w:p/>
     <w:p>
       <w:pPr>
+        <w:pStyle w:val="a7"/>
+        <w:ind w:left="0"/>
+        <w:rPr>
+          <w:rFonts w:eastAsiaTheme="minorEastAsia"/>
+        </w:rPr>
+      </w:pPr>
+    </w:p>
+    <w:p>
+      <w:pPr>
+        <w:ind w:firstLine="708"/>
+        <w:rPr>
+          <w:rFonts w:eastAsiaTheme="minorEastAsia"/>
+        </w:rPr>
+      </w:pPr>
+    </w:p>
+    <w:p/>
+    <w:p/>
+    <w:p>
+      <w:pPr>
         <w:rPr>
           <w:b/>
         </w:rPr>
@@ -8431,7 +12647,7 @@
     </w:p>
     <w:p/>
     <w:sectPr>
-      <w:footerReference w:type="default" r:id="rId13"/>
+      <w:footerReference w:type="default" r:id="rId16"/>
       <w:pgSz w:w="11906" w:h="16838"/>
       <w:pgMar w:top="1134" w:right="850" w:bottom="1134" w:left="1701" w:header="708" w:footer="708" w:gutter="0"/>
       <w:cols w:space="708"/>
@@ -8480,7 +12696,6 @@
         <w:docPartUnique/>
       </w:docPartObj>
     </w:sdtPr>
-    <w:sdtEndPr/>
     <w:sdtContent>
       <w:p>
         <w:pPr>
@@ -8788,9 +13003,9 @@
     </w:lvl>
   </w:abstractNum>
   <w:abstractNum w:abstractNumId="2" w15:restartNumberingAfterBreak="0">
-    <w:nsid w:val="77507D51"/>
+    <w:nsid w:val="42B26AA0"/>
     <w:multiLevelType w:val="multilevel"/>
-    <w:tmpl w:val="CC84893A"/>
+    <w:tmpl w:val="D7E4F0CE"/>
     <w:lvl w:ilvl="0">
       <w:start w:val="1"/>
       <w:numFmt w:val="decimal"/>
@@ -8811,7 +13026,7 @@
       <w:lvlText w:val="%1.%2."/>
       <w:lvlJc w:val="left"/>
       <w:pPr>
-        <w:ind w:left="1428" w:hanging="720"/>
+        <w:ind w:left="1080" w:hanging="720"/>
       </w:pPr>
       <w:rPr>
         <w:rFonts w:hint="default"/>
@@ -8824,7 +13039,7 @@
       <w:lvlText w:val="%1.%2.%3."/>
       <w:lvlJc w:val="left"/>
       <w:pPr>
-        <w:ind w:left="1776" w:hanging="720"/>
+        <w:ind w:left="1080" w:hanging="720"/>
       </w:pPr>
       <w:rPr>
         <w:rFonts w:hint="default"/>
@@ -8837,7 +13052,7 @@
       <w:lvlText w:val="%1.%2.%3.%4."/>
       <w:lvlJc w:val="left"/>
       <w:pPr>
-        <w:ind w:left="2484" w:hanging="1080"/>
+        <w:ind w:left="1440" w:hanging="1080"/>
       </w:pPr>
       <w:rPr>
         <w:rFonts w:hint="default"/>
@@ -8850,7 +13065,7 @@
       <w:lvlText w:val="%1.%2.%3.%4.%5."/>
       <w:lvlJc w:val="left"/>
       <w:pPr>
-        <w:ind w:left="2832" w:hanging="1080"/>
+        <w:ind w:left="1440" w:hanging="1080"/>
       </w:pPr>
       <w:rPr>
         <w:rFonts w:hint="default"/>
@@ -8863,7 +13078,7 @@
       <w:lvlText w:val="%1.%2.%3.%4.%5.%6."/>
       <w:lvlJc w:val="left"/>
       <w:pPr>
-        <w:ind w:left="3540" w:hanging="1440"/>
+        <w:ind w:left="1800" w:hanging="1440"/>
       </w:pPr>
       <w:rPr>
         <w:rFonts w:hint="default"/>
@@ -8876,7 +13091,7 @@
       <w:lvlText w:val="%1.%2.%3.%4.%5.%6.%7."/>
       <w:lvlJc w:val="left"/>
       <w:pPr>
-        <w:ind w:left="4248" w:hanging="1800"/>
+        <w:ind w:left="2160" w:hanging="1800"/>
       </w:pPr>
       <w:rPr>
         <w:rFonts w:hint="default"/>
@@ -8889,7 +13104,7 @@
       <w:lvlText w:val="%1.%2.%3.%4.%5.%6.%7.%8."/>
       <w:lvlJc w:val="left"/>
       <w:pPr>
-        <w:ind w:left="4596" w:hanging="1800"/>
+        <w:ind w:left="2160" w:hanging="1800"/>
       </w:pPr>
       <w:rPr>
         <w:rFonts w:hint="default"/>
@@ -8902,6 +13117,128 @@
       <w:lvlText w:val="%1.%2.%3.%4.%5.%6.%7.%8.%9."/>
       <w:lvlJc w:val="left"/>
       <w:pPr>
+        <w:ind w:left="2520" w:hanging="2160"/>
+      </w:pPr>
+      <w:rPr>
+        <w:rFonts w:hint="default"/>
+      </w:rPr>
+    </w:lvl>
+  </w:abstractNum>
+  <w:abstractNum w:abstractNumId="3" w15:restartNumberingAfterBreak="0">
+    <w:nsid w:val="77507D51"/>
+    <w:multiLevelType w:val="multilevel"/>
+    <w:tmpl w:val="CC84893A"/>
+    <w:lvl w:ilvl="0">
+      <w:start w:val="1"/>
+      <w:numFmt w:val="decimal"/>
+      <w:suff w:val="space"/>
+      <w:lvlText w:val="%1."/>
+      <w:lvlJc w:val="left"/>
+      <w:pPr>
+        <w:ind w:left="720" w:hanging="360"/>
+      </w:pPr>
+      <w:rPr>
+        <w:rFonts w:hint="default"/>
+      </w:rPr>
+    </w:lvl>
+    <w:lvl w:ilvl="1">
+      <w:start w:val="1"/>
+      <w:numFmt w:val="decimal"/>
+      <w:isLgl/>
+      <w:lvlText w:val="%1.%2."/>
+      <w:lvlJc w:val="left"/>
+      <w:pPr>
+        <w:ind w:left="1428" w:hanging="720"/>
+      </w:pPr>
+      <w:rPr>
+        <w:rFonts w:hint="default"/>
+      </w:rPr>
+    </w:lvl>
+    <w:lvl w:ilvl="2">
+      <w:start w:val="1"/>
+      <w:numFmt w:val="decimal"/>
+      <w:isLgl/>
+      <w:lvlText w:val="%1.%2.%3."/>
+      <w:lvlJc w:val="left"/>
+      <w:pPr>
+        <w:ind w:left="1776" w:hanging="720"/>
+      </w:pPr>
+      <w:rPr>
+        <w:rFonts w:hint="default"/>
+      </w:rPr>
+    </w:lvl>
+    <w:lvl w:ilvl="3">
+      <w:start w:val="1"/>
+      <w:numFmt w:val="decimal"/>
+      <w:isLgl/>
+      <w:lvlText w:val="%1.%2.%3.%4."/>
+      <w:lvlJc w:val="left"/>
+      <w:pPr>
+        <w:ind w:left="2484" w:hanging="1080"/>
+      </w:pPr>
+      <w:rPr>
+        <w:rFonts w:hint="default"/>
+      </w:rPr>
+    </w:lvl>
+    <w:lvl w:ilvl="4">
+      <w:start w:val="1"/>
+      <w:numFmt w:val="decimal"/>
+      <w:isLgl/>
+      <w:lvlText w:val="%1.%2.%3.%4.%5."/>
+      <w:lvlJc w:val="left"/>
+      <w:pPr>
+        <w:ind w:left="2832" w:hanging="1080"/>
+      </w:pPr>
+      <w:rPr>
+        <w:rFonts w:hint="default"/>
+      </w:rPr>
+    </w:lvl>
+    <w:lvl w:ilvl="5">
+      <w:start w:val="1"/>
+      <w:numFmt w:val="decimal"/>
+      <w:isLgl/>
+      <w:lvlText w:val="%1.%2.%3.%4.%5.%6."/>
+      <w:lvlJc w:val="left"/>
+      <w:pPr>
+        <w:ind w:left="3540" w:hanging="1440"/>
+      </w:pPr>
+      <w:rPr>
+        <w:rFonts w:hint="default"/>
+      </w:rPr>
+    </w:lvl>
+    <w:lvl w:ilvl="6">
+      <w:start w:val="1"/>
+      <w:numFmt w:val="decimal"/>
+      <w:isLgl/>
+      <w:lvlText w:val="%1.%2.%3.%4.%5.%6.%7."/>
+      <w:lvlJc w:val="left"/>
+      <w:pPr>
+        <w:ind w:left="4248" w:hanging="1800"/>
+      </w:pPr>
+      <w:rPr>
+        <w:rFonts w:hint="default"/>
+      </w:rPr>
+    </w:lvl>
+    <w:lvl w:ilvl="7">
+      <w:start w:val="1"/>
+      <w:numFmt w:val="decimal"/>
+      <w:isLgl/>
+      <w:lvlText w:val="%1.%2.%3.%4.%5.%6.%7.%8."/>
+      <w:lvlJc w:val="left"/>
+      <w:pPr>
+        <w:ind w:left="4596" w:hanging="1800"/>
+      </w:pPr>
+      <w:rPr>
+        <w:rFonts w:hint="default"/>
+      </w:rPr>
+    </w:lvl>
+    <w:lvl w:ilvl="8">
+      <w:start w:val="1"/>
+      <w:numFmt w:val="decimal"/>
+      <w:isLgl/>
+      <w:lvlText w:val="%1.%2.%3.%4.%5.%6.%7.%8.%9."/>
+      <w:lvlJc w:val="left"/>
+      <w:pPr>
         <w:ind w:left="5304" w:hanging="2160"/>
       </w:pPr>
       <w:rPr>
@@ -8913,10 +13250,13 @@
     <w:abstractNumId w:val="1"/>
   </w:num>
   <w:num w:numId="2" w16cid:durableId="1768620179">
-    <w:abstractNumId w:val="2"/>
+    <w:abstractNumId w:val="3"/>
   </w:num>
   <w:num w:numId="3" w16cid:durableId="1547527648">
     <w:abstractNumId w:val="0"/>
+  </w:num>
+  <w:num w:numId="4" w16cid:durableId="1400714037">
+    <w:abstractNumId w:val="2"/>
   </w:num>
 </w:numbering>
 </file>
@@ -9532,7 +13872,6 @@
   <w:style w:type="character" w:default="1" w:styleId="a0">
     <w:name w:val="Default Paragraph Font"/>
     <w:uiPriority w:val="1"/>
-    <w:semiHidden/>
     <w:unhideWhenUsed/>
   </w:style>
   <w:style w:type="table" w:default="1" w:styleId="a1">

--- a/ЛР2УПОС.docx
+++ b/ЛР2УПОС.docx
@@ -10308,13 +10308,7 @@
           <w:rPr>
             <w:rFonts w:ascii="Cambria Math" w:hAnsi="Cambria Math"/>
           </w:rPr>
-          <m:t xml:space="preserve">f=1 ГГц, </m:t>
-        </m:r>
-        <m:r>
-          <w:rPr>
-            <w:rFonts w:ascii="Cambria Math" w:hAnsi="Cambria Math"/>
-          </w:rPr>
-          <m:t xml:space="preserve"> </m:t>
+          <m:t xml:space="preserve">f=1 ГГц,  </m:t>
         </m:r>
         <m:sSub>
           <m:sSubPr>
@@ -10489,13 +10483,7 @@
             <w:rPr>
               <w:rFonts w:ascii="Cambria Math" w:hAnsi="Cambria Math"/>
             </w:rPr>
-            <m:t>=</m:t>
-          </m:r>
-          <m:r>
-            <w:rPr>
-              <w:rFonts w:ascii="Cambria Math" w:hAnsi="Cambria Math"/>
-            </w:rPr>
-            <m:t>=дБ</m:t>
+            <m:t>==дБ</m:t>
           </m:r>
         </m:oMath>
       </m:oMathPara>
@@ -10549,6 +10537,9 @@
         <w:keepNext/>
       </w:pPr>
       <w:r>
+        <w:rPr>
+          <w:noProof/>
+        </w:rPr>
         <w:drawing>
           <wp:inline distT="0" distB="0" distL="0" distR="0" wp14:anchorId="2F9D0934" wp14:editId="765C2F09">
             <wp:extent cx="5128260" cy="1359821"/>
@@ -10705,11 +10696,15 @@
         <w:keepNext/>
       </w:pPr>
       <w:r>
+        <w:rPr>
+          <w:noProof/>
+          <w:lang w:val="en-US"/>
+        </w:rPr>
         <w:drawing>
-          <wp:inline distT="0" distB="0" distL="0" distR="0" wp14:anchorId="3676E0D0" wp14:editId="375679FD">
-            <wp:extent cx="5044440" cy="1135380"/>
-            <wp:effectExtent l="0" t="0" r="3810" b="7620"/>
-            <wp:docPr id="257960738" name="Рисунок 4"/>
+          <wp:inline distT="0" distB="0" distL="0" distR="0" wp14:anchorId="7D3437A8" wp14:editId="7A92AE03">
+            <wp:extent cx="4752975" cy="1179310"/>
+            <wp:effectExtent l="0" t="0" r="0" b="1905"/>
+            <wp:docPr id="2013224702" name="Рисунок 3"/>
             <wp:cNvGraphicFramePr>
               <a:graphicFrameLocks xmlns:a="http://schemas.openxmlformats.org/drawingml/2006/main" noChangeAspect="1"/>
             </wp:cNvGraphicFramePr>
@@ -10717,20 +10712,20 @@
               <a:graphicData uri="http://schemas.openxmlformats.org/drawingml/2006/picture">
                 <pic:pic xmlns:pic="http://schemas.openxmlformats.org/drawingml/2006/picture">
                   <pic:nvPicPr>
-                    <pic:cNvPr id="0" name="Picture 2015365529"/>
+                    <pic:cNvPr id="0" name="Picture 1"/>
                     <pic:cNvPicPr>
                       <a:picLocks noChangeAspect="1" noChangeArrowheads="1"/>
                     </pic:cNvPicPr>
                   </pic:nvPicPr>
                   <pic:blipFill rotWithShape="1">
-                    <a:blip r:embed="rId14">
+                    <a:blip r:embed="rId8">
                       <a:extLst>
                         <a:ext uri="{28A0092B-C50C-407E-A947-70E740481C1C}">
                           <a14:useLocalDpi xmlns:a14="http://schemas.microsoft.com/office/drawing/2010/main" val="0"/>
                         </a:ext>
                       </a:extLst>
                     </a:blip>
-                    <a:srcRect t="7974" b="614"/>
+                    <a:srcRect t="22045" b="14697"/>
                     <a:stretch>
                       <a:fillRect/>
                     </a:stretch>
@@ -10738,7 +10733,7 @@
                   <pic:spPr bwMode="auto">
                     <a:xfrm>
                       <a:off x="0" y="0"/>
-                      <a:ext cx="5044440" cy="1135380"/>
+                      <a:ext cx="4762262" cy="1181614"/>
                     </a:xfrm>
                     <a:prstGeom prst="rect">
                       <a:avLst/>
@@ -10888,13 +10883,7 @@
                 <w:rPr>
                   <w:rFonts w:ascii="Cambria Math" w:hAnsi="Cambria Math"/>
                 </w:rPr>
-                <m:t>без</m:t>
-              </m:r>
-              <m:r>
-                <w:rPr>
-                  <w:rFonts w:ascii="Cambria Math" w:hAnsi="Cambria Math"/>
-                </w:rPr>
-                <m:t>фильтра</m:t>
+                <m:t>безфильтра</m:t>
               </m:r>
             </m:sub>
           </m:sSub>
@@ -10999,12 +10988,21 @@
                 <w:sz w:val="24"/>
               </w:rPr>
             </w:pPr>
+            <m:oMath>
+              <m:r>
+                <w:rPr>
+                  <w:rFonts w:ascii="Cambria Math" w:hAnsi="Cambria Math"/>
+                  <w:sz w:val="24"/>
+                </w:rPr>
+                <m:t>f</m:t>
+              </m:r>
+            </m:oMath>
             <w:r>
               <w:rPr>
                 <w:bCs/>
                 <w:sz w:val="24"/>
               </w:rPr>
-              <w:t>f, МГц</w:t>
+              <w:t>, МГц</w:t>
             </w:r>
           </w:p>
         </w:tc>
@@ -12438,7 +12436,7 @@
           <w:lang w:val="en-US"/>
         </w:rPr>
         <w:drawing>
-          <wp:inline distT="0" distB="0" distL="0" distR="0" wp14:anchorId="42D53E85" wp14:editId="210D5665">
+          <wp:inline distT="0" distB="0" distL="0" distR="0" wp14:anchorId="42D53E85" wp14:editId="017599A7">
             <wp:extent cx="5151120" cy="3535680"/>
             <wp:effectExtent l="19050" t="19050" r="11430" b="26670"/>
             <wp:docPr id="913796604" name="Рисунок 6"/>
@@ -12455,7 +12453,7 @@
                     </pic:cNvPicPr>
                   </pic:nvPicPr>
                   <pic:blipFill>
-                    <a:blip r:embed="rId15">
+                    <a:blip r:embed="rId14">
                       <a:extLst>
                         <a:ext uri="{28A0092B-C50C-407E-A947-70E740481C1C}">
                           <a14:useLocalDpi xmlns:a14="http://schemas.microsoft.com/office/drawing/2010/main" val="0"/>
@@ -12492,9 +12490,6 @@
     <w:p>
       <w:pPr>
         <w:pStyle w:val="af0"/>
-        <w:rPr>
-          <w:lang w:val="en-US"/>
-        </w:rPr>
       </w:pPr>
       <w:r>
         <w:t xml:space="preserve">Рисунок </w:t>
@@ -12523,47 +12518,29 @@
     <w:p>
       <w:pPr>
         <w:ind w:firstLine="708"/>
-      </w:pPr>
-      <w:r>
-        <w:t xml:space="preserve">Основные параметры измеренной АЧХ: полоса пропускания </w:t>
-      </w:r>
-      <w:r>
-        <w:t>---</w:t>
-      </w:r>
-      <w:r>
-        <w:t xml:space="preserve"> МГц; частота среза по уровню −3 дБ </w:t>
-      </w:r>
-      <w:r>
-        <w:t>---</w:t>
-      </w:r>
-      <w:r>
-        <w:t xml:space="preserve"> МГц; неравномерность АЧХ в полосе </w:t>
-      </w:r>
-      <w:r>
-        <w:t>---</w:t>
-      </w:r>
-      <w:r>
-        <w:t xml:space="preserve"> дБ; уровень подавления в заданной области </w:t>
-      </w:r>
-      <w:r>
-        <w:t>---</w:t>
-      </w:r>
-      <w:r>
-        <w:t xml:space="preserve"> дБ.</w:t>
+        <w:rPr>
+          <w:color w:val="EE0000"/>
+        </w:rPr>
+      </w:pPr>
+      <w:r>
+        <w:rPr>
+          <w:color w:val="EE0000"/>
+        </w:rPr>
+        <w:t>Основные параметры измеренной АЧХ: полоса пропускания --- МГц; частота среза по уровню −3 дБ --- МГц; неравномерность АЧХ в полосе --- дБ; уровень подавления в заданной области --- дБ.</w:t>
       </w:r>
     </w:p>
     <w:p>
       <w:pPr>
         <w:ind w:firstLine="708"/>
-      </w:pPr>
-      <w:r>
-        <w:t xml:space="preserve">Сравнение с </w:t>
-      </w:r>
-      <w:r>
-        <w:t>документацией</w:t>
-      </w:r>
-      <w:r>
-        <w:t xml:space="preserve">: </w:t>
+        <w:rPr>
+          <w:color w:val="EE0000"/>
+        </w:rPr>
+      </w:pPr>
+      <w:r>
+        <w:rPr>
+          <w:color w:val="EE0000"/>
+        </w:rPr>
+        <w:t xml:space="preserve">Сравнение с документацией: </w:t>
       </w:r>
     </w:p>
     <w:p>
@@ -12596,7 +12573,2080 @@
         <w:t xml:space="preserve"> коэффициента отражения</w:t>
       </w:r>
     </w:p>
+    <w:p>
+      <w:pPr>
+        <w:ind w:firstLine="709"/>
+      </w:pPr>
+      <w:r>
+        <w:t xml:space="preserve">Для проведения измерения коэффициента отражения исследуемого устройства используется направленный </w:t>
+      </w:r>
+      <w:proofErr w:type="spellStart"/>
+      <w:r>
+        <w:t>ответвитель</w:t>
+      </w:r>
+      <w:proofErr w:type="spellEnd"/>
+      <w:r>
+        <w:t xml:space="preserve"> (</w:t>
+      </w:r>
+      <w:proofErr w:type="spellStart"/>
+      <w:r>
+        <w:t>Directional</w:t>
+      </w:r>
+      <w:proofErr w:type="spellEnd"/>
+      <w:r>
+        <w:t xml:space="preserve"> </w:t>
+      </w:r>
+      <w:proofErr w:type="spellStart"/>
+      <w:r>
+        <w:t>Coupler</w:t>
+      </w:r>
+      <w:proofErr w:type="spellEnd"/>
+      <w:r>
+        <w:t>), позволяющий отделять мощность падающей на устройство волны от отраженной от него волны (ри</w:t>
+      </w:r>
+      <w:r>
+        <w:t>сунок</w:t>
+      </w:r>
+      <w:r>
+        <w:t xml:space="preserve"> </w:t>
+      </w:r>
+      <w:r>
+        <w:t>9</w:t>
+      </w:r>
+      <w:r>
+        <w:t>).</w:t>
+      </w:r>
+    </w:p>
+    <w:p>
+      <w:pPr>
+        <w:pStyle w:val="af0"/>
+      </w:pPr>
+      <w:r>
+        <w:rPr>
+          <w:lang w:val="en-US"/>
+        </w:rPr>
+        <w:drawing>
+          <wp:inline distT="0" distB="0" distL="0" distR="0" wp14:anchorId="695F9B9D" wp14:editId="6A45549C">
+            <wp:extent cx="4237472" cy="1701883"/>
+            <wp:effectExtent l="0" t="0" r="0" b="0"/>
+            <wp:docPr id="502501725" name="Рисунок 1"/>
+            <wp:cNvGraphicFramePr>
+              <a:graphicFrameLocks xmlns:a="http://schemas.openxmlformats.org/drawingml/2006/main" noChangeAspect="1"/>
+            </wp:cNvGraphicFramePr>
+            <a:graphic xmlns:a="http://schemas.openxmlformats.org/drawingml/2006/main">
+              <a:graphicData uri="http://schemas.openxmlformats.org/drawingml/2006/picture">
+                <pic:pic xmlns:pic="http://schemas.openxmlformats.org/drawingml/2006/picture">
+                  <pic:nvPicPr>
+                    <pic:cNvPr id="502501725" name=""/>
+                    <pic:cNvPicPr/>
+                  </pic:nvPicPr>
+                  <pic:blipFill rotWithShape="1">
+                    <a:blip r:embed="rId15"/>
+                    <a:srcRect t="7358"/>
+                    <a:stretch>
+                      <a:fillRect/>
+                    </a:stretch>
+                  </pic:blipFill>
+                  <pic:spPr bwMode="auto">
+                    <a:xfrm>
+                      <a:off x="0" y="0"/>
+                      <a:ext cx="4251400" cy="1707477"/>
+                    </a:xfrm>
+                    <a:prstGeom prst="rect">
+                      <a:avLst/>
+                    </a:prstGeom>
+                    <a:ln>
+                      <a:noFill/>
+                    </a:ln>
+                    <a:extLst>
+                      <a:ext uri="{53640926-AAD7-44D8-BBD7-CCE9431645EC}">
+                        <a14:shadowObscured xmlns:a14="http://schemas.microsoft.com/office/drawing/2010/main"/>
+                      </a:ext>
+                    </a:extLst>
+                  </pic:spPr>
+                </pic:pic>
+              </a:graphicData>
+            </a:graphic>
+          </wp:inline>
+        </w:drawing>
+      </w:r>
+    </w:p>
+    <w:p>
+      <w:pPr>
+        <w:pStyle w:val="af0"/>
+        <w:spacing w:after="240"/>
+      </w:pPr>
+      <w:r>
+        <w:t xml:space="preserve">Рисунок </w:t>
+      </w:r>
+      <w:fldSimple w:instr=" SEQ Рисунок \* ARABIC ">
+        <w:r>
+          <w:rPr>
+            <w:noProof/>
+          </w:rPr>
+          <w:t>9</w:t>
+        </w:r>
+      </w:fldSimple>
+      <w:r>
+        <w:rPr>
+          <w:lang w:val="en-US"/>
+        </w:rPr>
+        <w:t xml:space="preserve"> - </w:t>
+      </w:r>
+      <w:r>
+        <w:t xml:space="preserve">Направленный </w:t>
+      </w:r>
+      <w:proofErr w:type="spellStart"/>
+      <w:r>
+        <w:t>ответвитель</w:t>
+      </w:r>
+      <w:proofErr w:type="spellEnd"/>
+    </w:p>
+    <w:p>
+      <w:pPr>
+        <w:ind w:firstLine="708"/>
+      </w:pPr>
+      <w:r>
+        <w:t>Эксперимент выполня</w:t>
+      </w:r>
+      <w:r>
+        <w:t>ется</w:t>
+      </w:r>
+      <w:r>
+        <w:t xml:space="preserve"> для разомкнутого выхода, нагрузки 50 Ом, исследуемого фильтра с согласованной нагрузкой и ненагруженных аттенюаторов 3, 6 и 10 дБ.</w:t>
+      </w:r>
+    </w:p>
+    <w:p>
+      <w:pPr>
+        <w:pStyle w:val="af0"/>
+      </w:pPr>
+      <w:r>
+        <w:rPr>
+          <w:noProof/>
+        </w:rPr>
+        <w:drawing>
+          <wp:inline distT="0" distB="0" distL="0" distR="0" wp14:anchorId="11E3830B" wp14:editId="602701DB">
+            <wp:extent cx="5399405" cy="2339975"/>
+            <wp:effectExtent l="0" t="0" r="0" b="3175"/>
+            <wp:docPr id="2015365530" name="Picture 2015365530"/>
+            <wp:cNvGraphicFramePr>
+              <a:graphicFrameLocks xmlns:a="http://schemas.openxmlformats.org/drawingml/2006/main" noChangeAspect="1"/>
+            </wp:cNvGraphicFramePr>
+            <a:graphic xmlns:a="http://schemas.openxmlformats.org/drawingml/2006/main">
+              <a:graphicData uri="http://schemas.openxmlformats.org/drawingml/2006/picture">
+                <pic:pic xmlns:pic="http://schemas.openxmlformats.org/drawingml/2006/picture">
+                  <pic:nvPicPr>
+                    <pic:cNvPr id="2015365530" name="Picture 2015365530"/>
+                    <pic:cNvPicPr>
+                      <a:picLocks noChangeAspect="1"/>
+                    </pic:cNvPicPr>
+                  </pic:nvPicPr>
+                  <pic:blipFill>
+                    <a:blip r:embed="rId16"/>
+                    <a:stretch>
+                      <a:fillRect/>
+                    </a:stretch>
+                  </pic:blipFill>
+                  <pic:spPr>
+                    <a:xfrm>
+                      <a:off x="0" y="0"/>
+                      <a:ext cx="5399405" cy="2339975"/>
+                    </a:xfrm>
+                    <a:prstGeom prst="rect">
+                      <a:avLst/>
+                    </a:prstGeom>
+                  </pic:spPr>
+                </pic:pic>
+              </a:graphicData>
+            </a:graphic>
+          </wp:inline>
+        </w:drawing>
+      </w:r>
+    </w:p>
+    <w:p>
+      <w:pPr>
+        <w:pStyle w:val="af0"/>
+        <w:spacing w:after="240"/>
+      </w:pPr>
+      <w:r>
+        <w:t xml:space="preserve">Рисунок </w:t>
+      </w:r>
+      <w:fldSimple w:instr=" SEQ Рисунок \* ARABIC ">
+        <w:r>
+          <w:rPr>
+            <w:noProof/>
+          </w:rPr>
+          <w:t>10</w:t>
+        </w:r>
+      </w:fldSimple>
+      <w:r>
+        <w:t xml:space="preserve"> - Схема измерения модуля коэффициента отражения при различных нагрузках</w:t>
+      </w:r>
+    </w:p>
+    <w:p>
+      <w:pPr>
+        <w:ind w:firstLine="709"/>
+      </w:pPr>
+      <w:r>
+        <w:t>Установи</w:t>
+      </w:r>
+      <w:r>
+        <w:t>м</w:t>
+      </w:r>
+      <w:r>
+        <w:t xml:space="preserve"> уровень генератора +10 </w:t>
+      </w:r>
+      <w:proofErr w:type="spellStart"/>
+      <w:r>
+        <w:t>дБм</w:t>
+      </w:r>
+      <w:proofErr w:type="spellEnd"/>
+      <w:r>
+        <w:t xml:space="preserve">. При тех же частотах, что использованы при измерении АЧХ, </w:t>
+      </w:r>
+      <w:r>
+        <w:t>фиксируем</w:t>
+      </w:r>
+      <w:r>
+        <w:t xml:space="preserve"> показания анализатора спектра, подключённого к измерительному плечу </w:t>
+      </w:r>
+      <w:proofErr w:type="spellStart"/>
+      <w:r>
+        <w:t>ответвителя</w:t>
+      </w:r>
+      <w:proofErr w:type="spellEnd"/>
+      <w:r>
+        <w:t xml:space="preserve"> (</w:t>
+      </w:r>
+      <w:r>
+        <w:rPr>
+          <w:lang w:val="en-US"/>
+        </w:rPr>
+        <w:t>CPL</w:t>
+      </w:r>
+      <w:r>
+        <w:t xml:space="preserve"> </w:t>
+      </w:r>
+      <w:r>
+        <w:rPr>
+          <w:lang w:val="en-US"/>
+        </w:rPr>
+        <w:t>OUT</w:t>
+      </w:r>
+      <w:r>
+        <w:t>)</w:t>
+      </w:r>
+      <w:r>
+        <w:t>.</w:t>
+      </w:r>
+    </w:p>
+    <w:p>
+      <w:pPr>
+        <w:ind w:firstLine="709"/>
+      </w:pPr>
+      <w:r>
+        <w:t xml:space="preserve">При разомкнутом выходе </w:t>
+      </w:r>
+      <m:oMath>
+        <m:d>
+          <m:dPr>
+            <m:begChr m:val="|"/>
+            <m:endChr m:val="|"/>
+            <m:ctrlPr>
+              <w:rPr>
+                <w:rFonts w:ascii="Cambria Math" w:hAnsi="Cambria Math"/>
+                <w:i/>
+              </w:rPr>
+            </m:ctrlPr>
+          </m:dPr>
+          <m:e>
+            <m:sSub>
+              <m:sSubPr>
+                <m:ctrlPr>
+                  <w:rPr>
+                    <w:rFonts w:ascii="Cambria Math" w:hAnsi="Cambria Math"/>
+                    <w:i/>
+                  </w:rPr>
+                </m:ctrlPr>
+              </m:sSubPr>
+              <m:e>
+                <m:r>
+                  <w:rPr>
+                    <w:rFonts w:ascii="Cambria Math" w:hAnsi="Cambria Math"/>
+                  </w:rPr>
+                  <m:t>Г</m:t>
+                </m:r>
+              </m:e>
+              <m:sub>
+                <m:r>
+                  <w:rPr>
+                    <w:rFonts w:ascii="Cambria Math" w:hAnsi="Cambria Math"/>
+                  </w:rPr>
+                  <m:t>ХХ</m:t>
+                </m:r>
+              </m:sub>
+            </m:sSub>
+          </m:e>
+        </m:d>
+        <m:r>
+          <w:rPr>
+            <w:rFonts w:ascii="Cambria Math" w:hAnsi="Cambria Math"/>
+          </w:rPr>
+          <m:t>=1</m:t>
+        </m:r>
+      </m:oMath>
+      <w:r>
+        <w:t xml:space="preserve">, следовательно, его показание используется как опорное. Если направленность ответвителя достаточно </w:t>
+      </w:r>
+      <w:r>
+        <w:lastRenderedPageBreak/>
+        <w:t>велика и сигнал отражения выше остаточного уровня при согласованной нагрузке, коэффициент отражения исследуемого устройства определяется разностью уровней:</w:t>
+      </w:r>
+    </w:p>
+    <w:p>
+      <w:pPr>
+        <w:ind w:firstLine="709"/>
+        <w:rPr>
+          <w:rFonts w:eastAsiaTheme="minorEastAsia"/>
+          <w:i/>
+          <w:lang w:val="en-US"/>
+        </w:rPr>
+      </w:pPr>
+      <m:oMathPara>
+        <m:oMath>
+          <m:sSub>
+            <m:sSubPr>
+              <m:ctrlPr>
+                <w:rPr>
+                  <w:rFonts w:ascii="Cambria Math" w:hAnsi="Cambria Math"/>
+                  <w:i/>
+                </w:rPr>
+              </m:ctrlPr>
+            </m:sSubPr>
+            <m:e>
+              <m:r>
+                <w:rPr>
+                  <w:rFonts w:ascii="Cambria Math" w:hAnsi="Cambria Math"/>
+                </w:rPr>
+                <m:t>Г</m:t>
+              </m:r>
+            </m:e>
+            <m:sub>
+              <m:r>
+                <w:rPr>
+                  <w:rFonts w:ascii="Cambria Math" w:hAnsi="Cambria Math"/>
+                </w:rPr>
+                <m:t>ф</m:t>
+              </m:r>
+            </m:sub>
+          </m:sSub>
+          <m:d>
+            <m:dPr>
+              <m:ctrlPr>
+                <w:rPr>
+                  <w:rFonts w:ascii="Cambria Math" w:hAnsi="Cambria Math"/>
+                  <w:i/>
+                </w:rPr>
+              </m:ctrlPr>
+            </m:dPr>
+            <m:e>
+              <m:r>
+                <w:rPr>
+                  <w:rFonts w:ascii="Cambria Math" w:hAnsi="Cambria Math"/>
+                  <w:lang w:val="en-US"/>
+                </w:rPr>
+                <m:t>f</m:t>
+              </m:r>
+              <m:ctrlPr>
+                <w:rPr>
+                  <w:rFonts w:ascii="Cambria Math" w:hAnsi="Cambria Math"/>
+                  <w:i/>
+                  <w:lang w:val="en-US"/>
+                </w:rPr>
+              </m:ctrlPr>
+            </m:e>
+          </m:d>
+          <m:r>
+            <w:rPr>
+              <w:rFonts w:ascii="Cambria Math" w:hAnsi="Cambria Math"/>
+              <w:lang w:val="en-US"/>
+            </w:rPr>
+            <m:t>=</m:t>
+          </m:r>
+          <m:sSub>
+            <m:sSubPr>
+              <m:ctrlPr>
+                <w:rPr>
+                  <w:rFonts w:ascii="Cambria Math" w:hAnsi="Cambria Math"/>
+                  <w:i/>
+                  <w:lang w:val="en-US"/>
+                </w:rPr>
+              </m:ctrlPr>
+            </m:sSubPr>
+            <m:e>
+              <m:r>
+                <w:rPr>
+                  <w:rFonts w:ascii="Cambria Math" w:hAnsi="Cambria Math"/>
+                  <w:lang w:val="en-US"/>
+                </w:rPr>
+                <m:t>P</m:t>
+              </m:r>
+            </m:e>
+            <m:sub>
+              <m:r>
+                <w:rPr>
+                  <w:rFonts w:ascii="Cambria Math" w:hAnsi="Cambria Math"/>
+                </w:rPr>
+                <m:t>ф</m:t>
+              </m:r>
+            </m:sub>
+          </m:sSub>
+          <m:r>
+            <w:rPr>
+              <w:rFonts w:ascii="Cambria Math" w:hAnsi="Cambria Math"/>
+              <w:lang w:val="en-US"/>
+            </w:rPr>
+            <m:t>(f)-</m:t>
+          </m:r>
+          <m:sSub>
+            <m:sSubPr>
+              <m:ctrlPr>
+                <w:rPr>
+                  <w:rFonts w:ascii="Cambria Math" w:hAnsi="Cambria Math"/>
+                  <w:i/>
+                  <w:lang w:val="en-US"/>
+                </w:rPr>
+              </m:ctrlPr>
+            </m:sSubPr>
+            <m:e>
+              <m:r>
+                <w:rPr>
+                  <w:rFonts w:ascii="Cambria Math" w:hAnsi="Cambria Math"/>
+                  <w:lang w:val="en-US"/>
+                </w:rPr>
+                <m:t>P</m:t>
+              </m:r>
+            </m:e>
+            <m:sub>
+              <m:r>
+                <w:rPr>
+                  <w:rFonts w:ascii="Cambria Math" w:hAnsi="Cambria Math"/>
+                </w:rPr>
+                <m:t>ХХ</m:t>
+              </m:r>
+            </m:sub>
+          </m:sSub>
+          <m:r>
+            <w:rPr>
+              <w:rFonts w:ascii="Cambria Math" w:hAnsi="Cambria Math"/>
+              <w:lang w:val="en-US"/>
+            </w:rPr>
+            <m:t>(f)</m:t>
+          </m:r>
+        </m:oMath>
+      </m:oMathPara>
+    </w:p>
+    <w:p>
+      <w:pPr>
+        <w:ind w:firstLine="709"/>
+        <w:rPr>
+          <w:rFonts w:eastAsiaTheme="minorEastAsia"/>
+          <w:iCs/>
+        </w:rPr>
+      </w:pPr>
+      <w:r>
+        <w:rPr>
+          <w:rFonts w:eastAsiaTheme="minorEastAsia"/>
+          <w:iCs/>
+        </w:rPr>
+        <w:t>Коэффициент стоячий волны нагрузки (КСВН) определяется как:</w:t>
+      </w:r>
+    </w:p>
+    <w:p>
+      <w:pPr>
+        <w:ind w:firstLine="709"/>
+        <w:rPr>
+          <w:rFonts w:eastAsiaTheme="minorEastAsia"/>
+          <w:i/>
+          <w:iCs/>
+          <w:lang w:val="en-US"/>
+        </w:rPr>
+      </w:pPr>
+      <m:oMathPara>
+        <m:oMath>
+          <m:r>
+            <w:rPr>
+              <w:rFonts w:ascii="Cambria Math" w:hAnsi="Cambria Math"/>
+            </w:rPr>
+            <m:t>K</m:t>
+          </m:r>
+          <m:d>
+            <m:dPr>
+              <m:ctrlPr>
+                <w:rPr>
+                  <w:rFonts w:ascii="Cambria Math" w:hAnsi="Cambria Math"/>
+                  <w:i/>
+                  <w:iCs/>
+                  <w:lang w:val="en-US"/>
+                </w:rPr>
+              </m:ctrlPr>
+            </m:dPr>
+            <m:e>
+              <m:r>
+                <w:rPr>
+                  <w:rFonts w:ascii="Cambria Math" w:hAnsi="Cambria Math"/>
+                  <w:lang w:val="en-US"/>
+                </w:rPr>
+                <m:t>f</m:t>
+              </m:r>
+            </m:e>
+          </m:d>
+          <m:r>
+            <w:rPr>
+              <w:rFonts w:ascii="Cambria Math" w:hAnsi="Cambria Math"/>
+              <w:lang w:val="en-US"/>
+            </w:rPr>
+            <m:t>=</m:t>
+          </m:r>
+          <m:f>
+            <m:fPr>
+              <m:ctrlPr>
+                <w:rPr>
+                  <w:rFonts w:ascii="Cambria Math" w:hAnsi="Cambria Math"/>
+                  <w:i/>
+                  <w:iCs/>
+                  <w:lang w:val="en-US"/>
+                </w:rPr>
+              </m:ctrlPr>
+            </m:fPr>
+            <m:num>
+              <m:r>
+                <w:rPr>
+                  <w:rFonts w:ascii="Cambria Math" w:hAnsi="Cambria Math"/>
+                  <w:lang w:val="en-US"/>
+                </w:rPr>
+                <m:t>1+</m:t>
+              </m:r>
+              <m:d>
+                <m:dPr>
+                  <m:begChr m:val="|"/>
+                  <m:endChr m:val="|"/>
+                  <m:ctrlPr>
+                    <w:rPr>
+                      <w:rFonts w:ascii="Cambria Math" w:hAnsi="Cambria Math"/>
+                      <w:i/>
+                      <w:iCs/>
+                      <w:lang w:val="en-US"/>
+                    </w:rPr>
+                  </m:ctrlPr>
+                </m:dPr>
+                <m:e>
+                  <m:sSub>
+                    <m:sSubPr>
+                      <m:ctrlPr>
+                        <w:rPr>
+                          <w:rFonts w:ascii="Cambria Math" w:hAnsi="Cambria Math"/>
+                          <w:i/>
+                          <w:iCs/>
+                        </w:rPr>
+                      </m:ctrlPr>
+                    </m:sSubPr>
+                    <m:e>
+                      <m:r>
+                        <w:rPr>
+                          <w:rFonts w:ascii="Cambria Math" w:hAnsi="Cambria Math"/>
+                        </w:rPr>
+                        <m:t>Г</m:t>
+                      </m:r>
+                    </m:e>
+                    <m:sub>
+                      <m:r>
+                        <w:rPr>
+                          <w:rFonts w:ascii="Cambria Math" w:hAnsi="Cambria Math"/>
+                        </w:rPr>
+                        <m:t>ф</m:t>
+                      </m:r>
+                    </m:sub>
+                  </m:sSub>
+                  <m:r>
+                    <w:rPr>
+                      <w:rFonts w:ascii="Cambria Math" w:hAnsi="Cambria Math"/>
+                    </w:rPr>
+                    <m:t>(</m:t>
+                  </m:r>
+                  <m:r>
+                    <w:rPr>
+                      <w:rFonts w:ascii="Cambria Math" w:hAnsi="Cambria Math"/>
+                      <w:lang w:val="en-US"/>
+                    </w:rPr>
+                    <m:t>f)</m:t>
+                  </m:r>
+                </m:e>
+              </m:d>
+              <m:ctrlPr>
+                <w:rPr>
+                  <w:rFonts w:ascii="Cambria Math" w:hAnsi="Cambria Math"/>
+                  <w:i/>
+                  <w:iCs/>
+                </w:rPr>
+              </m:ctrlPr>
+            </m:num>
+            <m:den>
+              <m:r>
+                <w:rPr>
+                  <w:rFonts w:ascii="Cambria Math" w:hAnsi="Cambria Math"/>
+                  <w:lang w:val="en-US"/>
+                </w:rPr>
+                <m:t>1</m:t>
+              </m:r>
+              <m:r>
+                <w:rPr>
+                  <w:rFonts w:ascii="Cambria Math" w:hAnsi="Cambria Math"/>
+                  <w:lang w:val="en-US"/>
+                </w:rPr>
+                <m:t>-</m:t>
+              </m:r>
+              <m:d>
+                <m:dPr>
+                  <m:begChr m:val="|"/>
+                  <m:endChr m:val="|"/>
+                  <m:ctrlPr>
+                    <w:rPr>
+                      <w:rFonts w:ascii="Cambria Math" w:hAnsi="Cambria Math"/>
+                      <w:i/>
+                      <w:iCs/>
+                      <w:lang w:val="en-US"/>
+                    </w:rPr>
+                  </m:ctrlPr>
+                </m:dPr>
+                <m:e>
+                  <m:sSub>
+                    <m:sSubPr>
+                      <m:ctrlPr>
+                        <w:rPr>
+                          <w:rFonts w:ascii="Cambria Math" w:hAnsi="Cambria Math"/>
+                          <w:i/>
+                          <w:iCs/>
+                        </w:rPr>
+                      </m:ctrlPr>
+                    </m:sSubPr>
+                    <m:e>
+                      <m:r>
+                        <w:rPr>
+                          <w:rFonts w:ascii="Cambria Math" w:hAnsi="Cambria Math"/>
+                        </w:rPr>
+                        <m:t>Г</m:t>
+                      </m:r>
+                    </m:e>
+                    <m:sub>
+                      <m:r>
+                        <w:rPr>
+                          <w:rFonts w:ascii="Cambria Math" w:hAnsi="Cambria Math"/>
+                        </w:rPr>
+                        <m:t>ф</m:t>
+                      </m:r>
+                    </m:sub>
+                  </m:sSub>
+                  <m:r>
+                    <w:rPr>
+                      <w:rFonts w:ascii="Cambria Math" w:hAnsi="Cambria Math"/>
+                    </w:rPr>
+                    <m:t>(</m:t>
+                  </m:r>
+                  <m:r>
+                    <w:rPr>
+                      <w:rFonts w:ascii="Cambria Math" w:hAnsi="Cambria Math"/>
+                      <w:lang w:val="en-US"/>
+                    </w:rPr>
+                    <m:t>f)</m:t>
+                  </m:r>
+                </m:e>
+              </m:d>
+            </m:den>
+          </m:f>
+          <m:r>
+            <w:rPr>
+              <w:rFonts w:ascii="Cambria Math" w:hAnsi="Cambria Math"/>
+              <w:lang w:val="en-US"/>
+            </w:rPr>
+            <m:t>,</m:t>
+          </m:r>
+        </m:oMath>
+      </m:oMathPara>
+    </w:p>
+    <w:p>
+      <w:pPr>
+        <w:rPr>
+          <w:rFonts w:eastAsiaTheme="minorEastAsia"/>
+          <w:lang w:val="en-US"/>
+        </w:rPr>
+      </w:pPr>
+      <w:r>
+        <w:rPr>
+          <w:rFonts w:eastAsiaTheme="minorEastAsia"/>
+        </w:rPr>
+        <w:t>где</w:t>
+      </w:r>
+      <w:r>
+        <w:rPr>
+          <w:rFonts w:eastAsiaTheme="minorEastAsia"/>
+          <w:i/>
+          <w:iCs/>
+        </w:rPr>
+        <w:t xml:space="preserve"> </w:t>
+      </w:r>
+      <m:oMath>
+        <m:d>
+          <m:dPr>
+            <m:begChr m:val="|"/>
+            <m:endChr m:val="|"/>
+            <m:ctrlPr>
+              <w:rPr>
+                <w:rFonts w:ascii="Cambria Math" w:hAnsi="Cambria Math"/>
+                <w:i/>
+                <w:iCs/>
+                <w:lang w:val="en-US"/>
+              </w:rPr>
+            </m:ctrlPr>
+          </m:dPr>
+          <m:e>
+            <m:sSub>
+              <m:sSubPr>
+                <m:ctrlPr>
+                  <w:rPr>
+                    <w:rFonts w:ascii="Cambria Math" w:hAnsi="Cambria Math"/>
+                    <w:i/>
+                    <w:iCs/>
+                  </w:rPr>
+                </m:ctrlPr>
+              </m:sSubPr>
+              <m:e>
+                <m:r>
+                  <w:rPr>
+                    <w:rFonts w:ascii="Cambria Math" w:hAnsi="Cambria Math"/>
+                  </w:rPr>
+                  <m:t>Г</m:t>
+                </m:r>
+              </m:e>
+              <m:sub>
+                <m:r>
+                  <w:rPr>
+                    <w:rFonts w:ascii="Cambria Math" w:hAnsi="Cambria Math"/>
+                  </w:rPr>
+                  <m:t>ф</m:t>
+                </m:r>
+              </m:sub>
+            </m:sSub>
+            <m:r>
+              <w:rPr>
+                <w:rFonts w:ascii="Cambria Math" w:hAnsi="Cambria Math"/>
+              </w:rPr>
+              <m:t>(</m:t>
+            </m:r>
+            <m:r>
+              <w:rPr>
+                <w:rFonts w:ascii="Cambria Math" w:hAnsi="Cambria Math"/>
+                <w:lang w:val="en-US"/>
+              </w:rPr>
+              <m:t>f)</m:t>
+            </m:r>
+          </m:e>
+        </m:d>
+        <m:r>
+          <w:rPr>
+            <w:rFonts w:ascii="Cambria Math" w:hAnsi="Cambria Math"/>
+            <w:lang w:val="en-US"/>
+          </w:rPr>
+          <m:t>=</m:t>
+        </m:r>
+        <m:sSup>
+          <m:sSupPr>
+            <m:ctrlPr>
+              <w:rPr>
+                <w:rFonts w:ascii="Cambria Math" w:hAnsi="Cambria Math"/>
+                <w:i/>
+                <w:iCs/>
+                <w:lang w:val="en-US"/>
+              </w:rPr>
+            </m:ctrlPr>
+          </m:sSupPr>
+          <m:e>
+            <m:r>
+              <w:rPr>
+                <w:rFonts w:ascii="Cambria Math" w:hAnsi="Cambria Math"/>
+              </w:rPr>
+              <m:t>10</m:t>
+            </m:r>
+            <m:ctrlPr>
+              <w:rPr>
+                <w:rFonts w:ascii="Cambria Math" w:hAnsi="Cambria Math"/>
+                <w:i/>
+                <w:iCs/>
+              </w:rPr>
+            </m:ctrlPr>
+          </m:e>
+          <m:sup>
+            <m:sSub>
+              <m:sSubPr>
+                <m:ctrlPr>
+                  <w:rPr>
+                    <w:rFonts w:ascii="Cambria Math" w:hAnsi="Cambria Math"/>
+                    <w:i/>
+                  </w:rPr>
+                </m:ctrlPr>
+              </m:sSubPr>
+              <m:e>
+                <m:r>
+                  <w:rPr>
+                    <w:rFonts w:ascii="Cambria Math" w:hAnsi="Cambria Math"/>
+                  </w:rPr>
+                  <m:t>Г</m:t>
+                </m:r>
+              </m:e>
+              <m:sub>
+                <m:r>
+                  <w:rPr>
+                    <w:rFonts w:ascii="Cambria Math" w:hAnsi="Cambria Math"/>
+                  </w:rPr>
+                  <m:t>ф</m:t>
+                </m:r>
+              </m:sub>
+            </m:sSub>
+            <m:d>
+              <m:dPr>
+                <m:ctrlPr>
+                  <w:rPr>
+                    <w:rFonts w:ascii="Cambria Math" w:hAnsi="Cambria Math"/>
+                    <w:i/>
+                  </w:rPr>
+                </m:ctrlPr>
+              </m:dPr>
+              <m:e>
+                <m:r>
+                  <w:rPr>
+                    <w:rFonts w:ascii="Cambria Math" w:hAnsi="Cambria Math"/>
+                    <w:lang w:val="en-US"/>
+                  </w:rPr>
+                  <m:t>f</m:t>
+                </m:r>
+                <m:ctrlPr>
+                  <w:rPr>
+                    <w:rFonts w:ascii="Cambria Math" w:hAnsi="Cambria Math"/>
+                    <w:i/>
+                    <w:lang w:val="en-US"/>
+                  </w:rPr>
+                </m:ctrlPr>
+              </m:e>
+            </m:d>
+            <m:r>
+              <w:rPr>
+                <w:rFonts w:ascii="Cambria Math" w:hAnsi="Cambria Math"/>
+                <w:lang w:val="en-US"/>
+              </w:rPr>
+              <m:t>/20</m:t>
+            </m:r>
+          </m:sup>
+        </m:sSup>
+      </m:oMath>
+      <w:r>
+        <w:rPr>
+          <w:rFonts w:eastAsiaTheme="minorEastAsia"/>
+          <w:lang w:val="en-US"/>
+        </w:rPr>
+        <w:t>.</w:t>
+      </w:r>
+    </w:p>
+    <w:p>
+      <w:pPr>
+        <w:pStyle w:val="af0"/>
+        <w:jc w:val="left"/>
+      </w:pPr>
+      <w:r>
+        <w:t>Таблица 2 – Измерение коэффициента отражения фильтра</w:t>
+      </w:r>
+    </w:p>
+    <w:tbl>
+      <w:tblPr>
+        <w:tblW w:w="0" w:type="auto"/>
+        <w:jc w:val="center"/>
+        <w:tblBorders>
+          <w:top w:val="single" w:sz="5" w:space="0" w:color="000000"/>
+          <w:left w:val="single" w:sz="5" w:space="0" w:color="000000"/>
+          <w:bottom w:val="single" w:sz="5" w:space="0" w:color="000000"/>
+          <w:right w:val="single" w:sz="5" w:space="0" w:color="000000"/>
+          <w:insideH w:val="single" w:sz="5" w:space="0" w:color="000000"/>
+          <w:insideV w:val="single" w:sz="5" w:space="0" w:color="000000"/>
+        </w:tblBorders>
+        <w:tblLook w:val="04A0" w:firstRow="1" w:lastRow="0" w:firstColumn="1" w:lastColumn="0" w:noHBand="0" w:noVBand="1"/>
+      </w:tblPr>
+      <w:tblGrid>
+        <w:gridCol w:w="1334"/>
+        <w:gridCol w:w="1335"/>
+        <w:gridCol w:w="1335"/>
+        <w:gridCol w:w="1335"/>
+        <w:gridCol w:w="1334"/>
+        <w:gridCol w:w="1335"/>
+        <w:gridCol w:w="1335"/>
+      </w:tblGrid>
+      <w:tr>
+        <w:trPr>
+          <w:tblHeader/>
+          <w:jc w:val="center"/>
+        </w:trPr>
+        <w:tc>
+          <w:tcPr>
+            <w:tcW w:w="1336" w:type="dxa"/>
+            <w:vAlign w:val="center"/>
+          </w:tcPr>
+          <w:p>
+            <w:pPr>
+              <w:pStyle w:val="af0"/>
+            </w:pPr>
+            <m:oMath>
+              <m:r>
+                <w:rPr>
+                  <w:rFonts w:ascii="Cambria Math" w:hAnsi="Cambria Math"/>
+                </w:rPr>
+                <m:t>f</m:t>
+              </m:r>
+            </m:oMath>
+            <w:r>
+              <w:t>, МГц</w:t>
+            </w:r>
+          </w:p>
+        </w:tc>
+        <w:tc>
+          <w:tcPr>
+            <w:tcW w:w="1336" w:type="dxa"/>
+            <w:vAlign w:val="center"/>
+          </w:tcPr>
+          <w:p>
+            <w:pPr>
+              <w:pStyle w:val="af0"/>
+            </w:pPr>
+            <m:oMath>
+              <m:sSub>
+                <m:sSubPr>
+                  <m:ctrlPr>
+                    <w:rPr>
+                      <w:rFonts w:ascii="Cambria Math" w:hAnsi="Cambria Math"/>
+                      <w:i/>
+                      <w:lang w:val="en-US"/>
+                    </w:rPr>
+                  </m:ctrlPr>
+                </m:sSubPr>
+                <m:e>
+                  <m:r>
+                    <w:rPr>
+                      <w:rFonts w:ascii="Cambria Math" w:hAnsi="Cambria Math"/>
+                    </w:rPr>
+                    <m:t>P</m:t>
+                  </m:r>
+                  <m:ctrlPr>
+                    <w:rPr>
+                      <w:rFonts w:ascii="Cambria Math" w:hAnsi="Cambria Math"/>
+                      <w:i/>
+                    </w:rPr>
+                  </m:ctrlPr>
+                </m:e>
+                <m:sub>
+                  <m:r>
+                    <w:rPr>
+                      <w:rFonts w:ascii="Cambria Math" w:hAnsi="Cambria Math"/>
+                    </w:rPr>
+                    <m:t>ХХ</m:t>
+                  </m:r>
+                </m:sub>
+              </m:sSub>
+            </m:oMath>
+            <w:r>
+              <w:t>, дБм</w:t>
+            </w:r>
+          </w:p>
+        </w:tc>
+        <w:tc>
+          <w:tcPr>
+            <w:tcW w:w="1336" w:type="dxa"/>
+            <w:vAlign w:val="center"/>
+          </w:tcPr>
+          <w:p>
+            <w:pPr>
+              <w:pStyle w:val="af0"/>
+            </w:pPr>
+            <m:oMath>
+              <m:sSub>
+                <m:sSubPr>
+                  <m:ctrlPr>
+                    <w:rPr>
+                      <w:rFonts w:ascii="Cambria Math" w:hAnsi="Cambria Math"/>
+                      <w:i/>
+                      <w:lang w:val="en-US"/>
+                    </w:rPr>
+                  </m:ctrlPr>
+                </m:sSubPr>
+                <m:e>
+                  <m:r>
+                    <w:rPr>
+                      <w:rFonts w:ascii="Cambria Math" w:hAnsi="Cambria Math"/>
+                    </w:rPr>
+                    <m:t>P</m:t>
+                  </m:r>
+                  <m:ctrlPr>
+                    <w:rPr>
+                      <w:rFonts w:ascii="Cambria Math" w:hAnsi="Cambria Math"/>
+                      <w:i/>
+                    </w:rPr>
+                  </m:ctrlPr>
+                </m:e>
+                <m:sub>
+                  <m:r>
+                    <w:rPr>
+                      <w:rFonts w:ascii="Cambria Math" w:hAnsi="Cambria Math"/>
+                    </w:rPr>
+                    <m:t>с.н</m:t>
+                  </m:r>
+                </m:sub>
+              </m:sSub>
+            </m:oMath>
+            <w:r>
+              <w:t>, дБм</w:t>
+            </w:r>
+          </w:p>
+        </w:tc>
+        <w:tc>
+          <w:tcPr>
+            <w:tcW w:w="1336" w:type="dxa"/>
+            <w:vAlign w:val="center"/>
+          </w:tcPr>
+          <w:p>
+            <w:pPr>
+              <w:pStyle w:val="af0"/>
+            </w:pPr>
+            <m:oMath>
+              <m:sSub>
+                <m:sSubPr>
+                  <m:ctrlPr>
+                    <w:rPr>
+                      <w:rFonts w:ascii="Cambria Math" w:hAnsi="Cambria Math"/>
+                      <w:i/>
+                    </w:rPr>
+                  </m:ctrlPr>
+                </m:sSubPr>
+                <m:e>
+                  <m:r>
+                    <w:rPr>
+                      <w:rFonts w:ascii="Cambria Math" w:hAnsi="Cambria Math"/>
+                    </w:rPr>
+                    <m:t>P</m:t>
+                  </m:r>
+                </m:e>
+                <m:sub>
+                  <m:r>
+                    <w:rPr>
+                      <w:rFonts w:ascii="Cambria Math" w:hAnsi="Cambria Math"/>
+                    </w:rPr>
+                    <m:t>ф</m:t>
+                  </m:r>
+                </m:sub>
+              </m:sSub>
+            </m:oMath>
+            <w:r>
+              <w:t>, дБм</w:t>
+            </w:r>
+          </w:p>
+        </w:tc>
+        <w:tc>
+          <w:tcPr>
+            <w:tcW w:w="1336" w:type="dxa"/>
+            <w:vAlign w:val="center"/>
+          </w:tcPr>
+          <w:p>
+            <w:pPr>
+              <w:pStyle w:val="af0"/>
+            </w:pPr>
+            <m:oMath>
+              <m:sSub>
+                <m:sSubPr>
+                  <m:ctrlPr>
+                    <w:rPr>
+                      <w:rFonts w:ascii="Cambria Math" w:hAnsi="Cambria Math"/>
+                      <w:i/>
+                    </w:rPr>
+                  </m:ctrlPr>
+                </m:sSubPr>
+                <m:e>
+                  <m:r>
+                    <w:rPr>
+                      <w:rFonts w:ascii="Cambria Math" w:hAnsi="Cambria Math"/>
+                    </w:rPr>
+                    <m:t>Г</m:t>
+                  </m:r>
+                </m:e>
+                <m:sub>
+                  <m:r>
+                    <w:rPr>
+                      <w:rFonts w:ascii="Cambria Math" w:hAnsi="Cambria Math"/>
+                    </w:rPr>
+                    <m:t>ф</m:t>
+                  </m:r>
+                </m:sub>
+              </m:sSub>
+            </m:oMath>
+            <w:r>
+              <w:t>, дБ</w:t>
+            </w:r>
+          </w:p>
+        </w:tc>
+        <w:tc>
+          <w:tcPr>
+            <w:tcW w:w="1336" w:type="dxa"/>
+            <w:vAlign w:val="center"/>
+          </w:tcPr>
+          <w:p>
+            <w:pPr>
+              <w:pStyle w:val="af0"/>
+            </w:pPr>
+            <m:oMathPara>
+              <m:oMath>
+                <m:r>
+                  <w:rPr>
+                    <w:rFonts w:ascii="Cambria Math" w:hAnsi="Cambria Math"/>
+                  </w:rPr>
+                  <m:t>|</m:t>
+                </m:r>
+                <m:sSub>
+                  <m:sSubPr>
+                    <m:ctrlPr>
+                      <w:rPr>
+                        <w:rFonts w:ascii="Cambria Math" w:hAnsi="Cambria Math"/>
+                        <w:i/>
+                      </w:rPr>
+                    </m:ctrlPr>
+                  </m:sSubPr>
+                  <m:e>
+                    <m:r>
+                      <w:rPr>
+                        <w:rFonts w:ascii="Cambria Math" w:hAnsi="Cambria Math"/>
+                      </w:rPr>
+                      <m:t>Г</m:t>
+                    </m:r>
+                  </m:e>
+                  <m:sub>
+                    <m:r>
+                      <w:rPr>
+                        <w:rFonts w:ascii="Cambria Math" w:hAnsi="Cambria Math"/>
+                      </w:rPr>
+                      <m:t>ф</m:t>
+                    </m:r>
+                  </m:sub>
+                </m:sSub>
+                <m:r>
+                  <w:rPr>
+                    <w:rFonts w:ascii="Cambria Math" w:hAnsi="Cambria Math"/>
+                  </w:rPr>
+                  <m:t>|</m:t>
+                </m:r>
+              </m:oMath>
+            </m:oMathPara>
+          </w:p>
+        </w:tc>
+        <w:tc>
+          <w:tcPr>
+            <w:tcW w:w="1336" w:type="dxa"/>
+            <w:vAlign w:val="center"/>
+          </w:tcPr>
+          <w:p>
+            <w:pPr>
+              <w:pStyle w:val="af0"/>
+            </w:pPr>
+            <w:r>
+              <w:t>КСВН</w:t>
+            </w:r>
+          </w:p>
+        </w:tc>
+      </w:tr>
+      <w:tr>
+        <w:trPr>
+          <w:trHeight w:val="351"/>
+          <w:jc w:val="center"/>
+        </w:trPr>
+        <w:tc>
+          <w:tcPr>
+            <w:tcW w:w="1336" w:type="dxa"/>
+            <w:vAlign w:val="center"/>
+          </w:tcPr>
+          <w:p>
+            <w:pPr>
+              <w:pStyle w:val="af0"/>
+            </w:pPr>
+          </w:p>
+        </w:tc>
+        <w:tc>
+          <w:tcPr>
+            <w:tcW w:w="1336" w:type="dxa"/>
+            <w:vAlign w:val="center"/>
+          </w:tcPr>
+          <w:p>
+            <w:pPr>
+              <w:pStyle w:val="af0"/>
+            </w:pPr>
+          </w:p>
+        </w:tc>
+        <w:tc>
+          <w:tcPr>
+            <w:tcW w:w="1336" w:type="dxa"/>
+            <w:vAlign w:val="center"/>
+          </w:tcPr>
+          <w:p>
+            <w:pPr>
+              <w:pStyle w:val="af0"/>
+            </w:pPr>
+          </w:p>
+        </w:tc>
+        <w:tc>
+          <w:tcPr>
+            <w:tcW w:w="1336" w:type="dxa"/>
+            <w:vAlign w:val="center"/>
+          </w:tcPr>
+          <w:p>
+            <w:pPr>
+              <w:pStyle w:val="af0"/>
+            </w:pPr>
+          </w:p>
+        </w:tc>
+        <w:tc>
+          <w:tcPr>
+            <w:tcW w:w="1336" w:type="dxa"/>
+            <w:vAlign w:val="center"/>
+          </w:tcPr>
+          <w:p>
+            <w:pPr>
+              <w:pStyle w:val="af0"/>
+            </w:pPr>
+          </w:p>
+        </w:tc>
+        <w:tc>
+          <w:tcPr>
+            <w:tcW w:w="1336" w:type="dxa"/>
+            <w:vAlign w:val="center"/>
+          </w:tcPr>
+          <w:p>
+            <w:pPr>
+              <w:pStyle w:val="af0"/>
+            </w:pPr>
+          </w:p>
+        </w:tc>
+        <w:tc>
+          <w:tcPr>
+            <w:tcW w:w="1336" w:type="dxa"/>
+            <w:vAlign w:val="center"/>
+          </w:tcPr>
+          <w:p>
+            <w:pPr>
+              <w:pStyle w:val="af0"/>
+            </w:pPr>
+          </w:p>
+        </w:tc>
+      </w:tr>
+      <w:tr>
+        <w:trPr>
+          <w:trHeight w:val="351"/>
+          <w:jc w:val="center"/>
+        </w:trPr>
+        <w:tc>
+          <w:tcPr>
+            <w:tcW w:w="1336" w:type="dxa"/>
+            <w:vAlign w:val="center"/>
+          </w:tcPr>
+          <w:p>
+            <w:pPr>
+              <w:pStyle w:val="af0"/>
+            </w:pPr>
+          </w:p>
+        </w:tc>
+        <w:tc>
+          <w:tcPr>
+            <w:tcW w:w="1336" w:type="dxa"/>
+            <w:vAlign w:val="center"/>
+          </w:tcPr>
+          <w:p>
+            <w:pPr>
+              <w:pStyle w:val="af0"/>
+            </w:pPr>
+          </w:p>
+        </w:tc>
+        <w:tc>
+          <w:tcPr>
+            <w:tcW w:w="1336" w:type="dxa"/>
+            <w:vAlign w:val="center"/>
+          </w:tcPr>
+          <w:p>
+            <w:pPr>
+              <w:pStyle w:val="af0"/>
+            </w:pPr>
+          </w:p>
+        </w:tc>
+        <w:tc>
+          <w:tcPr>
+            <w:tcW w:w="1336" w:type="dxa"/>
+            <w:vAlign w:val="center"/>
+          </w:tcPr>
+          <w:p>
+            <w:pPr>
+              <w:pStyle w:val="af0"/>
+            </w:pPr>
+          </w:p>
+        </w:tc>
+        <w:tc>
+          <w:tcPr>
+            <w:tcW w:w="1336" w:type="dxa"/>
+            <w:vAlign w:val="center"/>
+          </w:tcPr>
+          <w:p>
+            <w:pPr>
+              <w:pStyle w:val="af0"/>
+            </w:pPr>
+          </w:p>
+        </w:tc>
+        <w:tc>
+          <w:tcPr>
+            <w:tcW w:w="1336" w:type="dxa"/>
+            <w:vAlign w:val="center"/>
+          </w:tcPr>
+          <w:p>
+            <w:pPr>
+              <w:pStyle w:val="af0"/>
+            </w:pPr>
+          </w:p>
+        </w:tc>
+        <w:tc>
+          <w:tcPr>
+            <w:tcW w:w="1336" w:type="dxa"/>
+            <w:vAlign w:val="center"/>
+          </w:tcPr>
+          <w:p>
+            <w:pPr>
+              <w:pStyle w:val="af0"/>
+            </w:pPr>
+          </w:p>
+        </w:tc>
+      </w:tr>
+      <w:tr>
+        <w:trPr>
+          <w:trHeight w:val="351"/>
+          <w:jc w:val="center"/>
+        </w:trPr>
+        <w:tc>
+          <w:tcPr>
+            <w:tcW w:w="1336" w:type="dxa"/>
+            <w:vAlign w:val="center"/>
+          </w:tcPr>
+          <w:p>
+            <w:pPr>
+              <w:pStyle w:val="af0"/>
+            </w:pPr>
+          </w:p>
+        </w:tc>
+        <w:tc>
+          <w:tcPr>
+            <w:tcW w:w="1336" w:type="dxa"/>
+            <w:vAlign w:val="center"/>
+          </w:tcPr>
+          <w:p>
+            <w:pPr>
+              <w:pStyle w:val="af0"/>
+            </w:pPr>
+          </w:p>
+        </w:tc>
+        <w:tc>
+          <w:tcPr>
+            <w:tcW w:w="1336" w:type="dxa"/>
+            <w:vAlign w:val="center"/>
+          </w:tcPr>
+          <w:p>
+            <w:pPr>
+              <w:pStyle w:val="af0"/>
+            </w:pPr>
+          </w:p>
+        </w:tc>
+        <w:tc>
+          <w:tcPr>
+            <w:tcW w:w="1336" w:type="dxa"/>
+            <w:vAlign w:val="center"/>
+          </w:tcPr>
+          <w:p>
+            <w:pPr>
+              <w:pStyle w:val="af0"/>
+            </w:pPr>
+          </w:p>
+        </w:tc>
+        <w:tc>
+          <w:tcPr>
+            <w:tcW w:w="1336" w:type="dxa"/>
+            <w:vAlign w:val="center"/>
+          </w:tcPr>
+          <w:p>
+            <w:pPr>
+              <w:pStyle w:val="af0"/>
+            </w:pPr>
+          </w:p>
+        </w:tc>
+        <w:tc>
+          <w:tcPr>
+            <w:tcW w:w="1336" w:type="dxa"/>
+            <w:vAlign w:val="center"/>
+          </w:tcPr>
+          <w:p>
+            <w:pPr>
+              <w:pStyle w:val="af0"/>
+            </w:pPr>
+          </w:p>
+        </w:tc>
+        <w:tc>
+          <w:tcPr>
+            <w:tcW w:w="1336" w:type="dxa"/>
+            <w:vAlign w:val="center"/>
+          </w:tcPr>
+          <w:p>
+            <w:pPr>
+              <w:pStyle w:val="af0"/>
+            </w:pPr>
+          </w:p>
+        </w:tc>
+      </w:tr>
+      <w:tr>
+        <w:trPr>
+          <w:trHeight w:val="351"/>
+          <w:jc w:val="center"/>
+        </w:trPr>
+        <w:tc>
+          <w:tcPr>
+            <w:tcW w:w="1336" w:type="dxa"/>
+            <w:vAlign w:val="center"/>
+          </w:tcPr>
+          <w:p>
+            <w:pPr>
+              <w:pStyle w:val="af0"/>
+            </w:pPr>
+          </w:p>
+        </w:tc>
+        <w:tc>
+          <w:tcPr>
+            <w:tcW w:w="1336" w:type="dxa"/>
+            <w:vAlign w:val="center"/>
+          </w:tcPr>
+          <w:p>
+            <w:pPr>
+              <w:pStyle w:val="af0"/>
+            </w:pPr>
+          </w:p>
+        </w:tc>
+        <w:tc>
+          <w:tcPr>
+            <w:tcW w:w="1336" w:type="dxa"/>
+            <w:vAlign w:val="center"/>
+          </w:tcPr>
+          <w:p>
+            <w:pPr>
+              <w:pStyle w:val="af0"/>
+            </w:pPr>
+          </w:p>
+        </w:tc>
+        <w:tc>
+          <w:tcPr>
+            <w:tcW w:w="1336" w:type="dxa"/>
+            <w:vAlign w:val="center"/>
+          </w:tcPr>
+          <w:p>
+            <w:pPr>
+              <w:pStyle w:val="af0"/>
+            </w:pPr>
+          </w:p>
+        </w:tc>
+        <w:tc>
+          <w:tcPr>
+            <w:tcW w:w="1336" w:type="dxa"/>
+            <w:vAlign w:val="center"/>
+          </w:tcPr>
+          <w:p>
+            <w:pPr>
+              <w:pStyle w:val="af0"/>
+            </w:pPr>
+          </w:p>
+        </w:tc>
+        <w:tc>
+          <w:tcPr>
+            <w:tcW w:w="1336" w:type="dxa"/>
+            <w:vAlign w:val="center"/>
+          </w:tcPr>
+          <w:p>
+            <w:pPr>
+              <w:pStyle w:val="af0"/>
+            </w:pPr>
+          </w:p>
+        </w:tc>
+        <w:tc>
+          <w:tcPr>
+            <w:tcW w:w="1336" w:type="dxa"/>
+            <w:vAlign w:val="center"/>
+          </w:tcPr>
+          <w:p>
+            <w:pPr>
+              <w:pStyle w:val="af0"/>
+            </w:pPr>
+          </w:p>
+        </w:tc>
+      </w:tr>
+      <w:tr>
+        <w:trPr>
+          <w:trHeight w:val="351"/>
+          <w:jc w:val="center"/>
+        </w:trPr>
+        <w:tc>
+          <w:tcPr>
+            <w:tcW w:w="1336" w:type="dxa"/>
+            <w:vAlign w:val="center"/>
+          </w:tcPr>
+          <w:p>
+            <w:pPr>
+              <w:pStyle w:val="af0"/>
+            </w:pPr>
+          </w:p>
+        </w:tc>
+        <w:tc>
+          <w:tcPr>
+            <w:tcW w:w="1336" w:type="dxa"/>
+            <w:vAlign w:val="center"/>
+          </w:tcPr>
+          <w:p>
+            <w:pPr>
+              <w:pStyle w:val="af0"/>
+            </w:pPr>
+          </w:p>
+        </w:tc>
+        <w:tc>
+          <w:tcPr>
+            <w:tcW w:w="1336" w:type="dxa"/>
+            <w:vAlign w:val="center"/>
+          </w:tcPr>
+          <w:p>
+            <w:pPr>
+              <w:pStyle w:val="af0"/>
+            </w:pPr>
+          </w:p>
+        </w:tc>
+        <w:tc>
+          <w:tcPr>
+            <w:tcW w:w="1336" w:type="dxa"/>
+            <w:vAlign w:val="center"/>
+          </w:tcPr>
+          <w:p>
+            <w:pPr>
+              <w:pStyle w:val="af0"/>
+            </w:pPr>
+          </w:p>
+        </w:tc>
+        <w:tc>
+          <w:tcPr>
+            <w:tcW w:w="1336" w:type="dxa"/>
+            <w:vAlign w:val="center"/>
+          </w:tcPr>
+          <w:p>
+            <w:pPr>
+              <w:pStyle w:val="af0"/>
+            </w:pPr>
+          </w:p>
+        </w:tc>
+        <w:tc>
+          <w:tcPr>
+            <w:tcW w:w="1336" w:type="dxa"/>
+            <w:vAlign w:val="center"/>
+          </w:tcPr>
+          <w:p>
+            <w:pPr>
+              <w:pStyle w:val="af0"/>
+            </w:pPr>
+          </w:p>
+        </w:tc>
+        <w:tc>
+          <w:tcPr>
+            <w:tcW w:w="1336" w:type="dxa"/>
+            <w:vAlign w:val="center"/>
+          </w:tcPr>
+          <w:p>
+            <w:pPr>
+              <w:pStyle w:val="af0"/>
+            </w:pPr>
+          </w:p>
+        </w:tc>
+      </w:tr>
+      <w:tr>
+        <w:trPr>
+          <w:trHeight w:val="351"/>
+          <w:jc w:val="center"/>
+        </w:trPr>
+        <w:tc>
+          <w:tcPr>
+            <w:tcW w:w="1336" w:type="dxa"/>
+            <w:vAlign w:val="center"/>
+          </w:tcPr>
+          <w:p>
+            <w:pPr>
+              <w:pStyle w:val="af0"/>
+            </w:pPr>
+          </w:p>
+        </w:tc>
+        <w:tc>
+          <w:tcPr>
+            <w:tcW w:w="1336" w:type="dxa"/>
+            <w:vAlign w:val="center"/>
+          </w:tcPr>
+          <w:p>
+            <w:pPr>
+              <w:pStyle w:val="af0"/>
+            </w:pPr>
+          </w:p>
+        </w:tc>
+        <w:tc>
+          <w:tcPr>
+            <w:tcW w:w="1336" w:type="dxa"/>
+            <w:vAlign w:val="center"/>
+          </w:tcPr>
+          <w:p>
+            <w:pPr>
+              <w:pStyle w:val="af0"/>
+            </w:pPr>
+          </w:p>
+        </w:tc>
+        <w:tc>
+          <w:tcPr>
+            <w:tcW w:w="1336" w:type="dxa"/>
+            <w:vAlign w:val="center"/>
+          </w:tcPr>
+          <w:p>
+            <w:pPr>
+              <w:pStyle w:val="af0"/>
+            </w:pPr>
+          </w:p>
+        </w:tc>
+        <w:tc>
+          <w:tcPr>
+            <w:tcW w:w="1336" w:type="dxa"/>
+            <w:vAlign w:val="center"/>
+          </w:tcPr>
+          <w:p>
+            <w:pPr>
+              <w:pStyle w:val="af0"/>
+            </w:pPr>
+          </w:p>
+        </w:tc>
+        <w:tc>
+          <w:tcPr>
+            <w:tcW w:w="1336" w:type="dxa"/>
+            <w:vAlign w:val="center"/>
+          </w:tcPr>
+          <w:p>
+            <w:pPr>
+              <w:pStyle w:val="af0"/>
+            </w:pPr>
+          </w:p>
+        </w:tc>
+        <w:tc>
+          <w:tcPr>
+            <w:tcW w:w="1336" w:type="dxa"/>
+            <w:vAlign w:val="center"/>
+          </w:tcPr>
+          <w:p>
+            <w:pPr>
+              <w:pStyle w:val="af0"/>
+            </w:pPr>
+          </w:p>
+        </w:tc>
+      </w:tr>
+      <w:tr>
+        <w:trPr>
+          <w:trHeight w:val="351"/>
+          <w:jc w:val="center"/>
+        </w:trPr>
+        <w:tc>
+          <w:tcPr>
+            <w:tcW w:w="1336" w:type="dxa"/>
+            <w:vAlign w:val="center"/>
+          </w:tcPr>
+          <w:p>
+            <w:pPr>
+              <w:pStyle w:val="af0"/>
+            </w:pPr>
+          </w:p>
+        </w:tc>
+        <w:tc>
+          <w:tcPr>
+            <w:tcW w:w="1336" w:type="dxa"/>
+            <w:vAlign w:val="center"/>
+          </w:tcPr>
+          <w:p>
+            <w:pPr>
+              <w:pStyle w:val="af0"/>
+            </w:pPr>
+          </w:p>
+        </w:tc>
+        <w:tc>
+          <w:tcPr>
+            <w:tcW w:w="1336" w:type="dxa"/>
+            <w:vAlign w:val="center"/>
+          </w:tcPr>
+          <w:p>
+            <w:pPr>
+              <w:pStyle w:val="af0"/>
+            </w:pPr>
+          </w:p>
+        </w:tc>
+        <w:tc>
+          <w:tcPr>
+            <w:tcW w:w="1336" w:type="dxa"/>
+            <w:vAlign w:val="center"/>
+          </w:tcPr>
+          <w:p>
+            <w:pPr>
+              <w:pStyle w:val="af0"/>
+            </w:pPr>
+          </w:p>
+        </w:tc>
+        <w:tc>
+          <w:tcPr>
+            <w:tcW w:w="1336" w:type="dxa"/>
+            <w:vAlign w:val="center"/>
+          </w:tcPr>
+          <w:p>
+            <w:pPr>
+              <w:pStyle w:val="af0"/>
+            </w:pPr>
+          </w:p>
+        </w:tc>
+        <w:tc>
+          <w:tcPr>
+            <w:tcW w:w="1336" w:type="dxa"/>
+            <w:vAlign w:val="center"/>
+          </w:tcPr>
+          <w:p>
+            <w:pPr>
+              <w:pStyle w:val="af0"/>
+            </w:pPr>
+          </w:p>
+        </w:tc>
+        <w:tc>
+          <w:tcPr>
+            <w:tcW w:w="1336" w:type="dxa"/>
+            <w:vAlign w:val="center"/>
+          </w:tcPr>
+          <w:p>
+            <w:pPr>
+              <w:pStyle w:val="af0"/>
+            </w:pPr>
+          </w:p>
+        </w:tc>
+      </w:tr>
+      <w:tr>
+        <w:trPr>
+          <w:trHeight w:val="351"/>
+          <w:jc w:val="center"/>
+        </w:trPr>
+        <w:tc>
+          <w:tcPr>
+            <w:tcW w:w="1336" w:type="dxa"/>
+            <w:vAlign w:val="center"/>
+          </w:tcPr>
+          <w:p>
+            <w:pPr>
+              <w:pStyle w:val="af0"/>
+            </w:pPr>
+          </w:p>
+        </w:tc>
+        <w:tc>
+          <w:tcPr>
+            <w:tcW w:w="1336" w:type="dxa"/>
+            <w:vAlign w:val="center"/>
+          </w:tcPr>
+          <w:p>
+            <w:pPr>
+              <w:pStyle w:val="af0"/>
+            </w:pPr>
+          </w:p>
+        </w:tc>
+        <w:tc>
+          <w:tcPr>
+            <w:tcW w:w="1336" w:type="dxa"/>
+            <w:vAlign w:val="center"/>
+          </w:tcPr>
+          <w:p>
+            <w:pPr>
+              <w:pStyle w:val="af0"/>
+            </w:pPr>
+          </w:p>
+        </w:tc>
+        <w:tc>
+          <w:tcPr>
+            <w:tcW w:w="1336" w:type="dxa"/>
+            <w:vAlign w:val="center"/>
+          </w:tcPr>
+          <w:p>
+            <w:pPr>
+              <w:pStyle w:val="af0"/>
+            </w:pPr>
+          </w:p>
+        </w:tc>
+        <w:tc>
+          <w:tcPr>
+            <w:tcW w:w="1336" w:type="dxa"/>
+            <w:vAlign w:val="center"/>
+          </w:tcPr>
+          <w:p>
+            <w:pPr>
+              <w:pStyle w:val="af0"/>
+            </w:pPr>
+          </w:p>
+        </w:tc>
+        <w:tc>
+          <w:tcPr>
+            <w:tcW w:w="1336" w:type="dxa"/>
+            <w:vAlign w:val="center"/>
+          </w:tcPr>
+          <w:p>
+            <w:pPr>
+              <w:pStyle w:val="af0"/>
+            </w:pPr>
+          </w:p>
+        </w:tc>
+        <w:tc>
+          <w:tcPr>
+            <w:tcW w:w="1336" w:type="dxa"/>
+            <w:vAlign w:val="center"/>
+          </w:tcPr>
+          <w:p>
+            <w:pPr>
+              <w:pStyle w:val="af0"/>
+            </w:pPr>
+          </w:p>
+        </w:tc>
+      </w:tr>
+    </w:tbl>
     <w:p/>
+    <w:p>
+      <w:pPr>
+        <w:ind w:firstLine="709"/>
+      </w:pPr>
+      <w:r>
+        <w:t xml:space="preserve">Измерение с нагрузкой 50 Ом характеризует остаточный уровень сигнала в измерительном плече, обусловленный конечной направленностью </w:t>
+      </w:r>
+      <w:proofErr w:type="spellStart"/>
+      <w:r>
+        <w:t>ответвителя</w:t>
+      </w:r>
+      <w:proofErr w:type="spellEnd"/>
+      <w:r>
+        <w:t>, рассогласованием элементов и шумом.</w:t>
+      </w:r>
+      <w:r>
+        <w:t xml:space="preserve"> Поэтому направленность</w:t>
+      </w:r>
+      <w:r>
+        <w:t xml:space="preserve"> (</w:t>
+      </w:r>
+      <w:r>
+        <w:rPr>
+          <w:lang w:val="en-US"/>
+        </w:rPr>
+        <w:t>Directivity</w:t>
+      </w:r>
+      <w:r>
+        <w:t>)</w:t>
+      </w:r>
+      <w:r>
+        <w:t>, а именно оценку, можно рассчитать следующим образом:</w:t>
+      </w:r>
+    </w:p>
+    <w:p>
+      <w:pPr>
+        <w:ind w:firstLine="709"/>
+        <w:rPr>
+          <w:i/>
+        </w:rPr>
+      </w:pPr>
+      <m:oMathPara>
+        <m:oMath>
+          <m:r>
+            <w:rPr>
+              <w:rFonts w:ascii="Cambria Math" w:hAnsi="Cambria Math"/>
+            </w:rPr>
+            <m:t>D</m:t>
+          </m:r>
+          <m:d>
+            <m:dPr>
+              <m:ctrlPr>
+                <w:rPr>
+                  <w:rFonts w:ascii="Cambria Math" w:hAnsi="Cambria Math"/>
+                  <w:i/>
+                  <w:lang w:val="en-US"/>
+                </w:rPr>
+              </m:ctrlPr>
+            </m:dPr>
+            <m:e>
+              <m:r>
+                <w:rPr>
+                  <w:rFonts w:ascii="Cambria Math" w:hAnsi="Cambria Math"/>
+                  <w:lang w:val="en-US"/>
+                </w:rPr>
+                <m:t>f</m:t>
+              </m:r>
+            </m:e>
+          </m:d>
+          <m:r>
+            <w:rPr>
+              <w:rFonts w:ascii="Cambria Math" w:hAnsi="Cambria Math"/>
+              <w:lang w:val="en-US"/>
+            </w:rPr>
+            <m:t>=</m:t>
+          </m:r>
+          <m:sSub>
+            <m:sSubPr>
+              <m:ctrlPr>
+                <w:rPr>
+                  <w:rFonts w:ascii="Cambria Math" w:hAnsi="Cambria Math"/>
+                  <w:i/>
+                  <w:lang w:val="en-US"/>
+                </w:rPr>
+              </m:ctrlPr>
+            </m:sSubPr>
+            <m:e>
+              <m:r>
+                <w:rPr>
+                  <w:rFonts w:ascii="Cambria Math" w:hAnsi="Cambria Math"/>
+                  <w:lang w:val="en-US"/>
+                </w:rPr>
+                <m:t>P</m:t>
+              </m:r>
+            </m:e>
+            <m:sub>
+              <m:r>
+                <w:rPr>
+                  <w:rFonts w:ascii="Cambria Math" w:hAnsi="Cambria Math"/>
+                </w:rPr>
+                <m:t>ХХ</m:t>
+              </m:r>
+            </m:sub>
+          </m:sSub>
+          <m:d>
+            <m:dPr>
+              <m:ctrlPr>
+                <w:rPr>
+                  <w:rFonts w:ascii="Cambria Math" w:hAnsi="Cambria Math"/>
+                  <w:i/>
+                  <w:lang w:val="en-US"/>
+                </w:rPr>
+              </m:ctrlPr>
+            </m:dPr>
+            <m:e>
+              <m:r>
+                <w:rPr>
+                  <w:rFonts w:ascii="Cambria Math" w:hAnsi="Cambria Math"/>
+                  <w:lang w:val="en-US"/>
+                </w:rPr>
+                <m:t>f</m:t>
+              </m:r>
+            </m:e>
+          </m:d>
+          <m:r>
+            <w:rPr>
+              <w:rFonts w:ascii="Cambria Math" w:hAnsi="Cambria Math"/>
+              <w:lang w:val="en-US"/>
+            </w:rPr>
+            <m:t>-</m:t>
+          </m:r>
+          <m:sSub>
+            <m:sSubPr>
+              <m:ctrlPr>
+                <w:rPr>
+                  <w:rFonts w:ascii="Cambria Math" w:hAnsi="Cambria Math"/>
+                  <w:i/>
+                  <w:lang w:val="en-US"/>
+                </w:rPr>
+              </m:ctrlPr>
+            </m:sSubPr>
+            <m:e>
+              <m:r>
+                <w:rPr>
+                  <w:rFonts w:ascii="Cambria Math" w:hAnsi="Cambria Math"/>
+                  <w:lang w:val="en-US"/>
+                </w:rPr>
+                <m:t>P</m:t>
+              </m:r>
+            </m:e>
+            <m:sub>
+              <m:r>
+                <w:rPr>
+                  <w:rFonts w:ascii="Cambria Math" w:hAnsi="Cambria Math"/>
+                </w:rPr>
+                <m:t>с.н</m:t>
+              </m:r>
+            </m:sub>
+          </m:sSub>
+          <m:r>
+            <w:rPr>
+              <w:rFonts w:ascii="Cambria Math" w:hAnsi="Cambria Math"/>
+              <w:lang w:val="en-US"/>
+            </w:rPr>
+            <m:t>(f)</m:t>
+          </m:r>
+        </m:oMath>
+      </m:oMathPara>
+    </w:p>
+    <w:p>
+      <w:pPr>
+        <w:pStyle w:val="a7"/>
+        <w:ind w:left="0" w:firstLine="708"/>
+        <w:rPr>
+          <w:b/>
+          <w:bCs/>
+          <w:color w:val="EE0000"/>
+        </w:rPr>
+      </w:pPr>
+      <w:r>
+        <w:rPr>
+          <w:color w:val="EE0000"/>
+        </w:rPr>
+        <w:t xml:space="preserve">Сравнение коэффициента отражения </w:t>
+      </w:r>
+      <w:r>
+        <w:rPr>
+          <w:color w:val="EE0000"/>
+        </w:rPr>
+        <w:t>и</w:t>
+      </w:r>
+      <w:r>
+        <w:rPr>
+          <w:color w:val="EE0000"/>
+        </w:rPr>
+        <w:t xml:space="preserve"> КСВН с </w:t>
+      </w:r>
+      <w:r>
+        <w:rPr>
+          <w:color w:val="EE0000"/>
+        </w:rPr>
+        <w:t>документацией</w:t>
+      </w:r>
+      <w:r>
+        <w:rPr>
+          <w:color w:val="EE0000"/>
+        </w:rPr>
+        <w:t>:</w:t>
+      </w:r>
+      <w:r>
+        <w:rPr>
+          <w:color w:val="EE0000"/>
+        </w:rPr>
+        <w:t xml:space="preserve"> ---</w:t>
+      </w:r>
+    </w:p>
     <w:p>
       <w:pPr>
         <w:pStyle w:val="a7"/>
@@ -12607,47 +14657,1993 @@
         </w:rPr>
       </w:pPr>
     </w:p>
+    <w:p/>
+    <w:p/>
+    <w:p>
+      <w:pPr>
+        <w:pStyle w:val="af0"/>
+        <w:keepNext/>
+      </w:pPr>
+      <w:r>
+        <w:rPr>
+          <w:noProof/>
+          <w:lang w:val="en-US"/>
+        </w:rPr>
+        <w:lastRenderedPageBreak/>
+        <w:drawing>
+          <wp:inline distT="0" distB="0" distL="0" distR="0" wp14:anchorId="09D368FC" wp14:editId="072DC4F6">
+            <wp:extent cx="5351145" cy="2607945"/>
+            <wp:effectExtent l="19050" t="19050" r="20955" b="20955"/>
+            <wp:docPr id="448167842" name="Рисунок 2"/>
+            <wp:cNvGraphicFramePr>
+              <a:graphicFrameLocks xmlns:a="http://schemas.openxmlformats.org/drawingml/2006/main" noChangeAspect="1"/>
+            </wp:cNvGraphicFramePr>
+            <a:graphic xmlns:a="http://schemas.openxmlformats.org/drawingml/2006/main">
+              <a:graphicData uri="http://schemas.openxmlformats.org/drawingml/2006/picture">
+                <pic:pic xmlns:pic="http://schemas.openxmlformats.org/drawingml/2006/picture">
+                  <pic:nvPicPr>
+                    <pic:cNvPr id="0" name="Picture 1"/>
+                    <pic:cNvPicPr>
+                      <a:picLocks noChangeAspect="1" noChangeArrowheads="1"/>
+                    </pic:cNvPicPr>
+                  </pic:nvPicPr>
+                  <pic:blipFill>
+                    <a:blip r:embed="rId17">
+                      <a:extLst>
+                        <a:ext uri="{28A0092B-C50C-407E-A947-70E740481C1C}">
+                          <a14:useLocalDpi xmlns:a14="http://schemas.microsoft.com/office/drawing/2010/main" val="0"/>
+                        </a:ext>
+                      </a:extLst>
+                    </a:blip>
+                    <a:srcRect/>
+                    <a:stretch>
+                      <a:fillRect/>
+                    </a:stretch>
+                  </pic:blipFill>
+                  <pic:spPr bwMode="auto">
+                    <a:xfrm>
+                      <a:off x="0" y="0"/>
+                      <a:ext cx="5351145" cy="2607945"/>
+                    </a:xfrm>
+                    <a:prstGeom prst="rect">
+                      <a:avLst/>
+                    </a:prstGeom>
+                    <a:noFill/>
+                    <a:ln>
+                      <a:solidFill>
+                        <a:schemeClr val="tx1"/>
+                      </a:solidFill>
+                    </a:ln>
+                  </pic:spPr>
+                </pic:pic>
+              </a:graphicData>
+            </a:graphic>
+          </wp:inline>
+        </w:drawing>
+      </w:r>
+    </w:p>
+    <w:p>
+      <w:pPr>
+        <w:pStyle w:val="af0"/>
+      </w:pPr>
+      <w:r>
+        <w:t xml:space="preserve">Рисунок </w:t>
+      </w:r>
+      <w:fldSimple w:instr=" SEQ Рисунок \* ARABIC ">
+        <w:r>
+          <w:rPr>
+            <w:noProof/>
+          </w:rPr>
+          <w:t>11</w:t>
+        </w:r>
+      </w:fldSimple>
+      <w:r>
+        <w:t xml:space="preserve"> </w:t>
+      </w:r>
+      <w:r>
+        <w:t>–</w:t>
+      </w:r>
+      <w:r>
+        <w:t xml:space="preserve"> </w:t>
+      </w:r>
+      <w:r>
+        <w:t xml:space="preserve">Частотные зависимости коэффициента отражения и направленности </w:t>
+      </w:r>
+      <w:proofErr w:type="spellStart"/>
+      <w:r>
+        <w:t>ответвителя</w:t>
+      </w:r>
+      <w:proofErr w:type="spellEnd"/>
+    </w:p>
+    <w:p>
+      <w:pPr>
+        <w:pStyle w:val="af0"/>
+        <w:keepNext/>
+      </w:pPr>
+      <w:r>
+        <w:rPr>
+          <w:noProof/>
+          <w:lang w:val="en-US"/>
+        </w:rPr>
+        <w:drawing>
+          <wp:inline distT="0" distB="0" distL="0" distR="0" wp14:anchorId="755598FF" wp14:editId="48D994BF">
+            <wp:extent cx="5327650" cy="3323590"/>
+            <wp:effectExtent l="19050" t="19050" r="25400" b="10160"/>
+            <wp:docPr id="1552922171" name="Рисунок 3"/>
+            <wp:cNvGraphicFramePr>
+              <a:graphicFrameLocks xmlns:a="http://schemas.openxmlformats.org/drawingml/2006/main" noChangeAspect="1"/>
+            </wp:cNvGraphicFramePr>
+            <a:graphic xmlns:a="http://schemas.openxmlformats.org/drawingml/2006/main">
+              <a:graphicData uri="http://schemas.openxmlformats.org/drawingml/2006/picture">
+                <pic:pic xmlns:pic="http://schemas.openxmlformats.org/drawingml/2006/picture">
+                  <pic:nvPicPr>
+                    <pic:cNvPr id="0" name="Picture 2"/>
+                    <pic:cNvPicPr>
+                      <a:picLocks noChangeAspect="1" noChangeArrowheads="1"/>
+                    </pic:cNvPicPr>
+                  </pic:nvPicPr>
+                  <pic:blipFill>
+                    <a:blip r:embed="rId18">
+                      <a:extLst>
+                        <a:ext uri="{28A0092B-C50C-407E-A947-70E740481C1C}">
+                          <a14:useLocalDpi xmlns:a14="http://schemas.microsoft.com/office/drawing/2010/main" val="0"/>
+                        </a:ext>
+                      </a:extLst>
+                    </a:blip>
+                    <a:srcRect/>
+                    <a:stretch>
+                      <a:fillRect/>
+                    </a:stretch>
+                  </pic:blipFill>
+                  <pic:spPr bwMode="auto">
+                    <a:xfrm>
+                      <a:off x="0" y="0"/>
+                      <a:ext cx="5327650" cy="3323590"/>
+                    </a:xfrm>
+                    <a:prstGeom prst="rect">
+                      <a:avLst/>
+                    </a:prstGeom>
+                    <a:noFill/>
+                    <a:ln>
+                      <a:solidFill>
+                        <a:schemeClr val="tx1"/>
+                      </a:solidFill>
+                    </a:ln>
+                  </pic:spPr>
+                </pic:pic>
+              </a:graphicData>
+            </a:graphic>
+          </wp:inline>
+        </w:drawing>
+      </w:r>
+    </w:p>
+    <w:p>
+      <w:pPr>
+        <w:pStyle w:val="af0"/>
+      </w:pPr>
+      <w:r>
+        <w:t xml:space="preserve">Рисунок </w:t>
+      </w:r>
+      <w:fldSimple w:instr=" SEQ Рисунок \* ARABIC ">
+        <w:r>
+          <w:rPr>
+            <w:noProof/>
+          </w:rPr>
+          <w:t>12</w:t>
+        </w:r>
+      </w:fldSimple>
+      <w:r>
+        <w:t xml:space="preserve"> – Частотные зависимости мощности на выходе </w:t>
+      </w:r>
+      <w:r>
+        <w:rPr>
+          <w:lang w:val="en-US"/>
+        </w:rPr>
+        <w:t>CPL</w:t>
+      </w:r>
+      <w:r>
+        <w:t xml:space="preserve"> </w:t>
+      </w:r>
+      <w:r>
+        <w:rPr>
+          <w:lang w:val="en-US"/>
+        </w:rPr>
+        <w:t>OUT</w:t>
+      </w:r>
+      <w:r>
+        <w:t xml:space="preserve"> </w:t>
+      </w:r>
+      <w:r>
+        <w:t>для ХХ, СН и фильтра</w:t>
+      </w:r>
+    </w:p>
+    <w:p/>
     <w:p>
       <w:pPr>
         <w:pStyle w:val="a7"/>
         <w:ind w:left="0"/>
         <w:rPr>
+          <w:rFonts w:eastAsiaTheme="minorEastAsia"/>
+        </w:rPr>
+      </w:pPr>
+    </w:p>
+    <w:p>
+      <w:pPr>
+        <w:ind w:firstLine="708"/>
+        <w:rPr>
+          <w:rFonts w:eastAsiaTheme="minorEastAsia"/>
+        </w:rPr>
+      </w:pPr>
+    </w:p>
+    <w:p/>
+    <w:p/>
+    <w:p>
+      <w:pPr>
+        <w:ind w:firstLine="709"/>
+      </w:pPr>
+      <w:r>
+        <w:lastRenderedPageBreak/>
+        <w:t>Подключи</w:t>
+      </w:r>
+      <w:r>
+        <w:t>м</w:t>
+      </w:r>
+      <w:r>
+        <w:t xml:space="preserve"> к выходу OUT </w:t>
+      </w:r>
+      <w:proofErr w:type="spellStart"/>
+      <w:r>
+        <w:t>ответвителя</w:t>
+      </w:r>
+      <w:proofErr w:type="spellEnd"/>
+      <w:r>
+        <w:t xml:space="preserve"> поочерёдно ненагруженные аттенюаторы 3, 6 и 10 дБ</w:t>
+      </w:r>
+      <w:r>
+        <w:t>, а также снимем</w:t>
+      </w:r>
+      <w:r>
+        <w:t xml:space="preserve"> уровни на прежней сетке частот и сравни</w:t>
+      </w:r>
+      <w:r>
+        <w:t>м</w:t>
+      </w:r>
+      <w:r>
+        <w:t xml:space="preserve"> с уровнем без аттенюатора.</w:t>
+      </w:r>
+    </w:p>
+    <w:p>
+      <w:pPr>
+        <w:ind w:firstLine="709"/>
+      </w:pPr>
+      <w:r>
+        <w:t>В идеальной согласованной модели при разомкнутой нагрузке отражённая волна дважды проходит аттенюатор</w:t>
+      </w:r>
+      <w:r>
+        <w:t>, соответственно,</w:t>
+      </w:r>
+      <w:r>
+        <w:t xml:space="preserve"> уровень отражённого сигнала уменьшается относительно ХХ на удвоенную величину ослабления:</w:t>
+      </w:r>
+    </w:p>
+    <w:p>
+      <w:pPr>
+        <w:ind w:firstLine="709"/>
+        <w:rPr>
+          <w:rFonts w:eastAsiaTheme="minorEastAsia"/>
+          <w:i/>
+        </w:rPr>
+      </w:pPr>
+      <m:oMathPara>
+        <m:oMath>
+          <m:sSub>
+            <m:sSubPr>
+              <m:ctrlPr>
+                <w:rPr>
+                  <w:rFonts w:ascii="Cambria Math" w:hAnsi="Cambria Math"/>
+                  <w:i/>
+                </w:rPr>
+              </m:ctrlPr>
+            </m:sSubPr>
+            <m:e>
+              <m:r>
+                <w:rPr>
+                  <w:rFonts w:ascii="Cambria Math" w:hAnsi="Cambria Math"/>
+                </w:rPr>
+                <m:t>Г</m:t>
+              </m:r>
+            </m:e>
+            <m:sub>
+              <m:r>
+                <w:rPr>
+                  <w:rFonts w:ascii="Cambria Math" w:hAnsi="Cambria Math"/>
+                </w:rPr>
+                <m:t>атт</m:t>
+              </m:r>
+            </m:sub>
+          </m:sSub>
+          <m:d>
+            <m:dPr>
+              <m:ctrlPr>
+                <w:rPr>
+                  <w:rFonts w:ascii="Cambria Math" w:hAnsi="Cambria Math"/>
+                  <w:i/>
+                </w:rPr>
+              </m:ctrlPr>
+            </m:dPr>
+            <m:e>
+              <m:r>
+                <w:rPr>
+                  <w:rFonts w:ascii="Cambria Math" w:hAnsi="Cambria Math"/>
+                  <w:lang w:val="en-US"/>
+                </w:rPr>
+                <m:t>f</m:t>
+              </m:r>
+              <m:ctrlPr>
+                <w:rPr>
+                  <w:rFonts w:ascii="Cambria Math" w:hAnsi="Cambria Math"/>
+                  <w:i/>
+                  <w:lang w:val="en-US"/>
+                </w:rPr>
+              </m:ctrlPr>
+            </m:e>
+          </m:d>
+          <m:r>
+            <w:rPr>
+              <w:rFonts w:ascii="Cambria Math" w:hAnsi="Cambria Math"/>
+            </w:rPr>
+            <m:t>=</m:t>
+          </m:r>
+          <m:sSub>
+            <m:sSubPr>
+              <m:ctrlPr>
+                <w:rPr>
+                  <w:rFonts w:ascii="Cambria Math" w:hAnsi="Cambria Math"/>
+                  <w:i/>
+                  <w:lang w:val="en-US"/>
+                </w:rPr>
+              </m:ctrlPr>
+            </m:sSubPr>
+            <m:e>
+              <m:r>
+                <w:rPr>
+                  <w:rFonts w:ascii="Cambria Math" w:hAnsi="Cambria Math"/>
+                  <w:lang w:val="en-US"/>
+                </w:rPr>
+                <m:t>P</m:t>
+              </m:r>
+            </m:e>
+            <m:sub>
+              <m:r>
+                <w:rPr>
+                  <w:rFonts w:ascii="Cambria Math" w:hAnsi="Cambria Math"/>
+                </w:rPr>
+                <m:t>атт</m:t>
+              </m:r>
+            </m:sub>
+          </m:sSub>
+          <m:d>
+            <m:dPr>
+              <m:ctrlPr>
+                <w:rPr>
+                  <w:rFonts w:ascii="Cambria Math" w:hAnsi="Cambria Math"/>
+                  <w:i/>
+                  <w:lang w:val="en-US"/>
+                </w:rPr>
+              </m:ctrlPr>
+            </m:dPr>
+            <m:e>
+              <m:r>
+                <w:rPr>
+                  <w:rFonts w:ascii="Cambria Math" w:hAnsi="Cambria Math"/>
+                  <w:lang w:val="en-US"/>
+                </w:rPr>
+                <m:t>f</m:t>
+              </m:r>
+            </m:e>
+          </m:d>
+          <m:r>
+            <w:rPr>
+              <w:rFonts w:ascii="Cambria Math" w:hAnsi="Cambria Math"/>
+              <w:lang w:val="en-US"/>
+            </w:rPr>
+            <m:t>-</m:t>
+          </m:r>
+          <m:sSub>
+            <m:sSubPr>
+              <m:ctrlPr>
+                <w:rPr>
+                  <w:rFonts w:ascii="Cambria Math" w:hAnsi="Cambria Math"/>
+                  <w:i/>
+                  <w:lang w:val="en-US"/>
+                </w:rPr>
+              </m:ctrlPr>
+            </m:sSubPr>
+            <m:e>
+              <m:r>
+                <w:rPr>
+                  <w:rFonts w:ascii="Cambria Math" w:hAnsi="Cambria Math"/>
+                  <w:lang w:val="en-US"/>
+                </w:rPr>
+                <m:t>P</m:t>
+              </m:r>
+            </m:e>
+            <m:sub>
+              <m:r>
+                <w:rPr>
+                  <w:rFonts w:ascii="Cambria Math" w:hAnsi="Cambria Math"/>
+                </w:rPr>
+                <m:t>ХХ</m:t>
+              </m:r>
+            </m:sub>
+          </m:sSub>
+          <m:d>
+            <m:dPr>
+              <m:ctrlPr>
+                <w:rPr>
+                  <w:rFonts w:ascii="Cambria Math" w:hAnsi="Cambria Math"/>
+                  <w:i/>
+                  <w:lang w:val="en-US"/>
+                </w:rPr>
+              </m:ctrlPr>
+            </m:dPr>
+            <m:e>
+              <m:r>
+                <w:rPr>
+                  <w:rFonts w:ascii="Cambria Math" w:hAnsi="Cambria Math"/>
+                  <w:lang w:val="en-US"/>
+                </w:rPr>
+                <m:t>f</m:t>
+              </m:r>
+            </m:e>
+          </m:d>
+          <m:r>
+            <w:rPr>
+              <w:rFonts w:ascii="Cambria Math" w:hAnsi="Cambria Math"/>
+              <w:lang w:val="en-US"/>
+            </w:rPr>
+            <m:t xml:space="preserve">=-2A </m:t>
+          </m:r>
+          <m:r>
+            <w:rPr>
+              <w:rFonts w:ascii="Cambria Math" w:hAnsi="Cambria Math"/>
+            </w:rPr>
+            <m:t>дБ,</m:t>
+          </m:r>
+        </m:oMath>
+      </m:oMathPara>
+    </w:p>
+    <w:p>
+      <w:pPr>
+        <w:rPr>
+          <w:rFonts w:eastAsiaTheme="minorEastAsia"/>
+          <w:iCs/>
+        </w:rPr>
+      </w:pPr>
+      <w:r>
+        <w:rPr>
+          <w:rFonts w:eastAsiaTheme="minorEastAsia"/>
+          <w:iCs/>
+        </w:rPr>
+        <w:t xml:space="preserve">где </w:t>
+      </w:r>
+      <m:oMath>
+        <m:r>
+          <w:rPr>
+            <w:rFonts w:ascii="Cambria Math" w:eastAsiaTheme="minorEastAsia" w:hAnsi="Cambria Math"/>
+          </w:rPr>
+          <m:t>A</m:t>
+        </m:r>
+        <m:r>
+          <w:rPr>
+            <w:rFonts w:ascii="Cambria Math" w:eastAsiaTheme="minorEastAsia" w:hAnsi="Cambria Math"/>
+            <w:lang w:val="en-US"/>
+          </w:rPr>
+          <m:t>-</m:t>
+        </m:r>
+      </m:oMath>
+      <w:r>
+        <w:rPr>
+          <w:rFonts w:eastAsiaTheme="minorEastAsia"/>
+          <w:iCs/>
+          <w:lang w:val="en-US"/>
+        </w:rPr>
+        <w:t xml:space="preserve"> </w:t>
+      </w:r>
+      <w:r>
+        <w:rPr>
+          <w:rFonts w:eastAsiaTheme="minorEastAsia"/>
+          <w:iCs/>
+        </w:rPr>
+        <w:t>ослабление аттенюатора.</w:t>
+      </w:r>
+    </w:p>
+    <w:p>
+      <w:pPr>
+        <w:pStyle w:val="af0"/>
+        <w:jc w:val="both"/>
+      </w:pPr>
+      <w:r>
+        <w:t>Таблица 3 – Измеренные мощности для различных номиналов аттенюаторов</w:t>
+      </w:r>
+    </w:p>
+    <w:tbl>
+      <w:tblPr>
+        <w:tblW w:w="0" w:type="auto"/>
+        <w:jc w:val="center"/>
+        <w:tblBorders>
+          <w:top w:val="single" w:sz="5" w:space="0" w:color="000000"/>
+          <w:left w:val="single" w:sz="5" w:space="0" w:color="000000"/>
+          <w:bottom w:val="single" w:sz="5" w:space="0" w:color="000000"/>
+          <w:right w:val="single" w:sz="5" w:space="0" w:color="000000"/>
+          <w:insideH w:val="single" w:sz="5" w:space="0" w:color="000000"/>
+          <w:insideV w:val="single" w:sz="5" w:space="0" w:color="000000"/>
+        </w:tblBorders>
+        <w:tblLook w:val="04A0" w:firstRow="1" w:lastRow="0" w:firstColumn="1" w:lastColumn="0" w:noHBand="0" w:noVBand="1"/>
+      </w:tblPr>
+      <w:tblGrid>
+        <w:gridCol w:w="1868"/>
+        <w:gridCol w:w="1868"/>
+        <w:gridCol w:w="1869"/>
+        <w:gridCol w:w="1869"/>
+        <w:gridCol w:w="1869"/>
+      </w:tblGrid>
+      <w:tr>
+        <w:trPr>
+          <w:tblHeader/>
+          <w:jc w:val="center"/>
+        </w:trPr>
+        <w:tc>
+          <w:tcPr>
+            <w:tcW w:w="1871" w:type="dxa"/>
+            <w:vAlign w:val="center"/>
+          </w:tcPr>
+          <w:p>
+            <w:pPr>
+              <w:pStyle w:val="af0"/>
+            </w:pPr>
+            <m:oMath>
+              <m:r>
+                <w:rPr>
+                  <w:rFonts w:ascii="Cambria Math" w:hAnsi="Cambria Math"/>
+                </w:rPr>
+                <m:t>f</m:t>
+              </m:r>
+            </m:oMath>
+            <w:r>
+              <w:t>, МГц</w:t>
+            </w:r>
+          </w:p>
+        </w:tc>
+        <w:tc>
+          <w:tcPr>
+            <w:tcW w:w="1871" w:type="dxa"/>
+            <w:vAlign w:val="center"/>
+          </w:tcPr>
+          <w:p>
+            <w:pPr>
+              <w:pStyle w:val="af0"/>
+            </w:pPr>
+            <m:oMath>
+              <m:sSub>
+                <m:sSubPr>
+                  <m:ctrlPr>
+                    <w:rPr>
+                      <w:rFonts w:ascii="Cambria Math" w:hAnsi="Cambria Math"/>
+                      <w:i/>
+                      <w:lang w:val="en-US"/>
+                    </w:rPr>
+                  </m:ctrlPr>
+                </m:sSubPr>
+                <m:e>
+                  <m:r>
+                    <w:rPr>
+                      <w:rFonts w:ascii="Cambria Math" w:hAnsi="Cambria Math"/>
+                    </w:rPr>
+                    <m:t>P</m:t>
+                  </m:r>
+                  <m:ctrlPr>
+                    <w:rPr>
+                      <w:rFonts w:ascii="Cambria Math" w:hAnsi="Cambria Math"/>
+                      <w:i/>
+                    </w:rPr>
+                  </m:ctrlPr>
+                </m:e>
+                <m:sub>
+                  <m:r>
+                    <w:rPr>
+                      <w:rFonts w:ascii="Cambria Math" w:hAnsi="Cambria Math"/>
+                      <w:lang w:val="en-US"/>
+                    </w:rPr>
+                    <m:t>Х</m:t>
+                  </m:r>
+                  <m:r>
+                    <w:rPr>
+                      <w:rFonts w:ascii="Cambria Math" w:hAnsi="Cambria Math"/>
+                    </w:rPr>
+                    <m:t>Х</m:t>
+                  </m:r>
+                </m:sub>
+              </m:sSub>
+            </m:oMath>
+            <w:r>
+              <w:t>, дБм</w:t>
+            </w:r>
+          </w:p>
+        </w:tc>
+        <w:tc>
+          <w:tcPr>
+            <w:tcW w:w="1871" w:type="dxa"/>
+            <w:vAlign w:val="center"/>
+          </w:tcPr>
+          <w:p>
+            <w:pPr>
+              <w:pStyle w:val="af0"/>
+            </w:pPr>
+            <m:oMath>
+              <m:sSub>
+                <m:sSubPr>
+                  <m:ctrlPr>
+                    <w:rPr>
+                      <w:rFonts w:ascii="Cambria Math" w:hAnsi="Cambria Math"/>
+                      <w:i/>
+                    </w:rPr>
+                  </m:ctrlPr>
+                </m:sSubPr>
+                <m:e>
+                  <m:r>
+                    <w:rPr>
+                      <w:rFonts w:ascii="Cambria Math" w:hAnsi="Cambria Math"/>
+                    </w:rPr>
+                    <m:t>P</m:t>
+                  </m:r>
+                </m:e>
+                <m:sub>
+                  <m:r>
+                    <w:rPr>
+                      <w:rFonts w:ascii="Cambria Math" w:hAnsi="Cambria Math"/>
+                    </w:rPr>
+                    <m:t>3дБ</m:t>
+                  </m:r>
+                </m:sub>
+              </m:sSub>
+            </m:oMath>
+            <w:r>
+              <w:t>, дБм</w:t>
+            </w:r>
+          </w:p>
+        </w:tc>
+        <w:tc>
+          <w:tcPr>
+            <w:tcW w:w="1871" w:type="dxa"/>
+            <w:vAlign w:val="center"/>
+          </w:tcPr>
+          <w:p>
+            <w:pPr>
+              <w:pStyle w:val="af0"/>
+            </w:pPr>
+            <m:oMath>
+              <m:sSub>
+                <m:sSubPr>
+                  <m:ctrlPr>
+                    <w:rPr>
+                      <w:rFonts w:ascii="Cambria Math" w:hAnsi="Cambria Math"/>
+                      <w:i/>
+                    </w:rPr>
+                  </m:ctrlPr>
+                </m:sSubPr>
+                <m:e>
+                  <m:r>
+                    <w:rPr>
+                      <w:rFonts w:ascii="Cambria Math" w:hAnsi="Cambria Math"/>
+                    </w:rPr>
+                    <m:t>P</m:t>
+                  </m:r>
+                </m:e>
+                <m:sub>
+                  <m:r>
+                    <w:rPr>
+                      <w:rFonts w:ascii="Cambria Math" w:hAnsi="Cambria Math"/>
+                    </w:rPr>
+                    <m:t>6дБ</m:t>
+                  </m:r>
+                </m:sub>
+              </m:sSub>
+            </m:oMath>
+            <w:r>
+              <w:t>, дБм</w:t>
+            </w:r>
+          </w:p>
+        </w:tc>
+        <w:tc>
+          <w:tcPr>
+            <w:tcW w:w="1871" w:type="dxa"/>
+            <w:vAlign w:val="center"/>
+          </w:tcPr>
+          <w:p>
+            <w:pPr>
+              <w:pStyle w:val="af0"/>
+            </w:pPr>
+            <m:oMath>
+              <m:sSub>
+                <m:sSubPr>
+                  <m:ctrlPr>
+                    <w:rPr>
+                      <w:rFonts w:ascii="Cambria Math" w:hAnsi="Cambria Math"/>
+                      <w:i/>
+                    </w:rPr>
+                  </m:ctrlPr>
+                </m:sSubPr>
+                <m:e>
+                  <m:r>
+                    <w:rPr>
+                      <w:rFonts w:ascii="Cambria Math" w:hAnsi="Cambria Math"/>
+                    </w:rPr>
+                    <m:t>P</m:t>
+                  </m:r>
+                </m:e>
+                <m:sub>
+                  <m:r>
+                    <w:rPr>
+                      <w:rFonts w:ascii="Cambria Math" w:hAnsi="Cambria Math"/>
+                    </w:rPr>
+                    <m:t>10дБ</m:t>
+                  </m:r>
+                </m:sub>
+              </m:sSub>
+            </m:oMath>
+            <w:r>
+              <w:t>, дБм</w:t>
+            </w:r>
+          </w:p>
+        </w:tc>
+      </w:tr>
+      <w:tr>
+        <w:trPr>
+          <w:trHeight w:val="351"/>
+          <w:jc w:val="center"/>
+        </w:trPr>
+        <w:tc>
+          <w:tcPr>
+            <w:tcW w:w="1871" w:type="dxa"/>
+            <w:vAlign w:val="center"/>
+          </w:tcPr>
+          <w:p>
+            <w:pPr>
+              <w:pStyle w:val="af0"/>
+            </w:pPr>
+          </w:p>
+        </w:tc>
+        <w:tc>
+          <w:tcPr>
+            <w:tcW w:w="1871" w:type="dxa"/>
+            <w:vAlign w:val="center"/>
+          </w:tcPr>
+          <w:p>
+            <w:pPr>
+              <w:pStyle w:val="af0"/>
+            </w:pPr>
+          </w:p>
+        </w:tc>
+        <w:tc>
+          <w:tcPr>
+            <w:tcW w:w="1871" w:type="dxa"/>
+            <w:vAlign w:val="center"/>
+          </w:tcPr>
+          <w:p>
+            <w:pPr>
+              <w:pStyle w:val="af0"/>
+            </w:pPr>
+          </w:p>
+        </w:tc>
+        <w:tc>
+          <w:tcPr>
+            <w:tcW w:w="1871" w:type="dxa"/>
+            <w:vAlign w:val="center"/>
+          </w:tcPr>
+          <w:p>
+            <w:pPr>
+              <w:pStyle w:val="af0"/>
+            </w:pPr>
+          </w:p>
+        </w:tc>
+        <w:tc>
+          <w:tcPr>
+            <w:tcW w:w="1871" w:type="dxa"/>
+            <w:vAlign w:val="center"/>
+          </w:tcPr>
+          <w:p>
+            <w:pPr>
+              <w:pStyle w:val="af0"/>
+            </w:pPr>
+          </w:p>
+        </w:tc>
+      </w:tr>
+      <w:tr>
+        <w:trPr>
+          <w:trHeight w:val="351"/>
+          <w:jc w:val="center"/>
+        </w:trPr>
+        <w:tc>
+          <w:tcPr>
+            <w:tcW w:w="1871" w:type="dxa"/>
+            <w:vAlign w:val="center"/>
+          </w:tcPr>
+          <w:p>
+            <w:pPr>
+              <w:pStyle w:val="af0"/>
+            </w:pPr>
+          </w:p>
+        </w:tc>
+        <w:tc>
+          <w:tcPr>
+            <w:tcW w:w="1871" w:type="dxa"/>
+            <w:vAlign w:val="center"/>
+          </w:tcPr>
+          <w:p>
+            <w:pPr>
+              <w:pStyle w:val="af0"/>
+            </w:pPr>
+          </w:p>
+        </w:tc>
+        <w:tc>
+          <w:tcPr>
+            <w:tcW w:w="1871" w:type="dxa"/>
+            <w:vAlign w:val="center"/>
+          </w:tcPr>
+          <w:p>
+            <w:pPr>
+              <w:pStyle w:val="af0"/>
+            </w:pPr>
+          </w:p>
+        </w:tc>
+        <w:tc>
+          <w:tcPr>
+            <w:tcW w:w="1871" w:type="dxa"/>
+            <w:vAlign w:val="center"/>
+          </w:tcPr>
+          <w:p>
+            <w:pPr>
+              <w:pStyle w:val="af0"/>
+            </w:pPr>
+          </w:p>
+        </w:tc>
+        <w:tc>
+          <w:tcPr>
+            <w:tcW w:w="1871" w:type="dxa"/>
+            <w:vAlign w:val="center"/>
+          </w:tcPr>
+          <w:p>
+            <w:pPr>
+              <w:pStyle w:val="af0"/>
+            </w:pPr>
+          </w:p>
+        </w:tc>
+      </w:tr>
+      <w:tr>
+        <w:trPr>
+          <w:trHeight w:val="351"/>
+          <w:jc w:val="center"/>
+        </w:trPr>
+        <w:tc>
+          <w:tcPr>
+            <w:tcW w:w="1871" w:type="dxa"/>
+            <w:vAlign w:val="center"/>
+          </w:tcPr>
+          <w:p>
+            <w:pPr>
+              <w:pStyle w:val="af0"/>
+            </w:pPr>
+          </w:p>
+        </w:tc>
+        <w:tc>
+          <w:tcPr>
+            <w:tcW w:w="1871" w:type="dxa"/>
+            <w:vAlign w:val="center"/>
+          </w:tcPr>
+          <w:p>
+            <w:pPr>
+              <w:pStyle w:val="af0"/>
+            </w:pPr>
+          </w:p>
+        </w:tc>
+        <w:tc>
+          <w:tcPr>
+            <w:tcW w:w="1871" w:type="dxa"/>
+            <w:vAlign w:val="center"/>
+          </w:tcPr>
+          <w:p>
+            <w:pPr>
+              <w:pStyle w:val="af0"/>
+            </w:pPr>
+          </w:p>
+        </w:tc>
+        <w:tc>
+          <w:tcPr>
+            <w:tcW w:w="1871" w:type="dxa"/>
+            <w:vAlign w:val="center"/>
+          </w:tcPr>
+          <w:p>
+            <w:pPr>
+              <w:pStyle w:val="af0"/>
+            </w:pPr>
+          </w:p>
+        </w:tc>
+        <w:tc>
+          <w:tcPr>
+            <w:tcW w:w="1871" w:type="dxa"/>
+            <w:vAlign w:val="center"/>
+          </w:tcPr>
+          <w:p>
+            <w:pPr>
+              <w:pStyle w:val="af0"/>
+            </w:pPr>
+          </w:p>
+        </w:tc>
+      </w:tr>
+      <w:tr>
+        <w:trPr>
+          <w:trHeight w:val="351"/>
+          <w:jc w:val="center"/>
+        </w:trPr>
+        <w:tc>
+          <w:tcPr>
+            <w:tcW w:w="1871" w:type="dxa"/>
+            <w:vAlign w:val="center"/>
+          </w:tcPr>
+          <w:p>
+            <w:pPr>
+              <w:pStyle w:val="af0"/>
+            </w:pPr>
+          </w:p>
+        </w:tc>
+        <w:tc>
+          <w:tcPr>
+            <w:tcW w:w="1871" w:type="dxa"/>
+            <w:vAlign w:val="center"/>
+          </w:tcPr>
+          <w:p>
+            <w:pPr>
+              <w:pStyle w:val="af0"/>
+            </w:pPr>
+          </w:p>
+        </w:tc>
+        <w:tc>
+          <w:tcPr>
+            <w:tcW w:w="1871" w:type="dxa"/>
+            <w:vAlign w:val="center"/>
+          </w:tcPr>
+          <w:p>
+            <w:pPr>
+              <w:pStyle w:val="af0"/>
+            </w:pPr>
+          </w:p>
+        </w:tc>
+        <w:tc>
+          <w:tcPr>
+            <w:tcW w:w="1871" w:type="dxa"/>
+            <w:vAlign w:val="center"/>
+          </w:tcPr>
+          <w:p>
+            <w:pPr>
+              <w:pStyle w:val="af0"/>
+            </w:pPr>
+          </w:p>
+        </w:tc>
+        <w:tc>
+          <w:tcPr>
+            <w:tcW w:w="1871" w:type="dxa"/>
+            <w:vAlign w:val="center"/>
+          </w:tcPr>
+          <w:p>
+            <w:pPr>
+              <w:pStyle w:val="af0"/>
+            </w:pPr>
+          </w:p>
+        </w:tc>
+      </w:tr>
+      <w:tr>
+        <w:trPr>
+          <w:trHeight w:val="351"/>
+          <w:jc w:val="center"/>
+        </w:trPr>
+        <w:tc>
+          <w:tcPr>
+            <w:tcW w:w="1871" w:type="dxa"/>
+            <w:vAlign w:val="center"/>
+          </w:tcPr>
+          <w:p>
+            <w:pPr>
+              <w:pStyle w:val="af0"/>
+            </w:pPr>
+          </w:p>
+        </w:tc>
+        <w:tc>
+          <w:tcPr>
+            <w:tcW w:w="1871" w:type="dxa"/>
+            <w:vAlign w:val="center"/>
+          </w:tcPr>
+          <w:p>
+            <w:pPr>
+              <w:pStyle w:val="af0"/>
+            </w:pPr>
+          </w:p>
+        </w:tc>
+        <w:tc>
+          <w:tcPr>
+            <w:tcW w:w="1871" w:type="dxa"/>
+            <w:vAlign w:val="center"/>
+          </w:tcPr>
+          <w:p>
+            <w:pPr>
+              <w:pStyle w:val="af0"/>
+            </w:pPr>
+          </w:p>
+        </w:tc>
+        <w:tc>
+          <w:tcPr>
+            <w:tcW w:w="1871" w:type="dxa"/>
+            <w:vAlign w:val="center"/>
+          </w:tcPr>
+          <w:p>
+            <w:pPr>
+              <w:pStyle w:val="af0"/>
+            </w:pPr>
+          </w:p>
+        </w:tc>
+        <w:tc>
+          <w:tcPr>
+            <w:tcW w:w="1871" w:type="dxa"/>
+            <w:vAlign w:val="center"/>
+          </w:tcPr>
+          <w:p>
+            <w:pPr>
+              <w:pStyle w:val="af0"/>
+            </w:pPr>
+          </w:p>
+        </w:tc>
+      </w:tr>
+      <w:tr>
+        <w:trPr>
+          <w:trHeight w:val="351"/>
+          <w:jc w:val="center"/>
+        </w:trPr>
+        <w:tc>
+          <w:tcPr>
+            <w:tcW w:w="1871" w:type="dxa"/>
+            <w:vAlign w:val="center"/>
+          </w:tcPr>
+          <w:p>
+            <w:pPr>
+              <w:pStyle w:val="af0"/>
+            </w:pPr>
+          </w:p>
+        </w:tc>
+        <w:tc>
+          <w:tcPr>
+            <w:tcW w:w="1871" w:type="dxa"/>
+            <w:vAlign w:val="center"/>
+          </w:tcPr>
+          <w:p>
+            <w:pPr>
+              <w:pStyle w:val="af0"/>
+            </w:pPr>
+          </w:p>
+        </w:tc>
+        <w:tc>
+          <w:tcPr>
+            <w:tcW w:w="1871" w:type="dxa"/>
+            <w:vAlign w:val="center"/>
+          </w:tcPr>
+          <w:p>
+            <w:pPr>
+              <w:pStyle w:val="af0"/>
+            </w:pPr>
+          </w:p>
+        </w:tc>
+        <w:tc>
+          <w:tcPr>
+            <w:tcW w:w="1871" w:type="dxa"/>
+            <w:vAlign w:val="center"/>
+          </w:tcPr>
+          <w:p>
+            <w:pPr>
+              <w:pStyle w:val="af0"/>
+            </w:pPr>
+          </w:p>
+        </w:tc>
+        <w:tc>
+          <w:tcPr>
+            <w:tcW w:w="1871" w:type="dxa"/>
+            <w:vAlign w:val="center"/>
+          </w:tcPr>
+          <w:p>
+            <w:pPr>
+              <w:pStyle w:val="af0"/>
+            </w:pPr>
+          </w:p>
+        </w:tc>
+      </w:tr>
+      <w:tr>
+        <w:trPr>
+          <w:trHeight w:val="351"/>
+          <w:jc w:val="center"/>
+        </w:trPr>
+        <w:tc>
+          <w:tcPr>
+            <w:tcW w:w="1871" w:type="dxa"/>
+            <w:vAlign w:val="center"/>
+          </w:tcPr>
+          <w:p>
+            <w:pPr>
+              <w:pStyle w:val="af0"/>
+            </w:pPr>
+          </w:p>
+        </w:tc>
+        <w:tc>
+          <w:tcPr>
+            <w:tcW w:w="1871" w:type="dxa"/>
+            <w:vAlign w:val="center"/>
+          </w:tcPr>
+          <w:p>
+            <w:pPr>
+              <w:pStyle w:val="af0"/>
+            </w:pPr>
+          </w:p>
+        </w:tc>
+        <w:tc>
+          <w:tcPr>
+            <w:tcW w:w="1871" w:type="dxa"/>
+            <w:vAlign w:val="center"/>
+          </w:tcPr>
+          <w:p>
+            <w:pPr>
+              <w:pStyle w:val="af0"/>
+            </w:pPr>
+          </w:p>
+        </w:tc>
+        <w:tc>
+          <w:tcPr>
+            <w:tcW w:w="1871" w:type="dxa"/>
+            <w:vAlign w:val="center"/>
+          </w:tcPr>
+          <w:p>
+            <w:pPr>
+              <w:pStyle w:val="af0"/>
+            </w:pPr>
+          </w:p>
+        </w:tc>
+        <w:tc>
+          <w:tcPr>
+            <w:tcW w:w="1871" w:type="dxa"/>
+            <w:vAlign w:val="center"/>
+          </w:tcPr>
+          <w:p>
+            <w:pPr>
+              <w:pStyle w:val="af0"/>
+            </w:pPr>
+          </w:p>
+        </w:tc>
+      </w:tr>
+      <w:tr>
+        <w:trPr>
+          <w:trHeight w:val="351"/>
+          <w:jc w:val="center"/>
+        </w:trPr>
+        <w:tc>
+          <w:tcPr>
+            <w:tcW w:w="1871" w:type="dxa"/>
+            <w:vAlign w:val="center"/>
+          </w:tcPr>
+          <w:p>
+            <w:pPr>
+              <w:pStyle w:val="af0"/>
+            </w:pPr>
+          </w:p>
+        </w:tc>
+        <w:tc>
+          <w:tcPr>
+            <w:tcW w:w="1871" w:type="dxa"/>
+            <w:vAlign w:val="center"/>
+          </w:tcPr>
+          <w:p>
+            <w:pPr>
+              <w:pStyle w:val="af0"/>
+            </w:pPr>
+          </w:p>
+        </w:tc>
+        <w:tc>
+          <w:tcPr>
+            <w:tcW w:w="1871" w:type="dxa"/>
+            <w:vAlign w:val="center"/>
+          </w:tcPr>
+          <w:p>
+            <w:pPr>
+              <w:pStyle w:val="af0"/>
+            </w:pPr>
+          </w:p>
+        </w:tc>
+        <w:tc>
+          <w:tcPr>
+            <w:tcW w:w="1871" w:type="dxa"/>
+            <w:vAlign w:val="center"/>
+          </w:tcPr>
+          <w:p>
+            <w:pPr>
+              <w:pStyle w:val="af0"/>
+            </w:pPr>
+          </w:p>
+        </w:tc>
+        <w:tc>
+          <w:tcPr>
+            <w:tcW w:w="1871" w:type="dxa"/>
+            <w:vAlign w:val="center"/>
+          </w:tcPr>
+          <w:p>
+            <w:pPr>
+              <w:pStyle w:val="af0"/>
+            </w:pPr>
+          </w:p>
+        </w:tc>
+      </w:tr>
+    </w:tbl>
+    <w:p>
+      <w:pPr>
+        <w:pStyle w:val="af0"/>
+        <w:jc w:val="both"/>
+      </w:pPr>
+    </w:p>
+    <w:p>
+      <w:r>
+        <w:tab/>
+        <w:t>Рассчитаем коэффициент отражения от ненагруженных аттенюаторов для каждой частотной точки по формуле выше и заполним таблицу.</w:t>
+      </w:r>
+    </w:p>
+    <w:p>
+      <w:pPr>
+        <w:pStyle w:val="af0"/>
+        <w:jc w:val="both"/>
+      </w:pPr>
+      <w:r>
+        <w:t>Таблица 4 – Коэффициента отражения для различных номиналов аттенюаторов</w:t>
+      </w:r>
+    </w:p>
+    <w:tbl>
+      <w:tblPr>
+        <w:tblW w:w="0" w:type="auto"/>
+        <w:jc w:val="center"/>
+        <w:tblBorders>
+          <w:top w:val="single" w:sz="5" w:space="0" w:color="000000"/>
+          <w:left w:val="single" w:sz="5" w:space="0" w:color="000000"/>
+          <w:bottom w:val="single" w:sz="5" w:space="0" w:color="000000"/>
+          <w:right w:val="single" w:sz="5" w:space="0" w:color="000000"/>
+          <w:insideH w:val="single" w:sz="5" w:space="0" w:color="000000"/>
+          <w:insideV w:val="single" w:sz="5" w:space="0" w:color="000000"/>
+        </w:tblBorders>
+        <w:tblLook w:val="04A0" w:firstRow="1" w:lastRow="0" w:firstColumn="1" w:lastColumn="0" w:noHBand="0" w:noVBand="1"/>
+      </w:tblPr>
+      <w:tblGrid>
+        <w:gridCol w:w="2335"/>
+        <w:gridCol w:w="2336"/>
+        <w:gridCol w:w="2336"/>
+        <w:gridCol w:w="2336"/>
+      </w:tblGrid>
+      <w:tr>
+        <w:trPr>
+          <w:tblHeader/>
+          <w:jc w:val="center"/>
+        </w:trPr>
+        <w:tc>
+          <w:tcPr>
+            <w:tcW w:w="2339" w:type="dxa"/>
+            <w:vAlign w:val="center"/>
+          </w:tcPr>
+          <w:p>
+            <w:pPr>
+              <w:pStyle w:val="af0"/>
+            </w:pPr>
+            <m:oMath>
+              <m:r>
+                <w:rPr>
+                  <w:rFonts w:ascii="Cambria Math" w:hAnsi="Cambria Math"/>
+                </w:rPr>
+                <m:t>f</m:t>
+              </m:r>
+            </m:oMath>
+            <w:r>
+              <w:t>, МГц</w:t>
+            </w:r>
+          </w:p>
+        </w:tc>
+        <w:tc>
+          <w:tcPr>
+            <w:tcW w:w="2339" w:type="dxa"/>
+            <w:vAlign w:val="center"/>
+          </w:tcPr>
+          <w:p>
+            <w:pPr>
+              <w:pStyle w:val="af0"/>
+            </w:pPr>
+            <m:oMath>
+              <m:sSub>
+                <m:sSubPr>
+                  <m:ctrlPr>
+                    <w:rPr>
+                      <w:rFonts w:ascii="Cambria Math" w:hAnsi="Cambria Math"/>
+                      <w:i/>
+                    </w:rPr>
+                  </m:ctrlPr>
+                </m:sSubPr>
+                <m:e>
+                  <m:r>
+                    <w:rPr>
+                      <w:rFonts w:ascii="Cambria Math" w:hAnsi="Cambria Math"/>
+                    </w:rPr>
+                    <m:t>Г</m:t>
+                  </m:r>
+                </m:e>
+                <m:sub>
+                  <m:r>
+                    <w:rPr>
+                      <w:rFonts w:ascii="Cambria Math" w:hAnsi="Cambria Math"/>
+                    </w:rPr>
+                    <m:t>3дБ</m:t>
+                  </m:r>
+                </m:sub>
+              </m:sSub>
+            </m:oMath>
+            <w:r>
+              <w:t>, дБ</w:t>
+            </w:r>
+          </w:p>
+        </w:tc>
+        <w:tc>
+          <w:tcPr>
+            <w:tcW w:w="2339" w:type="dxa"/>
+            <w:vAlign w:val="center"/>
+          </w:tcPr>
+          <w:p>
+            <w:pPr>
+              <w:pStyle w:val="af0"/>
+            </w:pPr>
+            <m:oMath>
+              <m:sSub>
+                <m:sSubPr>
+                  <m:ctrlPr>
+                    <w:rPr>
+                      <w:rFonts w:ascii="Cambria Math" w:hAnsi="Cambria Math"/>
+                      <w:i/>
+                    </w:rPr>
+                  </m:ctrlPr>
+                </m:sSubPr>
+                <m:e>
+                  <m:r>
+                    <w:rPr>
+                      <w:rFonts w:ascii="Cambria Math" w:hAnsi="Cambria Math"/>
+                    </w:rPr>
+                    <m:t>Г</m:t>
+                  </m:r>
+                </m:e>
+                <m:sub>
+                  <m:r>
+                    <w:rPr>
+                      <w:rFonts w:ascii="Cambria Math" w:hAnsi="Cambria Math"/>
+                    </w:rPr>
+                    <m:t>6дБ</m:t>
+                  </m:r>
+                </m:sub>
+              </m:sSub>
+            </m:oMath>
+            <w:r>
+              <w:t>, дБ</w:t>
+            </w:r>
+          </w:p>
+        </w:tc>
+        <w:tc>
+          <w:tcPr>
+            <w:tcW w:w="2339" w:type="dxa"/>
+            <w:vAlign w:val="center"/>
+          </w:tcPr>
+          <w:p>
+            <w:pPr>
+              <w:pStyle w:val="af0"/>
+            </w:pPr>
+            <m:oMath>
+              <m:sSub>
+                <m:sSubPr>
+                  <m:ctrlPr>
+                    <w:rPr>
+                      <w:rFonts w:ascii="Cambria Math" w:hAnsi="Cambria Math"/>
+                      <w:i/>
+                    </w:rPr>
+                  </m:ctrlPr>
+                </m:sSubPr>
+                <m:e>
+                  <m:r>
+                    <w:rPr>
+                      <w:rFonts w:ascii="Cambria Math" w:hAnsi="Cambria Math"/>
+                    </w:rPr>
+                    <m:t>Г</m:t>
+                  </m:r>
+                </m:e>
+                <m:sub>
+                  <m:r>
+                    <w:rPr>
+                      <w:rFonts w:ascii="Cambria Math" w:hAnsi="Cambria Math"/>
+                    </w:rPr>
+                    <m:t>10дБ</m:t>
+                  </m:r>
+                </m:sub>
+              </m:sSub>
+            </m:oMath>
+            <w:r>
+              <w:t>, дБ</w:t>
+            </w:r>
+          </w:p>
+        </w:tc>
+      </w:tr>
+      <w:tr>
+        <w:trPr>
+          <w:trHeight w:val="351"/>
+          <w:jc w:val="center"/>
+        </w:trPr>
+        <w:tc>
+          <w:tcPr>
+            <w:tcW w:w="2339" w:type="dxa"/>
+            <w:vAlign w:val="center"/>
+          </w:tcPr>
+          <w:p>
+            <w:pPr>
+              <w:pStyle w:val="af0"/>
+            </w:pPr>
+          </w:p>
+        </w:tc>
+        <w:tc>
+          <w:tcPr>
+            <w:tcW w:w="2339" w:type="dxa"/>
+            <w:vAlign w:val="center"/>
+          </w:tcPr>
+          <w:p>
+            <w:pPr>
+              <w:pStyle w:val="af0"/>
+            </w:pPr>
+          </w:p>
+        </w:tc>
+        <w:tc>
+          <w:tcPr>
+            <w:tcW w:w="2339" w:type="dxa"/>
+            <w:vAlign w:val="center"/>
+          </w:tcPr>
+          <w:p>
+            <w:pPr>
+              <w:pStyle w:val="af0"/>
+            </w:pPr>
+          </w:p>
+        </w:tc>
+        <w:tc>
+          <w:tcPr>
+            <w:tcW w:w="2339" w:type="dxa"/>
+            <w:vAlign w:val="center"/>
+          </w:tcPr>
+          <w:p>
+            <w:pPr>
+              <w:pStyle w:val="af0"/>
+            </w:pPr>
+          </w:p>
+        </w:tc>
+      </w:tr>
+      <w:tr>
+        <w:trPr>
+          <w:trHeight w:val="351"/>
+          <w:jc w:val="center"/>
+        </w:trPr>
+        <w:tc>
+          <w:tcPr>
+            <w:tcW w:w="2339" w:type="dxa"/>
+            <w:vAlign w:val="center"/>
+          </w:tcPr>
+          <w:p>
+            <w:pPr>
+              <w:pStyle w:val="af0"/>
+            </w:pPr>
+          </w:p>
+        </w:tc>
+        <w:tc>
+          <w:tcPr>
+            <w:tcW w:w="2339" w:type="dxa"/>
+            <w:vAlign w:val="center"/>
+          </w:tcPr>
+          <w:p>
+            <w:pPr>
+              <w:pStyle w:val="af0"/>
+            </w:pPr>
+          </w:p>
+        </w:tc>
+        <w:tc>
+          <w:tcPr>
+            <w:tcW w:w="2339" w:type="dxa"/>
+            <w:vAlign w:val="center"/>
+          </w:tcPr>
+          <w:p>
+            <w:pPr>
+              <w:pStyle w:val="af0"/>
+            </w:pPr>
+          </w:p>
+        </w:tc>
+        <w:tc>
+          <w:tcPr>
+            <w:tcW w:w="2339" w:type="dxa"/>
+            <w:vAlign w:val="center"/>
+          </w:tcPr>
+          <w:p>
+            <w:pPr>
+              <w:pStyle w:val="af0"/>
+            </w:pPr>
+          </w:p>
+        </w:tc>
+      </w:tr>
+      <w:tr>
+        <w:trPr>
+          <w:trHeight w:val="351"/>
+          <w:jc w:val="center"/>
+        </w:trPr>
+        <w:tc>
+          <w:tcPr>
+            <w:tcW w:w="2339" w:type="dxa"/>
+            <w:vAlign w:val="center"/>
+          </w:tcPr>
+          <w:p>
+            <w:pPr>
+              <w:pStyle w:val="af0"/>
+            </w:pPr>
+          </w:p>
+        </w:tc>
+        <w:tc>
+          <w:tcPr>
+            <w:tcW w:w="2339" w:type="dxa"/>
+            <w:vAlign w:val="center"/>
+          </w:tcPr>
+          <w:p>
+            <w:pPr>
+              <w:pStyle w:val="af0"/>
+            </w:pPr>
+          </w:p>
+        </w:tc>
+        <w:tc>
+          <w:tcPr>
+            <w:tcW w:w="2339" w:type="dxa"/>
+            <w:vAlign w:val="center"/>
+          </w:tcPr>
+          <w:p>
+            <w:pPr>
+              <w:pStyle w:val="af0"/>
+            </w:pPr>
+          </w:p>
+        </w:tc>
+        <w:tc>
+          <w:tcPr>
+            <w:tcW w:w="2339" w:type="dxa"/>
+            <w:vAlign w:val="center"/>
+          </w:tcPr>
+          <w:p>
+            <w:pPr>
+              <w:pStyle w:val="af0"/>
+            </w:pPr>
+          </w:p>
+        </w:tc>
+      </w:tr>
+      <w:tr>
+        <w:trPr>
+          <w:trHeight w:val="351"/>
+          <w:jc w:val="center"/>
+        </w:trPr>
+        <w:tc>
+          <w:tcPr>
+            <w:tcW w:w="2339" w:type="dxa"/>
+            <w:vAlign w:val="center"/>
+          </w:tcPr>
+          <w:p>
+            <w:pPr>
+              <w:pStyle w:val="af0"/>
+            </w:pPr>
+          </w:p>
+        </w:tc>
+        <w:tc>
+          <w:tcPr>
+            <w:tcW w:w="2339" w:type="dxa"/>
+            <w:vAlign w:val="center"/>
+          </w:tcPr>
+          <w:p>
+            <w:pPr>
+              <w:pStyle w:val="af0"/>
+            </w:pPr>
+          </w:p>
+        </w:tc>
+        <w:tc>
+          <w:tcPr>
+            <w:tcW w:w="2339" w:type="dxa"/>
+            <w:vAlign w:val="center"/>
+          </w:tcPr>
+          <w:p>
+            <w:pPr>
+              <w:pStyle w:val="af0"/>
+            </w:pPr>
+          </w:p>
+        </w:tc>
+        <w:tc>
+          <w:tcPr>
+            <w:tcW w:w="2339" w:type="dxa"/>
+            <w:vAlign w:val="center"/>
+          </w:tcPr>
+          <w:p>
+            <w:pPr>
+              <w:pStyle w:val="af0"/>
+            </w:pPr>
+          </w:p>
+        </w:tc>
+      </w:tr>
+      <w:tr>
+        <w:trPr>
+          <w:trHeight w:val="351"/>
+          <w:jc w:val="center"/>
+        </w:trPr>
+        <w:tc>
+          <w:tcPr>
+            <w:tcW w:w="2339" w:type="dxa"/>
+            <w:vAlign w:val="center"/>
+          </w:tcPr>
+          <w:p>
+            <w:pPr>
+              <w:pStyle w:val="af0"/>
+            </w:pPr>
+          </w:p>
+        </w:tc>
+        <w:tc>
+          <w:tcPr>
+            <w:tcW w:w="2339" w:type="dxa"/>
+            <w:vAlign w:val="center"/>
+          </w:tcPr>
+          <w:p>
+            <w:pPr>
+              <w:pStyle w:val="af0"/>
+            </w:pPr>
+          </w:p>
+        </w:tc>
+        <w:tc>
+          <w:tcPr>
+            <w:tcW w:w="2339" w:type="dxa"/>
+            <w:vAlign w:val="center"/>
+          </w:tcPr>
+          <w:p>
+            <w:pPr>
+              <w:pStyle w:val="af0"/>
+            </w:pPr>
+          </w:p>
+        </w:tc>
+        <w:tc>
+          <w:tcPr>
+            <w:tcW w:w="2339" w:type="dxa"/>
+            <w:vAlign w:val="center"/>
+          </w:tcPr>
+          <w:p>
+            <w:pPr>
+              <w:pStyle w:val="af0"/>
+            </w:pPr>
+          </w:p>
+        </w:tc>
+      </w:tr>
+      <w:tr>
+        <w:trPr>
+          <w:trHeight w:val="351"/>
+          <w:jc w:val="center"/>
+        </w:trPr>
+        <w:tc>
+          <w:tcPr>
+            <w:tcW w:w="2339" w:type="dxa"/>
+            <w:vAlign w:val="center"/>
+          </w:tcPr>
+          <w:p>
+            <w:pPr>
+              <w:pStyle w:val="af0"/>
+            </w:pPr>
+          </w:p>
+        </w:tc>
+        <w:tc>
+          <w:tcPr>
+            <w:tcW w:w="2339" w:type="dxa"/>
+            <w:vAlign w:val="center"/>
+          </w:tcPr>
+          <w:p>
+            <w:pPr>
+              <w:pStyle w:val="af0"/>
+            </w:pPr>
+          </w:p>
+        </w:tc>
+        <w:tc>
+          <w:tcPr>
+            <w:tcW w:w="2339" w:type="dxa"/>
+            <w:vAlign w:val="center"/>
+          </w:tcPr>
+          <w:p>
+            <w:pPr>
+              <w:pStyle w:val="af0"/>
+            </w:pPr>
+          </w:p>
+        </w:tc>
+        <w:tc>
+          <w:tcPr>
+            <w:tcW w:w="2339" w:type="dxa"/>
+            <w:vAlign w:val="center"/>
+          </w:tcPr>
+          <w:p>
+            <w:pPr>
+              <w:pStyle w:val="af0"/>
+            </w:pPr>
+          </w:p>
+        </w:tc>
+      </w:tr>
+      <w:tr>
+        <w:trPr>
+          <w:trHeight w:val="351"/>
+          <w:jc w:val="center"/>
+        </w:trPr>
+        <w:tc>
+          <w:tcPr>
+            <w:tcW w:w="2339" w:type="dxa"/>
+            <w:vAlign w:val="center"/>
+          </w:tcPr>
+          <w:p>
+            <w:pPr>
+              <w:pStyle w:val="af0"/>
+            </w:pPr>
+          </w:p>
+        </w:tc>
+        <w:tc>
+          <w:tcPr>
+            <w:tcW w:w="2339" w:type="dxa"/>
+            <w:vAlign w:val="center"/>
+          </w:tcPr>
+          <w:p>
+            <w:pPr>
+              <w:pStyle w:val="af0"/>
+            </w:pPr>
+          </w:p>
+        </w:tc>
+        <w:tc>
+          <w:tcPr>
+            <w:tcW w:w="2339" w:type="dxa"/>
+            <w:vAlign w:val="center"/>
+          </w:tcPr>
+          <w:p>
+            <w:pPr>
+              <w:pStyle w:val="af0"/>
+            </w:pPr>
+          </w:p>
+        </w:tc>
+        <w:tc>
+          <w:tcPr>
+            <w:tcW w:w="2339" w:type="dxa"/>
+            <w:vAlign w:val="center"/>
+          </w:tcPr>
+          <w:p>
+            <w:pPr>
+              <w:pStyle w:val="af0"/>
+            </w:pPr>
+          </w:p>
+        </w:tc>
+      </w:tr>
+      <w:tr>
+        <w:trPr>
+          <w:trHeight w:val="351"/>
+          <w:jc w:val="center"/>
+        </w:trPr>
+        <w:tc>
+          <w:tcPr>
+            <w:tcW w:w="2339" w:type="dxa"/>
+            <w:vAlign w:val="center"/>
+          </w:tcPr>
+          <w:p>
+            <w:pPr>
+              <w:pStyle w:val="af0"/>
+            </w:pPr>
+          </w:p>
+        </w:tc>
+        <w:tc>
+          <w:tcPr>
+            <w:tcW w:w="2339" w:type="dxa"/>
+            <w:vAlign w:val="center"/>
+          </w:tcPr>
+          <w:p>
+            <w:pPr>
+              <w:pStyle w:val="af0"/>
+            </w:pPr>
+          </w:p>
+        </w:tc>
+        <w:tc>
+          <w:tcPr>
+            <w:tcW w:w="2339" w:type="dxa"/>
+            <w:vAlign w:val="center"/>
+          </w:tcPr>
+          <w:p>
+            <w:pPr>
+              <w:pStyle w:val="af0"/>
+            </w:pPr>
+          </w:p>
+        </w:tc>
+        <w:tc>
+          <w:tcPr>
+            <w:tcW w:w="2339" w:type="dxa"/>
+            <w:vAlign w:val="center"/>
+          </w:tcPr>
+          <w:p>
+            <w:pPr>
+              <w:pStyle w:val="af0"/>
+            </w:pPr>
+          </w:p>
+        </w:tc>
+      </w:tr>
+    </w:tbl>
+    <w:p>
+      <w:pPr>
+        <w:pStyle w:val="af0"/>
+        <w:jc w:val="both"/>
+      </w:pPr>
+    </w:p>
+    <w:p>
+      <w:pPr>
+        <w:rPr>
+          <w:bCs/>
+        </w:rPr>
+      </w:pPr>
+    </w:p>
+    <w:p>
+      <w:pPr>
+        <w:pStyle w:val="af0"/>
+        <w:keepNext/>
+      </w:pPr>
+      <w:r>
+        <w:rPr>
+          <w:noProof/>
+        </w:rPr>
+        <w:drawing>
+          <wp:inline distT="0" distB="0" distL="0" distR="0" wp14:anchorId="119F51F9" wp14:editId="063D524B">
+            <wp:extent cx="5096510" cy="3601720"/>
+            <wp:effectExtent l="19050" t="19050" r="27940" b="17780"/>
+            <wp:docPr id="931126475" name="Рисунок 4"/>
+            <wp:cNvGraphicFramePr>
+              <a:graphicFrameLocks xmlns:a="http://schemas.openxmlformats.org/drawingml/2006/main" noChangeAspect="1"/>
+            </wp:cNvGraphicFramePr>
+            <a:graphic xmlns:a="http://schemas.openxmlformats.org/drawingml/2006/main">
+              <a:graphicData uri="http://schemas.openxmlformats.org/drawingml/2006/picture">
+                <pic:pic xmlns:pic="http://schemas.openxmlformats.org/drawingml/2006/picture">
+                  <pic:nvPicPr>
+                    <pic:cNvPr id="0" name="Picture 3"/>
+                    <pic:cNvPicPr>
+                      <a:picLocks noChangeAspect="1" noChangeArrowheads="1"/>
+                    </pic:cNvPicPr>
+                  </pic:nvPicPr>
+                  <pic:blipFill>
+                    <a:blip r:embed="rId19">
+                      <a:extLst>
+                        <a:ext uri="{28A0092B-C50C-407E-A947-70E740481C1C}">
+                          <a14:useLocalDpi xmlns:a14="http://schemas.microsoft.com/office/drawing/2010/main" val="0"/>
+                        </a:ext>
+                      </a:extLst>
+                    </a:blip>
+                    <a:srcRect/>
+                    <a:stretch>
+                      <a:fillRect/>
+                    </a:stretch>
+                  </pic:blipFill>
+                  <pic:spPr bwMode="auto">
+                    <a:xfrm>
+                      <a:off x="0" y="0"/>
+                      <a:ext cx="5096510" cy="3601720"/>
+                    </a:xfrm>
+                    <a:prstGeom prst="rect">
+                      <a:avLst/>
+                    </a:prstGeom>
+                    <a:noFill/>
+                    <a:ln>
+                      <a:solidFill>
+                        <a:schemeClr val="tx1"/>
+                      </a:solidFill>
+                    </a:ln>
+                  </pic:spPr>
+                </pic:pic>
+              </a:graphicData>
+            </a:graphic>
+          </wp:inline>
+        </w:drawing>
+      </w:r>
+    </w:p>
+    <w:p>
+      <w:pPr>
+        <w:pStyle w:val="af0"/>
+        <w:spacing w:after="240"/>
+      </w:pPr>
+      <w:r>
+        <w:t xml:space="preserve">Рисунок </w:t>
+      </w:r>
+      <w:fldSimple w:instr=" SEQ Рисунок \* ARABIC ">
+        <w:r>
+          <w:rPr>
+            <w:noProof/>
+          </w:rPr>
+          <w:t>13</w:t>
+        </w:r>
+      </w:fldSimple>
+      <w:r>
+        <w:t xml:space="preserve"> - Зависимости мощности </w:t>
+      </w:r>
+      <w:r>
+        <w:rPr>
+          <w:lang w:val="en-US"/>
+        </w:rPr>
+        <w:t>CPL</w:t>
+      </w:r>
+      <w:r>
+        <w:t xml:space="preserve"> </w:t>
+      </w:r>
+      <w:r>
+        <w:rPr>
+          <w:lang w:val="en-US"/>
+        </w:rPr>
+        <w:t>OUT</w:t>
+      </w:r>
+      <w:r>
+        <w:t xml:space="preserve"> </w:t>
+      </w:r>
+      <w:r>
+        <w:t>от частоты для всех рассмотренных вариантов нагрузки</w:t>
+      </w:r>
+    </w:p>
+    <w:p>
+      <w:pPr>
+        <w:rPr>
+          <w:color w:val="EE0000"/>
+        </w:rPr>
+      </w:pPr>
+      <w:r>
+        <w:tab/>
+      </w:r>
+      <w:r>
+        <w:rPr>
+          <w:color w:val="EE0000"/>
+        </w:rPr>
+        <w:t>В</w:t>
+      </w:r>
+      <w:r>
+        <w:rPr>
+          <w:color w:val="EE0000"/>
+        </w:rPr>
+        <w:t>лиянии величины аттенюатора на уровень сигнала в измерительном плече</w:t>
+      </w:r>
+      <w:r>
+        <w:rPr>
+          <w:color w:val="EE0000"/>
+        </w:rPr>
+        <w:t xml:space="preserve"> ---</w:t>
+      </w:r>
+    </w:p>
+    <w:p>
+      <w:pPr>
+        <w:jc w:val="center"/>
+        <w:rPr>
           <w:b/>
           <w:bCs/>
         </w:rPr>
       </w:pPr>
-    </w:p>
-    <w:p/>
-    <w:p/>
-    <w:p>
-      <w:pPr>
-        <w:pStyle w:val="a7"/>
-        <w:ind w:left="0"/>
-        <w:rPr>
-          <w:rFonts w:eastAsiaTheme="minorEastAsia"/>
-        </w:rPr>
-      </w:pPr>
-    </w:p>
-    <w:p>
-      <w:pPr>
-        <w:ind w:firstLine="708"/>
-        <w:rPr>
-          <w:rFonts w:eastAsiaTheme="minorEastAsia"/>
-        </w:rPr>
-      </w:pPr>
-    </w:p>
-    <w:p/>
-    <w:p/>
-    <w:p>
-      <w:pPr>
+      <w:r>
         <w:rPr>
           <w:b/>
-        </w:rPr>
-      </w:pPr>
-    </w:p>
-    <w:p/>
+          <w:bCs/>
+        </w:rPr>
+        <w:t>ВЫВОД</w:t>
+      </w:r>
+    </w:p>
     <w:sectPr>
-      <w:footerReference w:type="default" r:id="rId16"/>
+      <w:footerReference w:type="default" r:id="rId20"/>
       <w:pgSz w:w="11906" w:h="16838"/>
       <w:pgMar w:top="1134" w:right="850" w:bottom="1134" w:left="1701" w:header="708" w:footer="708" w:gutter="0"/>
       <w:cols w:space="708"/>
